--- a/day 40/consolidation dhcp nat acl.docx
+++ b/day 40/consolidation dhcp nat acl.docx
@@ -100,7 +100,7 @@
     <w:p>
       <w:r>
         <w:pict w14:anchorId="3FA37258">
-          <v:rect id="_x0000_i1145" style="width:0;height:1.5pt" o:hralign="center" o:hrstd="t" o:hr="t" fillcolor="#a0a0a0" stroked="f"/>
+          <v:rect id="_x0000_i1025" style="width:0;height:1.5pt" o:hralign="center" o:hrstd="t" o:hr="t" fillcolor="#a0a0a0" stroked="f"/>
         </w:pict>
       </w:r>
     </w:p>
@@ -417,7 +417,7 @@
     <w:p>
       <w:r>
         <w:pict w14:anchorId="7C666D23">
-          <v:rect id="_x0000_i1146" style="width:0;height:1.5pt" o:hralign="center" o:hrstd="t" o:hr="t" fillcolor="#a0a0a0" stroked="f"/>
+          <v:rect id="_x0000_i1026" style="width:0;height:1.5pt" o:hralign="center" o:hrstd="t" o:hr="t" fillcolor="#a0a0a0" stroked="f"/>
         </w:pict>
       </w:r>
     </w:p>
@@ -482,7 +482,7 @@
     <w:p>
       <w:r>
         <w:pict w14:anchorId="0075C963">
-          <v:rect id="_x0000_i1147" style="width:0;height:1.5pt" o:hralign="center" o:hrstd="t" o:hr="t" fillcolor="#a0a0a0" stroked="f"/>
+          <v:rect id="_x0000_i1027" style="width:0;height:1.5pt" o:hralign="center" o:hrstd="t" o:hr="t" fillcolor="#a0a0a0" stroked="f"/>
         </w:pict>
       </w:r>
     </w:p>
@@ -519,7 +519,7 @@
     <w:p>
       <w:r>
         <w:pict w14:anchorId="41BB7D35">
-          <v:rect id="_x0000_i1148" style="width:0;height:1.5pt" o:hralign="center" o:hrstd="t" o:hr="t" fillcolor="#a0a0a0" stroked="f"/>
+          <v:rect id="_x0000_i1028" style="width:0;height:1.5pt" o:hralign="center" o:hrstd="t" o:hr="t" fillcolor="#a0a0a0" stroked="f"/>
         </w:pict>
       </w:r>
     </w:p>
@@ -546,7 +546,7 @@
     <w:p>
       <w:r>
         <w:pict w14:anchorId="50BF3478">
-          <v:rect id="_x0000_i1149" style="width:0;height:1.5pt" o:hralign="center" o:hrstd="t" o:hr="t" fillcolor="#a0a0a0" stroked="f"/>
+          <v:rect id="_x0000_i1029" style="width:0;height:1.5pt" o:hralign="center" o:hrstd="t" o:hr="t" fillcolor="#a0a0a0" stroked="f"/>
         </w:pict>
       </w:r>
     </w:p>
@@ -574,7 +574,7 @@
     <w:p>
       <w:r>
         <w:pict w14:anchorId="524CB935">
-          <v:rect id="_x0000_i1150" style="width:0;height:1.5pt" o:hralign="center" o:hrstd="t" o:hr="t" fillcolor="#a0a0a0" stroked="f"/>
+          <v:rect id="_x0000_i1030" style="width:0;height:1.5pt" o:hralign="center" o:hrstd="t" o:hr="t" fillcolor="#a0a0a0" stroked="f"/>
         </w:pict>
       </w:r>
     </w:p>
@@ -601,7 +601,7 @@
     <w:p>
       <w:r>
         <w:pict w14:anchorId="646A0962">
-          <v:rect id="_x0000_i1151" style="width:0;height:1.5pt" o:hralign="center" o:hrstd="t" o:hr="t" fillcolor="#a0a0a0" stroked="f"/>
+          <v:rect id="_x0000_i1031" style="width:0;height:1.5pt" o:hralign="center" o:hrstd="t" o:hr="t" fillcolor="#a0a0a0" stroked="f"/>
         </w:pict>
       </w:r>
     </w:p>
@@ -679,7 +679,7 @@
     <w:p>
       <w:r>
         <w:pict w14:anchorId="52F6DA5A">
-          <v:rect id="_x0000_i1152" style="width:0;height:1.5pt" o:hralign="center" o:hrstd="t" o:hr="t" fillcolor="#a0a0a0" stroked="f"/>
+          <v:rect id="_x0000_i1032" style="width:0;height:1.5pt" o:hralign="center" o:hrstd="t" o:hr="t" fillcolor="#a0a0a0" stroked="f"/>
         </w:pict>
       </w:r>
     </w:p>
@@ -734,7 +734,7 @@
     <w:p>
       <w:r>
         <w:pict w14:anchorId="6323A228">
-          <v:rect id="_x0000_i1153" style="width:0;height:1.5pt" o:hralign="center" o:hrstd="t" o:hr="t" fillcolor="#a0a0a0" stroked="f"/>
+          <v:rect id="_x0000_i1033" style="width:0;height:1.5pt" o:hralign="center" o:hrstd="t" o:hr="t" fillcolor="#a0a0a0" stroked="f"/>
         </w:pict>
       </w:r>
     </w:p>
@@ -781,7 +781,7 @@
     <w:p>
       <w:r>
         <w:pict w14:anchorId="6910D536">
-          <v:rect id="_x0000_i1154" style="width:0;height:1.5pt" o:hralign="center" o:hrstd="t" o:hr="t" fillcolor="#a0a0a0" stroked="f"/>
+          <v:rect id="_x0000_i1034" style="width:0;height:1.5pt" o:hralign="center" o:hrstd="t" o:hr="t" fillcolor="#a0a0a0" stroked="f"/>
         </w:pict>
       </w:r>
     </w:p>
@@ -808,7 +808,7 @@
     <w:p>
       <w:r>
         <w:pict w14:anchorId="45D05C0C">
-          <v:rect id="_x0000_i1155" style="width:0;height:1.5pt" o:hralign="center" o:hrstd="t" o:hr="t" fillcolor="#a0a0a0" stroked="f"/>
+          <v:rect id="_x0000_i1035" style="width:0;height:1.5pt" o:hralign="center" o:hrstd="t" o:hr="t" fillcolor="#a0a0a0" stroked="f"/>
         </w:pict>
       </w:r>
     </w:p>
@@ -841,7 +841,7 @@
     <w:p>
       <w:r>
         <w:pict w14:anchorId="6568139F">
-          <v:rect id="_x0000_i1156" style="width:0;height:1.5pt" o:hralign="center" o:hrstd="t" o:hr="t" fillcolor="#a0a0a0" stroked="f"/>
+          <v:rect id="_x0000_i1036" style="width:0;height:1.5pt" o:hralign="center" o:hrstd="t" o:hr="t" fillcolor="#a0a0a0" stroked="f"/>
         </w:pict>
       </w:r>
     </w:p>
@@ -888,7 +888,7 @@
     <w:p>
       <w:r>
         <w:pict w14:anchorId="64C59DBD">
-          <v:rect id="_x0000_i1157" style="width:0;height:1.5pt" o:hralign="center" o:hrstd="t" o:hr="t" fillcolor="#a0a0a0" stroked="f"/>
+          <v:rect id="_x0000_i1037" style="width:0;height:1.5pt" o:hralign="center" o:hrstd="t" o:hr="t" fillcolor="#a0a0a0" stroked="f"/>
         </w:pict>
       </w:r>
     </w:p>
@@ -981,7 +981,7 @@
     <w:p>
       <w:r>
         <w:pict w14:anchorId="0C4159D8">
-          <v:rect id="_x0000_i1158" style="width:0;height:1.5pt" o:hralign="center" o:hrstd="t" o:hr="t" fillcolor="#a0a0a0" stroked="f"/>
+          <v:rect id="_x0000_i1038" style="width:0;height:1.5pt" o:hralign="center" o:hrstd="t" o:hr="t" fillcolor="#a0a0a0" stroked="f"/>
         </w:pict>
       </w:r>
     </w:p>
@@ -1033,7 +1033,7 @@
     <w:p>
       <w:r>
         <w:pict w14:anchorId="42206273">
-          <v:rect id="_x0000_i1159" style="width:0;height:1.5pt" o:hralign="center" o:hrstd="t" o:hr="t" fillcolor="#a0a0a0" stroked="f"/>
+          <v:rect id="_x0000_i1039" style="width:0;height:1.5pt" o:hralign="center" o:hrstd="t" o:hr="t" fillcolor="#a0a0a0" stroked="f"/>
         </w:pict>
       </w:r>
     </w:p>
@@ -1089,7 +1089,7 @@
     <w:p>
       <w:r>
         <w:pict w14:anchorId="6F6DAB58">
-          <v:rect id="_x0000_i1160" style="width:0;height:1.5pt" o:hralign="center" o:hrstd="t" o:hr="t" fillcolor="#a0a0a0" stroked="f"/>
+          <v:rect id="_x0000_i1040" style="width:0;height:1.5pt" o:hralign="center" o:hrstd="t" o:hr="t" fillcolor="#a0a0a0" stroked="f"/>
         </w:pict>
       </w:r>
     </w:p>
@@ -1181,7 +1181,7 @@
     <w:p>
       <w:r>
         <w:pict w14:anchorId="5D533971">
-          <v:rect id="_x0000_i1161" style="width:0;height:1.5pt" o:hralign="center" o:hrstd="t" o:hr="t" fillcolor="#a0a0a0" stroked="f"/>
+          <v:rect id="_x0000_i1041" style="width:0;height:1.5pt" o:hralign="center" o:hrstd="t" o:hr="t" fillcolor="#a0a0a0" stroked="f"/>
         </w:pict>
       </w:r>
     </w:p>
@@ -1224,7 +1224,7 @@
     <w:p>
       <w:r>
         <w:pict w14:anchorId="5CCF823C">
-          <v:rect id="_x0000_i1162" style="width:0;height:1.5pt" o:hralign="center" o:hrstd="t" o:hr="t" fillcolor="#a0a0a0" stroked="f"/>
+          <v:rect id="_x0000_i1042" style="width:0;height:1.5pt" o:hralign="center" o:hrstd="t" o:hr="t" fillcolor="#a0a0a0" stroked="f"/>
         </w:pict>
       </w:r>
     </w:p>
@@ -1251,7 +1251,7 @@
     <w:p>
       <w:r>
         <w:pict w14:anchorId="1FC41E00">
-          <v:rect id="_x0000_i1163" style="width:0;height:1.5pt" o:hralign="center" o:hrstd="t" o:hr="t" fillcolor="#a0a0a0" stroked="f"/>
+          <v:rect id="_x0000_i1043" style="width:0;height:1.5pt" o:hralign="center" o:hrstd="t" o:hr="t" fillcolor="#a0a0a0" stroked="f"/>
         </w:pict>
       </w:r>
     </w:p>
@@ -1418,7 +1418,7 @@
     <w:p>
       <w:r>
         <w:pict w14:anchorId="41BFB68C">
-          <v:rect id="_x0000_i1164" style="width:0;height:1.5pt" o:hralign="center" o:hrstd="t" o:hr="t" fillcolor="#a0a0a0" stroked="f"/>
+          <v:rect id="_x0000_i1044" style="width:0;height:1.5pt" o:hralign="center" o:hrstd="t" o:hr="t" fillcolor="#a0a0a0" stroked="f"/>
         </w:pict>
       </w:r>
     </w:p>
@@ -1980,6 +1980,4765 @@
       </w:tr>
     </w:tbl>
     <w:p/>
+    <w:p/>
+    <w:p/>
+    <w:p/>
+    <w:p/>
+    <w:p>
+      <w:pPr>
+        <w:numPr>
+          <w:ilvl w:val="0"/>
+          <w:numId w:val="7"/>
+        </w:numPr>
+        <w:rPr>
+          <w:b/>
+          <w:bCs/>
+        </w:rPr>
+      </w:pPr>
+      <w:r>
+        <w:lastRenderedPageBreak/>
+        <w:t>…….****</w:t>
+      </w:r>
+      <w:r>
+        <w:br/>
+      </w:r>
+      <w:r>
+        <w:rPr>
+          <w:rFonts w:ascii="Segoe UI Emoji" w:hAnsi="Segoe UI Emoji" w:cs="Segoe UI Emoji"/>
+          <w:b/>
+          <w:bCs/>
+        </w:rPr>
+        <w:t>🎯</w:t>
+      </w:r>
+      <w:r>
+        <w:rPr>
+          <w:b/>
+          <w:bCs/>
+        </w:rPr>
+        <w:t xml:space="preserve"> Objective</w:t>
+      </w:r>
+    </w:p>
+    <w:p>
+      <w:r>
+        <w:t>Allow multiple internal devices (Staff and IoT) to access the Internet using a limited pool of public IP addresses.</w:t>
+      </w:r>
+    </w:p>
+    <w:p>
+      <w:r>
+        <w:pict w14:anchorId="37A2EAEC">
+          <v:rect id="_x0000_i1231" style="width:0;height:1.5pt" o:hralign="center" o:hrstd="t" o:hr="t" fillcolor="#a0a0a0" stroked="f"/>
+        </w:pict>
+      </w:r>
+    </w:p>
+    <w:p>
+      <w:pPr>
+        <w:numPr>
+          <w:ilvl w:val="0"/>
+          <w:numId w:val="5"/>
+        </w:numPr>
+        <w:tabs>
+          <w:tab w:val="clear" w:pos="720"/>
+          <w:tab w:val="num" w:pos="360"/>
+        </w:tabs>
+        <w:rPr>
+          <w:b/>
+          <w:bCs/>
+        </w:rPr>
+      </w:pPr>
+      <w:r>
+        <w:rPr>
+          <w:b/>
+          <w:bCs/>
+        </w:rPr>
+        <w:t>Business Requirement</w:t>
+      </w:r>
+    </w:p>
+    <w:p>
+      <w:r>
+        <w:t>The company has:</w:t>
+      </w:r>
+    </w:p>
+    <w:p>
+      <w:pPr>
+        <w:numPr>
+          <w:ilvl w:val="0"/>
+          <w:numId w:val="10"/>
+        </w:numPr>
+      </w:pPr>
+      <w:r>
+        <w:t xml:space="preserve">Staff Network → 192.168.10.0/24 </w:t>
+      </w:r>
+    </w:p>
+    <w:p>
+      <w:pPr>
+        <w:numPr>
+          <w:ilvl w:val="0"/>
+          <w:numId w:val="10"/>
+        </w:numPr>
+      </w:pPr>
+      <w:r>
+        <w:t xml:space="preserve">IoT Network → 192.168.30.0/24 </w:t>
+      </w:r>
+    </w:p>
+    <w:p>
+      <w:r>
+        <w:t>The ISP has assigned only these public IPs:</w:t>
+      </w:r>
+    </w:p>
+    <w:p>
+      <w:r>
+        <w:t>203.0.113.10</w:t>
+      </w:r>
+    </w:p>
+    <w:p>
+      <w:r>
+        <w:t>203.0.113.11</w:t>
+      </w:r>
+    </w:p>
+    <w:p>
+      <w:r>
+        <w:t>203.0.113.12</w:t>
+      </w:r>
+    </w:p>
+    <w:p>
+      <w:r>
+        <w:t>203.0.113.13</w:t>
+      </w:r>
+    </w:p>
+    <w:p>
+      <w:r>
+        <w:t>203.0.113.14</w:t>
+      </w:r>
+    </w:p>
+    <w:p>
+      <w:r>
+        <w:t>203.0.113.15</w:t>
+      </w:r>
+    </w:p>
+    <w:p>
+      <w:r>
+        <w:t>Every internal device must share these public addresses when accessing the Internet.</w:t>
+      </w:r>
+    </w:p>
+    <w:p>
+      <w:r>
+        <w:t>Technology Required:</w:t>
+      </w:r>
+    </w:p>
+    <w:p>
+      <w:pPr>
+        <w:numPr>
+          <w:ilvl w:val="0"/>
+          <w:numId w:val="11"/>
+        </w:numPr>
+      </w:pPr>
+      <w:r>
+        <w:t xml:space="preserve">Static Route </w:t>
+      </w:r>
+    </w:p>
+    <w:p>
+      <w:pPr>
+        <w:numPr>
+          <w:ilvl w:val="0"/>
+          <w:numId w:val="11"/>
+        </w:numPr>
+      </w:pPr>
+      <w:r>
+        <w:t xml:space="preserve">NAT </w:t>
+      </w:r>
+    </w:p>
+    <w:p>
+      <w:pPr>
+        <w:numPr>
+          <w:ilvl w:val="0"/>
+          <w:numId w:val="11"/>
+        </w:numPr>
+      </w:pPr>
+      <w:r>
+        <w:t xml:space="preserve">PAT </w:t>
+      </w:r>
+    </w:p>
+    <w:p>
+      <w:pPr>
+        <w:numPr>
+          <w:ilvl w:val="0"/>
+          <w:numId w:val="11"/>
+        </w:numPr>
+      </w:pPr>
+      <w:r>
+        <w:t xml:space="preserve">Standard ACL </w:t>
+      </w:r>
+    </w:p>
+    <w:p>
+      <w:r>
+        <w:pict w14:anchorId="001B2A4B">
+          <v:rect id="_x0000_i1232" style="width:0;height:1.5pt" o:hralign="center" o:hrstd="t" o:hr="t" fillcolor="#a0a0a0" stroked="f"/>
+        </w:pict>
+      </w:r>
+    </w:p>
+    <w:p>
+      <w:pPr>
+        <w:numPr>
+          <w:ilvl w:val="0"/>
+          <w:numId w:val="5"/>
+        </w:numPr>
+        <w:tabs>
+          <w:tab w:val="clear" w:pos="720"/>
+          <w:tab w:val="num" w:pos="360"/>
+        </w:tabs>
+        <w:rPr>
+          <w:b/>
+          <w:bCs/>
+        </w:rPr>
+      </w:pPr>
+      <w:r>
+        <w:rPr>
+          <w:b/>
+          <w:bCs/>
+        </w:rPr>
+        <w:lastRenderedPageBreak/>
+        <w:t>How PAT Works</w:t>
+      </w:r>
+    </w:p>
+    <w:p>
+      <w:r>
+        <w:t xml:space="preserve">           Private Network</w:t>
+      </w:r>
+    </w:p>
+    <w:p/>
+    <w:p>
+      <w:r>
+        <w:t xml:space="preserve"> PC1      PC2       PC3</w:t>
+      </w:r>
+    </w:p>
+    <w:p>
+      <w:r>
+        <w:t xml:space="preserve"> │         │         │</w:t>
+      </w:r>
+    </w:p>
+    <w:p>
+      <w:r>
+        <w:t xml:space="preserve"> │         │         │</w:t>
+      </w:r>
+    </w:p>
+    <w:p>
+      <w:r>
+        <w:t>192.168.x.x</w:t>
+      </w:r>
+    </w:p>
+    <w:p>
+      <w:r>
+        <w:t xml:space="preserve">        │</w:t>
+      </w:r>
+    </w:p>
+    <w:p>
+      <w:r>
+        <w:t xml:space="preserve">        ▼</w:t>
+      </w:r>
+    </w:p>
+    <w:p>
+      <w:r>
+        <w:t xml:space="preserve">       Router</w:t>
+      </w:r>
+    </w:p>
+    <w:p>
+      <w:r>
+        <w:t xml:space="preserve">   NAT + PAT Engine</w:t>
+      </w:r>
+    </w:p>
+    <w:p>
+      <w:r>
+        <w:t xml:space="preserve">        │</w:t>
+      </w:r>
+    </w:p>
+    <w:p>
+      <w:r>
+        <w:t xml:space="preserve">        ▼</w:t>
+      </w:r>
+    </w:p>
+    <w:p>
+      <w:r>
+        <w:t>203.0.113.10:1001</w:t>
+      </w:r>
+    </w:p>
+    <w:p>
+      <w:r>
+        <w:t>203.0.113.10:1002</w:t>
+      </w:r>
+    </w:p>
+    <w:p>
+      <w:r>
+        <w:t>203.0.113.10:1003</w:t>
+      </w:r>
+    </w:p>
+    <w:p>
+      <w:r>
+        <w:t xml:space="preserve">        │</w:t>
+      </w:r>
+    </w:p>
+    <w:p>
+      <w:r>
+        <w:t xml:space="preserve">        ▼</w:t>
+      </w:r>
+    </w:p>
+    <w:p>
+      <w:r>
+        <w:t xml:space="preserve">      Internet</w:t>
+      </w:r>
+    </w:p>
+    <w:p>
+      <w:r>
+        <w:t>PAT keeps one translation table:</w:t>
+      </w:r>
+    </w:p>
+    <w:tbl>
+      <w:tblPr>
+        <w:tblW w:w="0" w:type="auto"/>
+        <w:tblCellSpacing w:w="15" w:type="dxa"/>
+        <w:tblCellMar>
+          <w:top w:w="15" w:type="dxa"/>
+          <w:left w:w="15" w:type="dxa"/>
+          <w:bottom w:w="15" w:type="dxa"/>
+          <w:right w:w="15" w:type="dxa"/>
+        </w:tblCellMar>
+        <w:tblLook w:val="04A0" w:firstRow="1" w:lastRow="0" w:firstColumn="1" w:lastColumn="0" w:noHBand="0" w:noVBand="1"/>
+      </w:tblPr>
+      <w:tblGrid>
+        <w:gridCol w:w="1610"/>
+        <w:gridCol w:w="1444"/>
+        <w:gridCol w:w="609"/>
+      </w:tblGrid>
+      <w:tr>
+        <w:trPr>
+          <w:tblHeader/>
+          <w:tblCellSpacing w:w="15" w:type="dxa"/>
+        </w:trPr>
+        <w:tc>
+          <w:tcPr>
+            <w:tcW w:w="0" w:type="auto"/>
+            <w:vAlign w:val="center"/>
+            <w:hideMark/>
+          </w:tcPr>
+          <w:p>
+            <w:pPr>
+              <w:rPr>
+                <w:b/>
+                <w:bCs/>
+              </w:rPr>
+            </w:pPr>
+            <w:r>
+              <w:rPr>
+                <w:b/>
+                <w:bCs/>
+              </w:rPr>
+              <w:t>Private IP</w:t>
+            </w:r>
+          </w:p>
+        </w:tc>
+        <w:tc>
+          <w:tcPr>
+            <w:tcW w:w="0" w:type="auto"/>
+            <w:vAlign w:val="center"/>
+            <w:hideMark/>
+          </w:tcPr>
+          <w:p>
+            <w:pPr>
+              <w:rPr>
+                <w:b/>
+                <w:bCs/>
+              </w:rPr>
+            </w:pPr>
+            <w:r>
+              <w:rPr>
+                <w:b/>
+                <w:bCs/>
+              </w:rPr>
+              <w:t>Public IP</w:t>
+            </w:r>
+          </w:p>
+        </w:tc>
+        <w:tc>
+          <w:tcPr>
+            <w:tcW w:w="0" w:type="auto"/>
+            <w:vAlign w:val="center"/>
+            <w:hideMark/>
+          </w:tcPr>
+          <w:p>
+            <w:pPr>
+              <w:rPr>
+                <w:b/>
+                <w:bCs/>
+              </w:rPr>
+            </w:pPr>
+            <w:r>
+              <w:rPr>
+                <w:b/>
+                <w:bCs/>
+              </w:rPr>
+              <w:t>Port</w:t>
+            </w:r>
+          </w:p>
+        </w:tc>
+      </w:tr>
+      <w:tr>
+        <w:trPr>
+          <w:tblCellSpacing w:w="15" w:type="dxa"/>
+        </w:trPr>
+        <w:tc>
+          <w:tcPr>
+            <w:tcW w:w="0" w:type="auto"/>
+            <w:vAlign w:val="center"/>
+            <w:hideMark/>
+          </w:tcPr>
+          <w:p>
+            <w:r>
+              <w:t>192.168.10.10</w:t>
+            </w:r>
+          </w:p>
+        </w:tc>
+        <w:tc>
+          <w:tcPr>
+            <w:tcW w:w="0" w:type="auto"/>
+            <w:vAlign w:val="center"/>
+            <w:hideMark/>
+          </w:tcPr>
+          <w:p>
+            <w:r>
+              <w:t>203.0.113.10</w:t>
+            </w:r>
+          </w:p>
+        </w:tc>
+        <w:tc>
+          <w:tcPr>
+            <w:tcW w:w="0" w:type="auto"/>
+            <w:vAlign w:val="center"/>
+            <w:hideMark/>
+          </w:tcPr>
+          <w:p>
+            <w:r>
+              <w:t>1025</w:t>
+            </w:r>
+          </w:p>
+        </w:tc>
+      </w:tr>
+      <w:tr>
+        <w:trPr>
+          <w:tblCellSpacing w:w="15" w:type="dxa"/>
+        </w:trPr>
+        <w:tc>
+          <w:tcPr>
+            <w:tcW w:w="0" w:type="auto"/>
+            <w:vAlign w:val="center"/>
+            <w:hideMark/>
+          </w:tcPr>
+          <w:p>
+            <w:r>
+              <w:lastRenderedPageBreak/>
+              <w:t>192.168.10.20</w:t>
+            </w:r>
+          </w:p>
+        </w:tc>
+        <w:tc>
+          <w:tcPr>
+            <w:tcW w:w="0" w:type="auto"/>
+            <w:vAlign w:val="center"/>
+            <w:hideMark/>
+          </w:tcPr>
+          <w:p>
+            <w:r>
+              <w:t>203.0.113.10</w:t>
+            </w:r>
+          </w:p>
+        </w:tc>
+        <w:tc>
+          <w:tcPr>
+            <w:tcW w:w="0" w:type="auto"/>
+            <w:vAlign w:val="center"/>
+            <w:hideMark/>
+          </w:tcPr>
+          <w:p>
+            <w:r>
+              <w:t>1026</w:t>
+            </w:r>
+          </w:p>
+        </w:tc>
+      </w:tr>
+      <w:tr>
+        <w:trPr>
+          <w:tblCellSpacing w:w="15" w:type="dxa"/>
+        </w:trPr>
+        <w:tc>
+          <w:tcPr>
+            <w:tcW w:w="0" w:type="auto"/>
+            <w:vAlign w:val="center"/>
+            <w:hideMark/>
+          </w:tcPr>
+          <w:p>
+            <w:r>
+              <w:t>192.168.30.15</w:t>
+            </w:r>
+          </w:p>
+        </w:tc>
+        <w:tc>
+          <w:tcPr>
+            <w:tcW w:w="0" w:type="auto"/>
+            <w:vAlign w:val="center"/>
+            <w:hideMark/>
+          </w:tcPr>
+          <w:p>
+            <w:r>
+              <w:t>203.0.113.10</w:t>
+            </w:r>
+          </w:p>
+        </w:tc>
+        <w:tc>
+          <w:tcPr>
+            <w:tcW w:w="0" w:type="auto"/>
+            <w:vAlign w:val="center"/>
+            <w:hideMark/>
+          </w:tcPr>
+          <w:p>
+            <w:r>
+              <w:t>1027</w:t>
+            </w:r>
+          </w:p>
+        </w:tc>
+      </w:tr>
+    </w:tbl>
+    <w:p>
+      <w:r>
+        <w:t>Instead of using a unique public IP for every device, PAT differentiates connections by TCP/UDP port numbers.</w:t>
+      </w:r>
+    </w:p>
+    <w:p>
+      <w:r>
+        <w:pict w14:anchorId="2D322875">
+          <v:rect id="_x0000_i1233" style="width:0;height:1.5pt" o:hralign="center" o:hrstd="t" o:hr="t" fillcolor="#a0a0a0" stroked="f"/>
+        </w:pict>
+      </w:r>
+    </w:p>
+    <w:p>
+      <w:pPr>
+        <w:numPr>
+          <w:ilvl w:val="0"/>
+          <w:numId w:val="5"/>
+        </w:numPr>
+        <w:tabs>
+          <w:tab w:val="clear" w:pos="720"/>
+          <w:tab w:val="num" w:pos="360"/>
+        </w:tabs>
+        <w:rPr>
+          <w:b/>
+          <w:bCs/>
+        </w:rPr>
+      </w:pPr>
+      <w:r>
+        <w:rPr>
+          <w:b/>
+          <w:bCs/>
+        </w:rPr>
+        <w:t>Step 1 – Configure a Static Default Route</w:t>
+      </w:r>
+    </w:p>
+    <w:p>
+      <w:pPr>
+        <w:rPr>
+          <w:b/>
+          <w:bCs/>
+        </w:rPr>
+      </w:pPr>
+      <w:r>
+        <w:rPr>
+          <w:b/>
+          <w:bCs/>
+        </w:rPr>
+        <w:t>Requirement</w:t>
+      </w:r>
+    </w:p>
+    <w:p>
+      <w:r>
+        <w:t>Configure a static default route pointing to the ISP gateway.</w:t>
+      </w:r>
+    </w:p>
+    <w:p>
+      <w:pPr>
+        <w:rPr>
+          <w:b/>
+          <w:bCs/>
+        </w:rPr>
+      </w:pPr>
+      <w:r>
+        <w:rPr>
+          <w:b/>
+          <w:bCs/>
+        </w:rPr>
+        <w:t>Command</w:t>
+      </w:r>
+    </w:p>
+    <w:p>
+      <w:r>
+        <w:t>ip route 0.0.0.0 0.0.0.0 192.168.12.2</w:t>
+      </w:r>
+    </w:p>
+    <w:p>
+      <w:pPr>
+        <w:rPr>
+          <w:b/>
+          <w:bCs/>
+        </w:rPr>
+      </w:pPr>
+      <w:r>
+        <w:rPr>
+          <w:b/>
+          <w:bCs/>
+        </w:rPr>
+        <w:t>Syntax</w:t>
+      </w:r>
+    </w:p>
+    <w:p>
+      <w:r>
+        <w:t>ip route</w:t>
+      </w:r>
+    </w:p>
+    <w:p>
+      <w:r>
+        <w:t>Destination</w:t>
+      </w:r>
+    </w:p>
+    <w:p>
+      <w:r>
+        <w:t>Subnet Mask</w:t>
+      </w:r>
+    </w:p>
+    <w:p>
+      <w:r>
+        <w:t>Next-Hop</w:t>
+      </w:r>
+    </w:p>
+    <w:p>
+      <w:pPr>
+        <w:rPr>
+          <w:b/>
+          <w:bCs/>
+        </w:rPr>
+      </w:pPr>
+      <w:r>
+        <w:rPr>
+          <w:b/>
+          <w:bCs/>
+        </w:rPr>
+        <w:t>Breakdown</w:t>
+      </w:r>
+    </w:p>
+    <w:p>
+      <w:r>
+        <w:t>0.0.0.0</w:t>
+      </w:r>
+    </w:p>
+    <w:p>
+      <w:r>
+        <w:t>Means</w:t>
+      </w:r>
+    </w:p>
+    <w:p>
+      <w:r>
+        <w:t>Every unknown destination.</w:t>
+      </w:r>
+    </w:p>
+    <w:p>
+      <w:r>
+        <w:t>0.0.0.0</w:t>
+      </w:r>
+    </w:p>
+    <w:p>
+      <w:r>
+        <w:t>Mask</w:t>
+      </w:r>
+    </w:p>
+    <w:p>
+      <w:r>
+        <w:t>Match every network.</w:t>
+      </w:r>
+    </w:p>
+    <w:p>
+      <w:r>
+        <w:lastRenderedPageBreak/>
+        <w:t>192.168.12.2</w:t>
+      </w:r>
+    </w:p>
+    <w:p>
+      <w:r>
+        <w:t>Next-hop router.</w:t>
+      </w:r>
+    </w:p>
+    <w:p>
+      <w:r>
+        <w:pict w14:anchorId="7846E698">
+          <v:rect id="_x0000_i1234" style="width:0;height:1.5pt" o:hralign="center" o:hrstd="t" o:hr="t" fillcolor="#a0a0a0" stroked="f"/>
+        </w:pict>
+      </w:r>
+    </w:p>
+    <w:p>
+      <w:pPr>
+        <w:rPr>
+          <w:b/>
+          <w:bCs/>
+        </w:rPr>
+      </w:pPr>
+      <w:r>
+        <w:rPr>
+          <w:b/>
+          <w:bCs/>
+        </w:rPr>
+        <w:t>Why Needed?</w:t>
+      </w:r>
+    </w:p>
+    <w:p>
+      <w:r>
+        <w:t>Without a default route</w:t>
+      </w:r>
+    </w:p>
+    <w:p>
+      <w:r>
+        <w:t>PC</w:t>
+      </w:r>
+    </w:p>
+    <w:p>
+      <w:r>
+        <w:t xml:space="preserve"> ↓</w:t>
+      </w:r>
+    </w:p>
+    <w:p>
+      <w:r>
+        <w:t>R1</w:t>
+      </w:r>
+    </w:p>
+    <w:p>
+      <w:r>
+        <w:t xml:space="preserve"> ↓</w:t>
+      </w:r>
+    </w:p>
+    <w:p>
+      <w:r>
+        <w:t>Destination = 8.8.8.8</w:t>
+      </w:r>
+    </w:p>
+    <w:p/>
+    <w:p>
+      <w:r>
+        <w:t>R1</w:t>
+      </w:r>
+    </w:p>
+    <w:p/>
+    <w:p>
+      <w:r>
+        <w:t>"I don't know where that network is."</w:t>
+      </w:r>
+    </w:p>
+    <w:p/>
+    <w:p>
+      <w:r>
+        <w:t>Drop Packet.</w:t>
+      </w:r>
+    </w:p>
+    <w:p>
+      <w:r>
+        <w:t>With a default route</w:t>
+      </w:r>
+    </w:p>
+    <w:p>
+      <w:r>
+        <w:t>Unknown Network</w:t>
+      </w:r>
+    </w:p>
+    <w:p/>
+    <w:p>
+      <w:r>
+        <w:t>↓</w:t>
+      </w:r>
+    </w:p>
+    <w:p/>
+    <w:p>
+      <w:r>
+        <w:t>Forward packet</w:t>
+      </w:r>
+    </w:p>
+    <w:p/>
+    <w:p>
+      <w:r>
+        <w:lastRenderedPageBreak/>
+        <w:t>↓</w:t>
+      </w:r>
+    </w:p>
+    <w:p/>
+    <w:p>
+      <w:r>
+        <w:t>ISP Router</w:t>
+      </w:r>
+    </w:p>
+    <w:p>
+      <w:r>
+        <w:pict w14:anchorId="5309587E">
+          <v:rect id="_x0000_i1235" style="width:0;height:1.5pt" o:hralign="center" o:hrstd="t" o:hr="t" fillcolor="#a0a0a0" stroked="f"/>
+        </w:pict>
+      </w:r>
+    </w:p>
+    <w:p>
+      <w:pPr>
+        <w:rPr>
+          <w:b/>
+          <w:bCs/>
+        </w:rPr>
+      </w:pPr>
+      <w:r>
+        <w:rPr>
+          <w:b/>
+          <w:bCs/>
+        </w:rPr>
+        <w:t>Verify</w:t>
+      </w:r>
+    </w:p>
+    <w:p>
+      <w:r>
+        <w:t>show ip route</w:t>
+      </w:r>
+    </w:p>
+    <w:p>
+      <w:r>
+        <w:t>Expected</w:t>
+      </w:r>
+    </w:p>
+    <w:p>
+      <w:r>
+        <w:t>S* 0.0.0.0/0 via 192.168.12.2</w:t>
+      </w:r>
+    </w:p>
+    <w:p>
+      <w:r>
+        <w:pict w14:anchorId="2894BC9B">
+          <v:rect id="_x0000_i1236" style="width:0;height:1.5pt" o:hralign="center" o:hrstd="t" o:hr="t" fillcolor="#a0a0a0" stroked="f"/>
+        </w:pict>
+      </w:r>
+    </w:p>
+    <w:p>
+      <w:pPr>
+        <w:numPr>
+          <w:ilvl w:val="0"/>
+          <w:numId w:val="5"/>
+        </w:numPr>
+        <w:tabs>
+          <w:tab w:val="clear" w:pos="720"/>
+          <w:tab w:val="num" w:pos="360"/>
+        </w:tabs>
+        <w:rPr>
+          <w:b/>
+          <w:bCs/>
+        </w:rPr>
+      </w:pPr>
+      <w:r>
+        <w:rPr>
+          <w:b/>
+          <w:bCs/>
+        </w:rPr>
+        <w:t>Step 2 – Define NAT Boundaries</w:t>
+      </w:r>
+    </w:p>
+    <w:p>
+      <w:r>
+        <w:t>Requirement</w:t>
+      </w:r>
+    </w:p>
+    <w:p>
+      <w:r>
+        <w:t>Which interfaces belong to:</w:t>
+      </w:r>
+    </w:p>
+    <w:p>
+      <w:r>
+        <w:t>Inside</w:t>
+      </w:r>
+    </w:p>
+    <w:p>
+      <w:r>
+        <w:t>Outside</w:t>
+      </w:r>
+    </w:p>
+    <w:p>
+      <w:r>
+        <w:pict w14:anchorId="6D14502F">
+          <v:rect id="_x0000_i1237" style="width:0;height:1.5pt" o:hralign="center" o:hrstd="t" o:hr="t" fillcolor="#a0a0a0" stroked="f"/>
+        </w:pict>
+      </w:r>
+    </w:p>
+    <w:p>
+      <w:pPr>
+        <w:numPr>
+          <w:ilvl w:val="0"/>
+          <w:numId w:val="7"/>
+        </w:numPr>
+        <w:tabs>
+          <w:tab w:val="clear" w:pos="720"/>
+          <w:tab w:val="num" w:pos="360"/>
+        </w:tabs>
+        <w:rPr>
+          <w:b/>
+          <w:bCs/>
+        </w:rPr>
+      </w:pPr>
+      <w:r>
+        <w:rPr>
+          <w:b/>
+          <w:bCs/>
+        </w:rPr>
+        <w:t>Inside</w:t>
+      </w:r>
+    </w:p>
+    <w:p>
+      <w:r>
+        <w:t>Internal LAN</w:t>
+      </w:r>
+    </w:p>
+    <w:p>
+      <w:r>
+        <w:t>interface GigabitEthernet0/0.10</w:t>
+      </w:r>
+    </w:p>
+    <w:p>
+      <w:r>
+        <w:t xml:space="preserve"> ip nat inside</w:t>
+      </w:r>
+    </w:p>
+    <w:p/>
+    <w:p>
+      <w:r>
+        <w:t>interface GigabitEthernet0/0.30</w:t>
+      </w:r>
+    </w:p>
+    <w:p>
+      <w:r>
+        <w:t xml:space="preserve"> ip nat inside</w:t>
+      </w:r>
+    </w:p>
+    <w:p>
+      <w:pPr>
+        <w:rPr>
+          <w:b/>
+          <w:bCs/>
+        </w:rPr>
+      </w:pPr>
+      <w:r>
+        <w:rPr>
+          <w:b/>
+          <w:bCs/>
+        </w:rPr>
+        <w:t>What does this command do?</w:t>
+      </w:r>
+    </w:p>
+    <w:p>
+      <w:r>
+        <w:lastRenderedPageBreak/>
+        <w:t>Marks the interface as trusted.</w:t>
+      </w:r>
+    </w:p>
+    <w:p>
+      <w:r>
+        <w:t>Traffic entering this interface is considered private.</w:t>
+      </w:r>
+    </w:p>
+    <w:p>
+      <w:r>
+        <w:pict w14:anchorId="3F551F06">
+          <v:rect id="_x0000_i1238" style="width:0;height:1.5pt" o:hralign="center" o:hrstd="t" o:hr="t" fillcolor="#a0a0a0" stroked="f"/>
+        </w:pict>
+      </w:r>
+    </w:p>
+    <w:p>
+      <w:pPr>
+        <w:numPr>
+          <w:ilvl w:val="0"/>
+          <w:numId w:val="7"/>
+        </w:numPr>
+        <w:tabs>
+          <w:tab w:val="clear" w:pos="720"/>
+          <w:tab w:val="num" w:pos="360"/>
+        </w:tabs>
+        <w:rPr>
+          <w:b/>
+          <w:bCs/>
+        </w:rPr>
+      </w:pPr>
+      <w:r>
+        <w:rPr>
+          <w:b/>
+          <w:bCs/>
+        </w:rPr>
+        <w:t>Outside</w:t>
+      </w:r>
+    </w:p>
+    <w:p>
+      <w:r>
+        <w:t>interface GigabitEthernet0/1</w:t>
+      </w:r>
+    </w:p>
+    <w:p>
+      <w:r>
+        <w:t xml:space="preserve"> ip nat outside</w:t>
+      </w:r>
+    </w:p>
+    <w:p>
+      <w:r>
+        <w:t>Marks the ISP-facing interface.</w:t>
+      </w:r>
+    </w:p>
+    <w:p>
+      <w:r>
+        <w:t>Traffic leaving this interface will be translated.</w:t>
+      </w:r>
+    </w:p>
+    <w:p>
+      <w:r>
+        <w:pict w14:anchorId="3F93FE13">
+          <v:rect id="_x0000_i1239" style="width:0;height:1.5pt" o:hralign="center" o:hrstd="t" o:hr="t" fillcolor="#a0a0a0" stroked="f"/>
+        </w:pict>
+      </w:r>
+    </w:p>
+    <w:p>
+      <w:pPr>
+        <w:rPr>
+          <w:b/>
+          <w:bCs/>
+        </w:rPr>
+      </w:pPr>
+      <w:r>
+        <w:rPr>
+          <w:b/>
+          <w:bCs/>
+        </w:rPr>
+        <w:t>Packet Flow</w:t>
+      </w:r>
+    </w:p>
+    <w:p>
+      <w:r>
+        <w:t>PC</w:t>
+      </w:r>
+    </w:p>
+    <w:p/>
+    <w:p>
+      <w:r>
+        <w:t>↓</w:t>
+      </w:r>
+    </w:p>
+    <w:p/>
+    <w:p>
+      <w:r>
+        <w:t>G0/0.10</w:t>
+      </w:r>
+    </w:p>
+    <w:p/>
+    <w:p>
+      <w:r>
+        <w:t>(Inside)</w:t>
+      </w:r>
+    </w:p>
+    <w:p/>
+    <w:p>
+      <w:r>
+        <w:t>↓</w:t>
+      </w:r>
+    </w:p>
+    <w:p/>
+    <w:p>
+      <w:r>
+        <w:t>Routing</w:t>
+      </w:r>
+    </w:p>
+    <w:p/>
+    <w:p>
+      <w:r>
+        <w:t>↓</w:t>
+      </w:r>
+    </w:p>
+    <w:p/>
+    <w:p>
+      <w:r>
+        <w:t>NAT</w:t>
+      </w:r>
+    </w:p>
+    <w:p/>
+    <w:p>
+      <w:r>
+        <w:t>↓</w:t>
+      </w:r>
+    </w:p>
+    <w:p/>
+    <w:p>
+      <w:r>
+        <w:t>G0/1</w:t>
+      </w:r>
+    </w:p>
+    <w:p/>
+    <w:p>
+      <w:r>
+        <w:t>(Outside)</w:t>
+      </w:r>
+    </w:p>
+    <w:p/>
+    <w:p>
+      <w:r>
+        <w:t>↓</w:t>
+      </w:r>
+    </w:p>
+    <w:p/>
+    <w:p>
+      <w:r>
+        <w:t>Internet</w:t>
+      </w:r>
+    </w:p>
+    <w:p>
+      <w:r>
+        <w:pict w14:anchorId="2B86F106">
+          <v:rect id="_x0000_i1240" style="width:0;height:1.5pt" o:hralign="center" o:hrstd="t" o:hr="t" fillcolor="#a0a0a0" stroked="f"/>
+        </w:pict>
+      </w:r>
+    </w:p>
+    <w:p>
+      <w:pPr>
+        <w:rPr>
+          <w:b/>
+          <w:bCs/>
+        </w:rPr>
+      </w:pPr>
+      <w:r>
+        <w:rPr>
+          <w:b/>
+          <w:bCs/>
+        </w:rPr>
+        <w:t>Verify</w:t>
+      </w:r>
+    </w:p>
+    <w:p>
+      <w:r>
+        <w:t>show running-config interface g0/0.10</w:t>
+      </w:r>
+    </w:p>
+    <w:p/>
+    <w:p>
+      <w:r>
+        <w:t>show running-config interface g0/1</w:t>
+      </w:r>
+    </w:p>
+    <w:p>
+      <w:r>
+        <w:pict w14:anchorId="72D95003">
+          <v:rect id="_x0000_i1241" style="width:0;height:1.5pt" o:hralign="center" o:hrstd="t" o:hr="t" fillcolor="#a0a0a0" stroked="f"/>
+        </w:pict>
+      </w:r>
+    </w:p>
+    <w:p>
+      <w:pPr>
+        <w:numPr>
+          <w:ilvl w:val="0"/>
+          <w:numId w:val="5"/>
+        </w:numPr>
+        <w:tabs>
+          <w:tab w:val="clear" w:pos="720"/>
+          <w:tab w:val="num" w:pos="360"/>
+        </w:tabs>
+        <w:rPr>
+          <w:b/>
+          <w:bCs/>
+        </w:rPr>
+      </w:pPr>
+      <w:r>
+        <w:rPr>
+          <w:b/>
+          <w:bCs/>
+        </w:rPr>
+        <w:t>Step 3 – Configure the NAT ACL</w:t>
+      </w:r>
+    </w:p>
+    <w:p>
+      <w:r>
+        <w:t>Requirement</w:t>
+      </w:r>
+    </w:p>
+    <w:p>
+      <w:r>
+        <w:t>Translate ONLY</w:t>
+      </w:r>
+    </w:p>
+    <w:p>
+      <w:r>
+        <w:t>192.168.10.0/24</w:t>
+      </w:r>
+    </w:p>
+    <w:p/>
+    <w:p>
+      <w:r>
+        <w:lastRenderedPageBreak/>
+        <w:t>192.168.30.0/24</w:t>
+      </w:r>
+    </w:p>
+    <w:p>
+      <w:r>
+        <w:pict w14:anchorId="15DF8551">
+          <v:rect id="_x0000_i1242" style="width:0;height:1.5pt" o:hralign="center" o:hrstd="t" o:hr="t" fillcolor="#a0a0a0" stroked="f"/>
+        </w:pict>
+      </w:r>
+    </w:p>
+    <w:p>
+      <w:pPr>
+        <w:rPr>
+          <w:b/>
+          <w:bCs/>
+        </w:rPr>
+      </w:pPr>
+      <w:r>
+        <w:rPr>
+          <w:b/>
+          <w:bCs/>
+        </w:rPr>
+        <w:t>Command</w:t>
+      </w:r>
+    </w:p>
+    <w:p>
+      <w:r>
+        <w:t>access-list 10 permit 192.168.10.0 0.0.0.255</w:t>
+      </w:r>
+    </w:p>
+    <w:p/>
+    <w:p>
+      <w:r>
+        <w:t>access-list 10 permit 192.168.30.0 0.0.0.255</w:t>
+      </w:r>
+    </w:p>
+    <w:p>
+      <w:r>
+        <w:pict w14:anchorId="3B0A4294">
+          <v:rect id="_x0000_i1243" style="width:0;height:1.5pt" o:hralign="center" o:hrstd="t" o:hr="t" fillcolor="#a0a0a0" stroked="f"/>
+        </w:pict>
+      </w:r>
+    </w:p>
+    <w:p>
+      <w:pPr>
+        <w:rPr>
+          <w:b/>
+          <w:bCs/>
+        </w:rPr>
+      </w:pPr>
+      <w:r>
+        <w:rPr>
+          <w:b/>
+          <w:bCs/>
+        </w:rPr>
+        <w:t>Why a Standard ACL?</w:t>
+      </w:r>
+    </w:p>
+    <w:p>
+      <w:r>
+        <w:t>NAT only needs to know</w:t>
+      </w:r>
+    </w:p>
+    <w:p>
+      <w:r>
+        <w:t>Which SOURCE addresses should be translated.</w:t>
+      </w:r>
+    </w:p>
+    <w:p>
+      <w:r>
+        <w:t>It does NOT care about:</w:t>
+      </w:r>
+    </w:p>
+    <w:p>
+      <w:pPr>
+        <w:numPr>
+          <w:ilvl w:val="0"/>
+          <w:numId w:val="12"/>
+        </w:numPr>
+      </w:pPr>
+      <w:r>
+        <w:t xml:space="preserve">Destination </w:t>
+      </w:r>
+    </w:p>
+    <w:p>
+      <w:pPr>
+        <w:numPr>
+          <w:ilvl w:val="0"/>
+          <w:numId w:val="12"/>
+        </w:numPr>
+      </w:pPr>
+      <w:r>
+        <w:t xml:space="preserve">TCP </w:t>
+      </w:r>
+    </w:p>
+    <w:p>
+      <w:pPr>
+        <w:numPr>
+          <w:ilvl w:val="0"/>
+          <w:numId w:val="12"/>
+        </w:numPr>
+      </w:pPr>
+      <w:r>
+        <w:t xml:space="preserve">UDP </w:t>
+      </w:r>
+    </w:p>
+    <w:p>
+      <w:pPr>
+        <w:numPr>
+          <w:ilvl w:val="0"/>
+          <w:numId w:val="12"/>
+        </w:numPr>
+      </w:pPr>
+      <w:r>
+        <w:t xml:space="preserve">Ports </w:t>
+      </w:r>
+    </w:p>
+    <w:p>
+      <w:r>
+        <w:t xml:space="preserve">That's why a </w:t>
+      </w:r>
+      <w:r>
+        <w:rPr>
+          <w:b/>
+          <w:bCs/>
+        </w:rPr>
+        <w:t>Standard ACL</w:t>
+      </w:r>
+      <w:r>
+        <w:t xml:space="preserve"> is sufficient.</w:t>
+      </w:r>
+    </w:p>
+    <w:p>
+      <w:r>
+        <w:pict w14:anchorId="13A8EC8E">
+          <v:rect id="_x0000_i1244" style="width:0;height:1.5pt" o:hralign="center" o:hrstd="t" o:hr="t" fillcolor="#a0a0a0" stroked="f"/>
+        </w:pict>
+      </w:r>
+    </w:p>
+    <w:p>
+      <w:pPr>
+        <w:rPr>
+          <w:b/>
+          <w:bCs/>
+        </w:rPr>
+      </w:pPr>
+      <w:r>
+        <w:rPr>
+          <w:b/>
+          <w:bCs/>
+        </w:rPr>
+        <w:t>Wildcard</w:t>
+      </w:r>
+    </w:p>
+    <w:p>
+      <w:r>
+        <w:t>0.0.0.255</w:t>
+      </w:r>
+    </w:p>
+    <w:p>
+      <w:r>
+        <w:t>Means</w:t>
+      </w:r>
+    </w:p>
+    <w:p>
+      <w:r>
+        <w:t>192.168.10.x</w:t>
+      </w:r>
+    </w:p>
+    <w:p>
+      <w:r>
+        <w:pict w14:anchorId="5287AD52">
+          <v:rect id="_x0000_i1245" style="width:0;height:1.5pt" o:hralign="center" o:hrstd="t" o:hr="t" fillcolor="#a0a0a0" stroked="f"/>
+        </w:pict>
+      </w:r>
+    </w:p>
+    <w:p>
+      <w:pPr>
+        <w:rPr>
+          <w:b/>
+          <w:bCs/>
+        </w:rPr>
+      </w:pPr>
+      <w:r>
+        <w:rPr>
+          <w:b/>
+          <w:bCs/>
+        </w:rPr>
+        <w:t>Packet Flow</w:t>
+      </w:r>
+    </w:p>
+    <w:p>
+      <w:r>
+        <w:lastRenderedPageBreak/>
+        <w:t>Packet arrives</w:t>
+      </w:r>
+    </w:p>
+    <w:p/>
+    <w:p>
+      <w:r>
+        <w:t>↓</w:t>
+      </w:r>
+    </w:p>
+    <w:p/>
+    <w:p>
+      <w:r>
+        <w:t>ACL 10</w:t>
+      </w:r>
+    </w:p>
+    <w:p/>
+    <w:p>
+      <w:r>
+        <w:t>↓</w:t>
+      </w:r>
+    </w:p>
+    <w:p/>
+    <w:p>
+      <w:r>
+        <w:t>Source = 192.168.10.25</w:t>
+      </w:r>
+    </w:p>
+    <w:p/>
+    <w:p>
+      <w:r>
+        <w:t>↓</w:t>
+      </w:r>
+    </w:p>
+    <w:p/>
+    <w:p>
+      <w:r>
+        <w:t>Permit</w:t>
+      </w:r>
+    </w:p>
+    <w:p/>
+    <w:p>
+      <w:r>
+        <w:t>↓</w:t>
+      </w:r>
+    </w:p>
+    <w:p/>
+    <w:p>
+      <w:r>
+        <w:t>Translate</w:t>
+      </w:r>
+    </w:p>
+    <w:p>
+      <w:r>
+        <w:pict w14:anchorId="3A11034C">
+          <v:rect id="_x0000_i1246" style="width:0;height:1.5pt" o:hralign="center" o:hrstd="t" o:hr="t" fillcolor="#a0a0a0" stroked="f"/>
+        </w:pict>
+      </w:r>
+    </w:p>
+    <w:p>
+      <w:pPr>
+        <w:rPr>
+          <w:b/>
+          <w:bCs/>
+        </w:rPr>
+      </w:pPr>
+      <w:r>
+        <w:rPr>
+          <w:b/>
+          <w:bCs/>
+        </w:rPr>
+        <w:t>Verify</w:t>
+      </w:r>
+    </w:p>
+    <w:p>
+      <w:r>
+        <w:t>show access-lists</w:t>
+      </w:r>
+    </w:p>
+    <w:p>
+      <w:r>
+        <w:t>Expected</w:t>
+      </w:r>
+    </w:p>
+    <w:p>
+      <w:r>
+        <w:t>Standard IP access list 10</w:t>
+      </w:r>
+    </w:p>
+    <w:p/>
+    <w:p>
+      <w:r>
+        <w:lastRenderedPageBreak/>
+        <w:t>permit 192.168.10.0</w:t>
+      </w:r>
+    </w:p>
+    <w:p/>
+    <w:p>
+      <w:r>
+        <w:t>permit 192.168.30.0</w:t>
+      </w:r>
+    </w:p>
+    <w:p>
+      <w:r>
+        <w:pict w14:anchorId="39B852A7">
+          <v:rect id="_x0000_i1247" style="width:0;height:1.5pt" o:hralign="center" o:hrstd="t" o:hr="t" fillcolor="#a0a0a0" stroked="f"/>
+        </w:pict>
+      </w:r>
+    </w:p>
+    <w:p>
+      <w:pPr>
+        <w:numPr>
+          <w:ilvl w:val="0"/>
+          <w:numId w:val="5"/>
+        </w:numPr>
+        <w:tabs>
+          <w:tab w:val="clear" w:pos="720"/>
+          <w:tab w:val="num" w:pos="360"/>
+        </w:tabs>
+        <w:rPr>
+          <w:b/>
+          <w:bCs/>
+        </w:rPr>
+      </w:pPr>
+      <w:r>
+        <w:rPr>
+          <w:b/>
+          <w:bCs/>
+        </w:rPr>
+        <w:t>Step 4 – Create the Public NAT Pool</w:t>
+      </w:r>
+    </w:p>
+    <w:p>
+      <w:r>
+        <w:t>Requirement</w:t>
+      </w:r>
+    </w:p>
+    <w:p>
+      <w:r>
+        <w:t>203.0.113.10</w:t>
+      </w:r>
+    </w:p>
+    <w:p/>
+    <w:p>
+      <w:r>
+        <w:t>↓</w:t>
+      </w:r>
+    </w:p>
+    <w:p/>
+    <w:p>
+      <w:r>
+        <w:t>203.0.113.15</w:t>
+      </w:r>
+    </w:p>
+    <w:p>
+      <w:r>
+        <w:pict w14:anchorId="6F47948D">
+          <v:rect id="_x0000_i1248" style="width:0;height:1.5pt" o:hralign="center" o:hrstd="t" o:hr="t" fillcolor="#a0a0a0" stroked="f"/>
+        </w:pict>
+      </w:r>
+    </w:p>
+    <w:p>
+      <w:pPr>
+        <w:rPr>
+          <w:b/>
+          <w:bCs/>
+        </w:rPr>
+      </w:pPr>
+      <w:r>
+        <w:rPr>
+          <w:b/>
+          <w:bCs/>
+        </w:rPr>
+        <w:t>Command</w:t>
+      </w:r>
+    </w:p>
+    <w:p>
+      <w:r>
+        <w:t>ip nat pool PUBLIC_NAT 203.0.113.10 203.0.113.15 netmask 255.255.255.248</w:t>
+      </w:r>
+    </w:p>
+    <w:p>
+      <w:r>
+        <w:pict w14:anchorId="281AD4CB">
+          <v:rect id="_x0000_i1249" style="width:0;height:1.5pt" o:hralign="center" o:hrstd="t" o:hr="t" fillcolor="#a0a0a0" stroked="f"/>
+        </w:pict>
+      </w:r>
+    </w:p>
+    <w:p>
+      <w:pPr>
+        <w:rPr>
+          <w:b/>
+          <w:bCs/>
+        </w:rPr>
+      </w:pPr>
+      <w:r>
+        <w:rPr>
+          <w:b/>
+          <w:bCs/>
+        </w:rPr>
+        <w:t>Breakdown</w:t>
+      </w:r>
+    </w:p>
+    <w:p>
+      <w:r>
+        <w:t>PUBLIC_NAT</w:t>
+      </w:r>
+    </w:p>
+    <w:p>
+      <w:r>
+        <w:t>Pool Name</w:t>
+      </w:r>
+    </w:p>
+    <w:p>
+      <w:r>
+        <w:t>203.0.113.10</w:t>
+      </w:r>
+    </w:p>
+    <w:p>
+      <w:r>
+        <w:t>First Public IP</w:t>
+      </w:r>
+    </w:p>
+    <w:p>
+      <w:r>
+        <w:t>203.0.113.15</w:t>
+      </w:r>
+    </w:p>
+    <w:p>
+      <w:r>
+        <w:t>Last Public IP</w:t>
+      </w:r>
+    </w:p>
+    <w:p>
+      <w:r>
+        <w:t>255.255.255.248</w:t>
+      </w:r>
+    </w:p>
+    <w:p>
+      <w:r>
+        <w:lastRenderedPageBreak/>
+        <w:t>Pool subnet mask</w:t>
+      </w:r>
+    </w:p>
+    <w:p>
+      <w:r>
+        <w:pict w14:anchorId="2862350E">
+          <v:rect id="_x0000_i1250" style="width:0;height:1.5pt" o:hralign="center" o:hrstd="t" o:hr="t" fillcolor="#a0a0a0" stroked="f"/>
+        </w:pict>
+      </w:r>
+    </w:p>
+    <w:p>
+      <w:pPr>
+        <w:rPr>
+          <w:b/>
+          <w:bCs/>
+        </w:rPr>
+      </w:pPr>
+      <w:r>
+        <w:rPr>
+          <w:b/>
+          <w:bCs/>
+        </w:rPr>
+        <w:t>Why Needed?</w:t>
+      </w:r>
+    </w:p>
+    <w:p>
+      <w:r>
+        <w:t>Router needs a set of public addresses it can assign during translation.</w:t>
+      </w:r>
+    </w:p>
+    <w:p>
+      <w:r>
+        <w:pict w14:anchorId="5A9A3499">
+          <v:rect id="_x0000_i1251" style="width:0;height:1.5pt" o:hralign="center" o:hrstd="t" o:hr="t" fillcolor="#a0a0a0" stroked="f"/>
+        </w:pict>
+      </w:r>
+    </w:p>
+    <w:p>
+      <w:pPr>
+        <w:numPr>
+          <w:ilvl w:val="0"/>
+          <w:numId w:val="5"/>
+        </w:numPr>
+        <w:tabs>
+          <w:tab w:val="clear" w:pos="720"/>
+          <w:tab w:val="num" w:pos="360"/>
+        </w:tabs>
+        <w:rPr>
+          <w:b/>
+          <w:bCs/>
+        </w:rPr>
+      </w:pPr>
+      <w:r>
+        <w:rPr>
+          <w:b/>
+          <w:bCs/>
+        </w:rPr>
+        <w:t>Step 5 – Enable PAT</w:t>
+      </w:r>
+    </w:p>
+    <w:p>
+      <w:r>
+        <w:t>Requirement</w:t>
+      </w:r>
+    </w:p>
+    <w:p>
+      <w:r>
+        <w:t>Bind ACL 10 to PUBLIC_NAT</w:t>
+      </w:r>
+    </w:p>
+    <w:p>
+      <w:r>
+        <w:pict w14:anchorId="68E0BB9A">
+          <v:rect id="_x0000_i1252" style="width:0;height:1.5pt" o:hralign="center" o:hrstd="t" o:hr="t" fillcolor="#a0a0a0" stroked="f"/>
+        </w:pict>
+      </w:r>
+    </w:p>
+    <w:p>
+      <w:pPr>
+        <w:rPr>
+          <w:b/>
+          <w:bCs/>
+        </w:rPr>
+      </w:pPr>
+      <w:r>
+        <w:rPr>
+          <w:b/>
+          <w:bCs/>
+        </w:rPr>
+        <w:t>Command</w:t>
+      </w:r>
+    </w:p>
+    <w:p>
+      <w:r>
+        <w:t>ip nat inside source list 10 pool PUBLIC_NAT overload</w:t>
+      </w:r>
+    </w:p>
+    <w:p>
+      <w:r>
+        <w:pict w14:anchorId="108A03FA">
+          <v:rect id="_x0000_i1253" style="width:0;height:1.5pt" o:hralign="center" o:hrstd="t" o:hr="t" fillcolor="#a0a0a0" stroked="f"/>
+        </w:pict>
+      </w:r>
+    </w:p>
+    <w:p>
+      <w:pPr>
+        <w:numPr>
+          <w:ilvl w:val="0"/>
+          <w:numId w:val="7"/>
+        </w:numPr>
+        <w:tabs>
+          <w:tab w:val="clear" w:pos="720"/>
+          <w:tab w:val="num" w:pos="360"/>
+        </w:tabs>
+        <w:rPr>
+          <w:b/>
+          <w:bCs/>
+        </w:rPr>
+      </w:pPr>
+      <w:r>
+        <w:rPr>
+          <w:b/>
+          <w:bCs/>
+        </w:rPr>
+        <w:t>Breakdown</w:t>
+      </w:r>
+    </w:p>
+    <w:p>
+      <w:pPr>
+        <w:rPr>
+          <w:b/>
+          <w:bCs/>
+        </w:rPr>
+      </w:pPr>
+      <w:r>
+        <w:rPr>
+          <w:b/>
+          <w:bCs/>
+        </w:rPr>
+        <w:t>ip nat</w:t>
+      </w:r>
+    </w:p>
+    <w:p>
+      <w:r>
+        <w:t>Configure NAT.</w:t>
+      </w:r>
+    </w:p>
+    <w:p>
+      <w:r>
+        <w:pict w14:anchorId="19C7390E">
+          <v:rect id="_x0000_i1254" style="width:0;height:1.5pt" o:hralign="center" o:hrstd="t" o:hr="t" fillcolor="#a0a0a0" stroked="f"/>
+        </w:pict>
+      </w:r>
+    </w:p>
+    <w:p>
+      <w:pPr>
+        <w:rPr>
+          <w:b/>
+          <w:bCs/>
+        </w:rPr>
+      </w:pPr>
+      <w:r>
+        <w:rPr>
+          <w:b/>
+          <w:bCs/>
+        </w:rPr>
+        <w:t>inside</w:t>
+      </w:r>
+    </w:p>
+    <w:p>
+      <w:r>
+        <w:t>Traffic originates from inside.</w:t>
+      </w:r>
+    </w:p>
+    <w:p>
+      <w:r>
+        <w:pict w14:anchorId="0AE4A083">
+          <v:rect id="_x0000_i1255" style="width:0;height:1.5pt" o:hralign="center" o:hrstd="t" o:hr="t" fillcolor="#a0a0a0" stroked="f"/>
+        </w:pict>
+      </w:r>
+    </w:p>
+    <w:p>
+      <w:pPr>
+        <w:rPr>
+          <w:b/>
+          <w:bCs/>
+        </w:rPr>
+      </w:pPr>
+      <w:r>
+        <w:rPr>
+          <w:b/>
+          <w:bCs/>
+        </w:rPr>
+        <w:t>source</w:t>
+      </w:r>
+    </w:p>
+    <w:p>
+      <w:r>
+        <w:t>Translate the source IP.</w:t>
+      </w:r>
+    </w:p>
+    <w:p>
+      <w:r>
+        <w:pict w14:anchorId="7FEE6D92">
+          <v:rect id="_x0000_i1256" style="width:0;height:1.5pt" o:hralign="center" o:hrstd="t" o:hr="t" fillcolor="#a0a0a0" stroked="f"/>
+        </w:pict>
+      </w:r>
+    </w:p>
+    <w:p>
+      <w:pPr>
+        <w:rPr>
+          <w:b/>
+          <w:bCs/>
+        </w:rPr>
+      </w:pPr>
+      <w:r>
+        <w:rPr>
+          <w:b/>
+          <w:bCs/>
+        </w:rPr>
+        <w:t>list 10</w:t>
+      </w:r>
+    </w:p>
+    <w:p>
+      <w:r>
+        <w:lastRenderedPageBreak/>
+        <w:t>Match ACL 10.</w:t>
+      </w:r>
+    </w:p>
+    <w:p>
+      <w:r>
+        <w:t>Only those networks will be translated.</w:t>
+      </w:r>
+    </w:p>
+    <w:p>
+      <w:r>
+        <w:pict w14:anchorId="78EE6BC7">
+          <v:rect id="_x0000_i1257" style="width:0;height:1.5pt" o:hralign="center" o:hrstd="t" o:hr="t" fillcolor="#a0a0a0" stroked="f"/>
+        </w:pict>
+      </w:r>
+    </w:p>
+    <w:p>
+      <w:pPr>
+        <w:rPr>
+          <w:b/>
+          <w:bCs/>
+        </w:rPr>
+      </w:pPr>
+      <w:r>
+        <w:rPr>
+          <w:b/>
+          <w:bCs/>
+        </w:rPr>
+        <w:t>pool PUBLIC_NAT</w:t>
+      </w:r>
+    </w:p>
+    <w:p>
+      <w:r>
+        <w:t>Use this public IP pool.</w:t>
+      </w:r>
+    </w:p>
+    <w:p>
+      <w:r>
+        <w:pict w14:anchorId="6DA9A74D">
+          <v:rect id="_x0000_i1258" style="width:0;height:1.5pt" o:hralign="center" o:hrstd="t" o:hr="t" fillcolor="#a0a0a0" stroked="f"/>
+        </w:pict>
+      </w:r>
+    </w:p>
+    <w:p>
+      <w:pPr>
+        <w:rPr>
+          <w:b/>
+          <w:bCs/>
+        </w:rPr>
+      </w:pPr>
+      <w:r>
+        <w:rPr>
+          <w:b/>
+          <w:bCs/>
+        </w:rPr>
+        <w:t>overload</w:t>
+      </w:r>
+    </w:p>
+    <w:p>
+      <w:r>
+        <w:t>Enable PAT.</w:t>
+      </w:r>
+    </w:p>
+    <w:p>
+      <w:r>
+        <w:t>Without overload, each internal device would consume one public IP (dynamic NAT).</w:t>
+      </w:r>
+    </w:p>
+    <w:p>
+      <w:r>
+        <w:t>With overload, many internal devices can share the same public IP(s) by using different source ports.</w:t>
+      </w:r>
+    </w:p>
+    <w:p>
+      <w:r>
+        <w:pict w14:anchorId="20843879">
+          <v:rect id="_x0000_i1259" style="width:0;height:1.5pt" o:hralign="center" o:hrstd="t" o:hr="t" fillcolor="#a0a0a0" stroked="f"/>
+        </w:pict>
+      </w:r>
+    </w:p>
+    <w:p>
+      <w:pPr>
+        <w:rPr>
+          <w:b/>
+          <w:bCs/>
+        </w:rPr>
+      </w:pPr>
+      <w:r>
+        <w:rPr>
+          <w:b/>
+          <w:bCs/>
+        </w:rPr>
+        <w:t>Packet Flow</w:t>
+      </w:r>
+    </w:p>
+    <w:p>
+      <w:r>
+        <w:t>192.168.10.10</w:t>
+      </w:r>
+    </w:p>
+    <w:p/>
+    <w:p>
+      <w:r>
+        <w:t>↓</w:t>
+      </w:r>
+    </w:p>
+    <w:p/>
+    <w:p>
+      <w:r>
+        <w:t>ACL 10</w:t>
+      </w:r>
+    </w:p>
+    <w:p/>
+    <w:p>
+      <w:r>
+        <w:t>↓</w:t>
+      </w:r>
+    </w:p>
+    <w:p/>
+    <w:p>
+      <w:r>
+        <w:t>Match</w:t>
+      </w:r>
+    </w:p>
+    <w:p/>
+    <w:p>
+      <w:r>
+        <w:lastRenderedPageBreak/>
+        <w:t>↓</w:t>
+      </w:r>
+    </w:p>
+    <w:p/>
+    <w:p>
+      <w:r>
+        <w:t>NAT Pool</w:t>
+      </w:r>
+    </w:p>
+    <w:p/>
+    <w:p>
+      <w:r>
+        <w:t>↓</w:t>
+      </w:r>
+    </w:p>
+    <w:p/>
+    <w:p>
+      <w:r>
+        <w:t>203.0.113.10</w:t>
+      </w:r>
+    </w:p>
+    <w:p/>
+    <w:p>
+      <w:r>
+        <w:t>↓</w:t>
+      </w:r>
+    </w:p>
+    <w:p/>
+    <w:p>
+      <w:r>
+        <w:t>PAT</w:t>
+      </w:r>
+    </w:p>
+    <w:p/>
+    <w:p>
+      <w:r>
+        <w:t>↓</w:t>
+      </w:r>
+    </w:p>
+    <w:p/>
+    <w:p>
+      <w:r>
+        <w:t>Port 1025</w:t>
+      </w:r>
+    </w:p>
+    <w:p/>
+    <w:p>
+      <w:r>
+        <w:t>↓</w:t>
+      </w:r>
+    </w:p>
+    <w:p/>
+    <w:p>
+      <w:r>
+        <w:t>Internet</w:t>
+      </w:r>
+    </w:p>
+    <w:p>
+      <w:r>
+        <w:pict w14:anchorId="0B774B68">
+          <v:rect id="_x0000_i1260" style="width:0;height:1.5pt" o:hralign="center" o:hrstd="t" o:hr="t" fillcolor="#a0a0a0" stroked="f"/>
+        </w:pict>
+      </w:r>
+    </w:p>
+    <w:p>
+      <w:pPr>
+        <w:numPr>
+          <w:ilvl w:val="0"/>
+          <w:numId w:val="5"/>
+        </w:numPr>
+        <w:tabs>
+          <w:tab w:val="clear" w:pos="720"/>
+          <w:tab w:val="num" w:pos="360"/>
+        </w:tabs>
+        <w:rPr>
+          <w:b/>
+          <w:bCs/>
+        </w:rPr>
+      </w:pPr>
+      <w:r>
+        <w:rPr>
+          <w:b/>
+          <w:bCs/>
+        </w:rPr>
+        <w:t>Verification Commands</w:t>
+      </w:r>
+    </w:p>
+    <w:p>
+      <w:r>
+        <w:t>show ip nat translations</w:t>
+      </w:r>
+    </w:p>
+    <w:p/>
+    <w:p>
+      <w:r>
+        <w:lastRenderedPageBreak/>
+        <w:t>show ip nat statistics</w:t>
+      </w:r>
+    </w:p>
+    <w:p/>
+    <w:p>
+      <w:r>
+        <w:t>show access-lists</w:t>
+      </w:r>
+    </w:p>
+    <w:p/>
+    <w:p>
+      <w:r>
+        <w:t>show ip route</w:t>
+      </w:r>
+    </w:p>
+    <w:p>
+      <w:r>
+        <w:pict w14:anchorId="7A949943">
+          <v:rect id="_x0000_i1261" style="width:0;height:1.5pt" o:hralign="center" o:hrstd="t" o:hr="t" fillcolor="#a0a0a0" stroked="f"/>
+        </w:pict>
+      </w:r>
+    </w:p>
+    <w:p>
+      <w:pPr>
+        <w:numPr>
+          <w:ilvl w:val="0"/>
+          <w:numId w:val="5"/>
+        </w:numPr>
+        <w:tabs>
+          <w:tab w:val="clear" w:pos="720"/>
+          <w:tab w:val="num" w:pos="360"/>
+        </w:tabs>
+        <w:rPr>
+          <w:b/>
+          <w:bCs/>
+        </w:rPr>
+      </w:pPr>
+      <w:r>
+        <w:rPr>
+          <w:b/>
+          <w:bCs/>
+        </w:rPr>
+        <w:t>Troubleshooting Checklist</w:t>
+      </w:r>
+    </w:p>
+    <w:p>
+      <w:pPr>
+        <w:numPr>
+          <w:ilvl w:val="0"/>
+          <w:numId w:val="13"/>
+        </w:numPr>
+      </w:pPr>
+      <w:r>
+        <w:t>Is the default route configured?</w:t>
+      </w:r>
+    </w:p>
+    <w:p>
+      <w:r>
+        <w:t>show ip route</w:t>
+      </w:r>
+    </w:p>
+    <w:p>
+      <w:pPr>
+        <w:numPr>
+          <w:ilvl w:val="0"/>
+          <w:numId w:val="13"/>
+        </w:numPr>
+      </w:pPr>
+      <w:r>
+        <w:t>Are the correct interfaces marked as ip nat inside and ip nat outside?</w:t>
+      </w:r>
+    </w:p>
+    <w:p>
+      <w:pPr>
+        <w:numPr>
+          <w:ilvl w:val="0"/>
+          <w:numId w:val="13"/>
+        </w:numPr>
+      </w:pPr>
+      <w:r>
+        <w:t>show running-config interface g0/0.10</w:t>
+      </w:r>
+    </w:p>
+    <w:p>
+      <w:r>
+        <w:t>show running-config interface g0/1</w:t>
+      </w:r>
+    </w:p>
+    <w:p>
+      <w:pPr>
+        <w:numPr>
+          <w:ilvl w:val="0"/>
+          <w:numId w:val="13"/>
+        </w:numPr>
+      </w:pPr>
+      <w:r>
+        <w:t>Does ACL 10 include all internal networks?</w:t>
+      </w:r>
+    </w:p>
+    <w:p>
+      <w:r>
+        <w:t>show access-lists</w:t>
+      </w:r>
+    </w:p>
+    <w:p>
+      <w:pPr>
+        <w:numPr>
+          <w:ilvl w:val="0"/>
+          <w:numId w:val="13"/>
+        </w:numPr>
+      </w:pPr>
+      <w:r>
+        <w:t>Is the NAT pool configured correctly?</w:t>
+      </w:r>
+    </w:p>
+    <w:p>
+      <w:r>
+        <w:t>show running-config | include ip nat pool</w:t>
+      </w:r>
+    </w:p>
+    <w:p>
+      <w:pPr>
+        <w:numPr>
+          <w:ilvl w:val="0"/>
+          <w:numId w:val="13"/>
+        </w:numPr>
+      </w:pPr>
+      <w:r>
+        <w:t>Is PAT enabled?</w:t>
+      </w:r>
+    </w:p>
+    <w:p>
+      <w:r>
+        <w:t>show running-config | include ip nat inside source</w:t>
+      </w:r>
+    </w:p>
+    <w:p>
+      <w:pPr>
+        <w:numPr>
+          <w:ilvl w:val="0"/>
+          <w:numId w:val="13"/>
+        </w:numPr>
+      </w:pPr>
+      <w:r>
+        <w:t>Are translations being created?</w:t>
+      </w:r>
+    </w:p>
+    <w:p>
+      <w:r>
+        <w:t>show ip nat translations</w:t>
+      </w:r>
+    </w:p>
+    <w:p/>
+    <w:p/>
+    <w:p/>
+    <w:p>
+      <w:r>
+        <w:lastRenderedPageBreak/>
+        <w:t>****………..****</w:t>
+      </w:r>
+    </w:p>
+    <w:p>
+      <w:pPr>
+        <w:numPr>
+          <w:ilvl w:val="0"/>
+          <w:numId w:val="18"/>
+        </w:numPr>
+        <w:tabs>
+          <w:tab w:val="clear" w:pos="720"/>
+        </w:tabs>
+        <w:rPr>
+          <w:b/>
+          <w:bCs/>
+        </w:rPr>
+      </w:pPr>
+      <w:r>
+        <w:rPr>
+          <w:b/>
+          <w:bCs/>
+        </w:rPr>
+        <w:t>Objective</w:t>
+      </w:r>
+    </w:p>
+    <w:p>
+      <w:r>
+        <w:t xml:space="preserve">Secure the network by controlling traffic entering the </w:t>
+      </w:r>
+      <w:r>
+        <w:rPr>
+          <w:b/>
+          <w:bCs/>
+        </w:rPr>
+        <w:t>IoT VLAN</w:t>
+      </w:r>
+      <w:r>
+        <w:t>.</w:t>
+      </w:r>
+    </w:p>
+    <w:p>
+      <w:r>
+        <w:pict w14:anchorId="1ACAA129">
+          <v:rect id="_x0000_i1473" style="width:0;height:1.5pt" o:hralign="center" o:hrstd="t" o:hr="t" fillcolor="#a0a0a0" stroked="f"/>
+        </w:pict>
+      </w:r>
+    </w:p>
+    <w:p>
+      <w:pPr>
+        <w:numPr>
+          <w:ilvl w:val="0"/>
+          <w:numId w:val="18"/>
+        </w:numPr>
+        <w:tabs>
+          <w:tab w:val="clear" w:pos="720"/>
+        </w:tabs>
+        <w:rPr>
+          <w:b/>
+          <w:bCs/>
+        </w:rPr>
+      </w:pPr>
+      <w:r>
+        <w:rPr>
+          <w:b/>
+          <w:bCs/>
+        </w:rPr>
+        <w:t>Business Requirement</w:t>
+      </w:r>
+    </w:p>
+    <w:p>
+      <w:r>
+        <w:t>The company has two VLANs.</w:t>
+      </w:r>
+    </w:p>
+    <w:p>
+      <w:r>
+        <w:t>Staff VLAN</w:t>
+      </w:r>
+    </w:p>
+    <w:p/>
+    <w:p>
+      <w:r>
+        <w:t>192.168.10.0/24</w:t>
+      </w:r>
+    </w:p>
+    <w:p/>
+    <w:p/>
+    <w:p>
+      <w:r>
+        <w:t>IoT VLAN</w:t>
+      </w:r>
+    </w:p>
+    <w:p/>
+    <w:p>
+      <w:r>
+        <w:t>192.168.30.0/24</w:t>
+      </w:r>
+    </w:p>
+    <w:p>
+      <w:r>
+        <w:t>The company wants:</w:t>
+      </w:r>
+    </w:p>
+    <w:p>
+      <w:r>
+        <w:rPr>
+          <w:rFonts w:ascii="Segoe UI Emoji" w:hAnsi="Segoe UI Emoji" w:cs="Segoe UI Emoji"/>
+        </w:rPr>
+        <w:t>✅</w:t>
+      </w:r>
+      <w:r>
+        <w:t xml:space="preserve"> IoT devices obtain DHCP addresses</w:t>
+      </w:r>
+    </w:p>
+    <w:p>
+      <w:r>
+        <w:rPr>
+          <w:rFonts w:ascii="Segoe UI Emoji" w:hAnsi="Segoe UI Emoji" w:cs="Segoe UI Emoji"/>
+        </w:rPr>
+        <w:t>❌</w:t>
+      </w:r>
+      <w:r>
+        <w:t xml:space="preserve"> IoT devices cannot ping Internet Server</w:t>
+      </w:r>
+    </w:p>
+    <w:p>
+      <w:r>
+        <w:rPr>
+          <w:rFonts w:ascii="Segoe UI Emoji" w:hAnsi="Segoe UI Emoji" w:cs="Segoe UI Emoji"/>
+        </w:rPr>
+        <w:t>✅</w:t>
+      </w:r>
+      <w:r>
+        <w:t xml:space="preserve"> IoT devices can browse websites</w:t>
+      </w:r>
+    </w:p>
+    <w:p>
+      <w:r>
+        <w:rPr>
+          <w:rFonts w:ascii="Segoe UI Emoji" w:hAnsi="Segoe UI Emoji" w:cs="Segoe UI Emoji"/>
+        </w:rPr>
+        <w:t>❌</w:t>
+      </w:r>
+      <w:r>
+        <w:t xml:space="preserve"> IoT devices cannot access Staff VLAN</w:t>
+      </w:r>
+    </w:p>
+    <w:p>
+      <w:r>
+        <w:rPr>
+          <w:rFonts w:ascii="Segoe UI Emoji" w:hAnsi="Segoe UI Emoji" w:cs="Segoe UI Emoji"/>
+        </w:rPr>
+        <w:t>✅</w:t>
+      </w:r>
+      <w:r>
+        <w:t xml:space="preserve"> Everything else should continue working</w:t>
+      </w:r>
+    </w:p>
+    <w:p>
+      <w:r>
+        <w:t>Technology Required</w:t>
+      </w:r>
+    </w:p>
+    <w:p>
+      <w:pPr>
+        <w:numPr>
+          <w:ilvl w:val="0"/>
+          <w:numId w:val="14"/>
+        </w:numPr>
+      </w:pPr>
+      <w:r>
+        <w:t xml:space="preserve">Extended ACL </w:t>
+      </w:r>
+    </w:p>
+    <w:p>
+      <w:pPr>
+        <w:numPr>
+          <w:ilvl w:val="0"/>
+          <w:numId w:val="14"/>
+        </w:numPr>
+      </w:pPr>
+      <w:r>
+        <w:lastRenderedPageBreak/>
+        <w:t xml:space="preserve">Named ACL </w:t>
+      </w:r>
+    </w:p>
+    <w:p>
+      <w:pPr>
+        <w:numPr>
+          <w:ilvl w:val="0"/>
+          <w:numId w:val="14"/>
+        </w:numPr>
+      </w:pPr>
+      <w:r>
+        <w:t xml:space="preserve">Interface ACL </w:t>
+      </w:r>
+    </w:p>
+    <w:p>
+      <w:r>
+        <w:pict w14:anchorId="6A956B06">
+          <v:rect id="_x0000_i1474" style="width:0;height:1.5pt" o:hralign="center" o:hrstd="t" o:hr="t" fillcolor="#a0a0a0" stroked="f"/>
+        </w:pict>
+      </w:r>
+    </w:p>
+    <w:p>
+      <w:pPr>
+        <w:numPr>
+          <w:ilvl w:val="0"/>
+          <w:numId w:val="18"/>
+        </w:numPr>
+        <w:tabs>
+          <w:tab w:val="clear" w:pos="720"/>
+        </w:tabs>
+        <w:rPr>
+          <w:b/>
+          <w:bCs/>
+        </w:rPr>
+      </w:pPr>
+      <w:r>
+        <w:rPr>
+          <w:b/>
+          <w:bCs/>
+        </w:rPr>
+        <w:t>Why Extended ACL?</w:t>
+      </w:r>
+    </w:p>
+    <w:p>
+      <w:r>
+        <w:t>Two ACL types exist.</w:t>
+      </w:r>
+    </w:p>
+    <w:p>
+      <w:pPr>
+        <w:numPr>
+          <w:ilvl w:val="0"/>
+          <w:numId w:val="7"/>
+        </w:numPr>
+        <w:tabs>
+          <w:tab w:val="clear" w:pos="720"/>
+          <w:tab w:val="num" w:pos="360"/>
+        </w:tabs>
+        <w:rPr>
+          <w:b/>
+          <w:bCs/>
+        </w:rPr>
+      </w:pPr>
+      <w:r>
+        <w:rPr>
+          <w:b/>
+          <w:bCs/>
+        </w:rPr>
+        <w:t>Standard ACL</w:t>
+      </w:r>
+    </w:p>
+    <w:p>
+      <w:r>
+        <w:t>Can filter only</w:t>
+      </w:r>
+    </w:p>
+    <w:p>
+      <w:r>
+        <w:t>Source IP</w:t>
+      </w:r>
+    </w:p>
+    <w:p>
+      <w:r>
+        <w:t>Example</w:t>
+      </w:r>
+    </w:p>
+    <w:p>
+      <w:r>
+        <w:t>access-list 10 permit 192.168.30.0 0.0.0.255</w:t>
+      </w:r>
+    </w:p>
+    <w:p>
+      <w:r>
+        <w:t>Cannot block HTTP.</w:t>
+      </w:r>
+    </w:p>
+    <w:p>
+      <w:r>
+        <w:t>Cannot block ICMP.</w:t>
+      </w:r>
+    </w:p>
+    <w:p>
+      <w:r>
+        <w:t>Cannot match ports.</w:t>
+      </w:r>
+    </w:p>
+    <w:p>
+      <w:r>
+        <w:pict w14:anchorId="0137A9D0">
+          <v:rect id="_x0000_i1475" style="width:0;height:1.5pt" o:hralign="center" o:hrstd="t" o:hr="t" fillcolor="#a0a0a0" stroked="f"/>
+        </w:pict>
+      </w:r>
+    </w:p>
+    <w:p>
+      <w:pPr>
+        <w:numPr>
+          <w:ilvl w:val="0"/>
+          <w:numId w:val="7"/>
+        </w:numPr>
+        <w:tabs>
+          <w:tab w:val="clear" w:pos="720"/>
+          <w:tab w:val="num" w:pos="360"/>
+        </w:tabs>
+        <w:rPr>
+          <w:b/>
+          <w:bCs/>
+        </w:rPr>
+      </w:pPr>
+      <w:r>
+        <w:rPr>
+          <w:b/>
+          <w:bCs/>
+        </w:rPr>
+        <w:t>Extended ACL</w:t>
+      </w:r>
+    </w:p>
+    <w:p>
+      <w:r>
+        <w:t>Can filter</w:t>
+      </w:r>
+    </w:p>
+    <w:p>
+      <w:pPr>
+        <w:numPr>
+          <w:ilvl w:val="0"/>
+          <w:numId w:val="15"/>
+        </w:numPr>
+      </w:pPr>
+      <w:r>
+        <w:t xml:space="preserve">Source </w:t>
+      </w:r>
+    </w:p>
+    <w:p>
+      <w:pPr>
+        <w:numPr>
+          <w:ilvl w:val="0"/>
+          <w:numId w:val="15"/>
+        </w:numPr>
+      </w:pPr>
+      <w:r>
+        <w:t xml:space="preserve">Destination </w:t>
+      </w:r>
+    </w:p>
+    <w:p>
+      <w:pPr>
+        <w:numPr>
+          <w:ilvl w:val="0"/>
+          <w:numId w:val="15"/>
+        </w:numPr>
+      </w:pPr>
+      <w:r>
+        <w:t xml:space="preserve">Protocol </w:t>
+      </w:r>
+    </w:p>
+    <w:p>
+      <w:pPr>
+        <w:numPr>
+          <w:ilvl w:val="0"/>
+          <w:numId w:val="15"/>
+        </w:numPr>
+      </w:pPr>
+      <w:r>
+        <w:t xml:space="preserve">TCP Ports </w:t>
+      </w:r>
+    </w:p>
+    <w:p>
+      <w:pPr>
+        <w:numPr>
+          <w:ilvl w:val="0"/>
+          <w:numId w:val="15"/>
+        </w:numPr>
+      </w:pPr>
+      <w:r>
+        <w:t xml:space="preserve">UDP Ports </w:t>
+      </w:r>
+    </w:p>
+    <w:p>
+      <w:pPr>
+        <w:numPr>
+          <w:ilvl w:val="0"/>
+          <w:numId w:val="15"/>
+        </w:numPr>
+      </w:pPr>
+      <w:r>
+        <w:t xml:space="preserve">ICMP </w:t>
+      </w:r>
+    </w:p>
+    <w:p>
+      <w:r>
+        <w:t>Perfect for firewalls.</w:t>
+      </w:r>
+    </w:p>
+    <w:p>
+      <w:r>
+        <w:lastRenderedPageBreak/>
+        <w:pict w14:anchorId="4F7A41DD">
+          <v:rect id="_x0000_i1476" style="width:0;height:1.5pt" o:hralign="center" o:hrstd="t" o:hr="t" fillcolor="#a0a0a0" stroked="f"/>
+        </w:pict>
+      </w:r>
+    </w:p>
+    <w:p>
+      <w:pPr>
+        <w:numPr>
+          <w:ilvl w:val="0"/>
+          <w:numId w:val="18"/>
+        </w:numPr>
+        <w:tabs>
+          <w:tab w:val="clear" w:pos="720"/>
+        </w:tabs>
+        <w:rPr>
+          <w:b/>
+          <w:bCs/>
+        </w:rPr>
+      </w:pPr>
+      <w:r>
+        <w:rPr>
+          <w:b/>
+          <w:bCs/>
+        </w:rPr>
+        <w:t>Why Named ACL?</w:t>
+      </w:r>
+    </w:p>
+    <w:p>
+      <w:r>
+        <w:t>Instead of</w:t>
+      </w:r>
+    </w:p>
+    <w:p>
+      <w:r>
+        <w:t>access-list 101</w:t>
+      </w:r>
+    </w:p>
+    <w:p>
+      <w:r>
+        <w:t>Use</w:t>
+      </w:r>
+    </w:p>
+    <w:p>
+      <w:r>
+        <w:t>EDGE_FIREWALL</w:t>
+      </w:r>
+    </w:p>
+    <w:p>
+      <w:r>
+        <w:t>Advantages</w:t>
+      </w:r>
+    </w:p>
+    <w:p>
+      <w:r>
+        <w:rPr>
+          <w:rFonts w:ascii="Segoe UI Symbol" w:hAnsi="Segoe UI Symbol" w:cs="Segoe UI Symbol"/>
+        </w:rPr>
+        <w:t>✔</w:t>
+      </w:r>
+      <w:r>
+        <w:t xml:space="preserve"> Easier to read</w:t>
+      </w:r>
+    </w:p>
+    <w:p>
+      <w:r>
+        <w:rPr>
+          <w:rFonts w:ascii="Segoe UI Symbol" w:hAnsi="Segoe UI Symbol" w:cs="Segoe UI Symbol"/>
+        </w:rPr>
+        <w:t>✔</w:t>
+      </w:r>
+      <w:r>
+        <w:t xml:space="preserve"> Easier to edit</w:t>
+      </w:r>
+    </w:p>
+    <w:p>
+      <w:r>
+        <w:rPr>
+          <w:rFonts w:ascii="Segoe UI Symbol" w:hAnsi="Segoe UI Symbol" w:cs="Segoe UI Symbol"/>
+        </w:rPr>
+        <w:t>✔</w:t>
+      </w:r>
+      <w:r>
+        <w:t xml:space="preserve"> Easier to troubleshoot</w:t>
+      </w:r>
+    </w:p>
+    <w:p>
+      <w:r>
+        <w:pict w14:anchorId="203DA90F">
+          <v:rect id="_x0000_i1477" style="width:0;height:1.5pt" o:hralign="center" o:hrstd="t" o:hr="t" fillcolor="#a0a0a0" stroked="f"/>
+        </w:pict>
+      </w:r>
+    </w:p>
+    <w:p>
+      <w:pPr>
+        <w:numPr>
+          <w:ilvl w:val="0"/>
+          <w:numId w:val="18"/>
+        </w:numPr>
+        <w:tabs>
+          <w:tab w:val="clear" w:pos="720"/>
+        </w:tabs>
+        <w:rPr>
+          <w:b/>
+          <w:bCs/>
+        </w:rPr>
+      </w:pPr>
+      <w:r>
+        <w:rPr>
+          <w:b/>
+          <w:bCs/>
+        </w:rPr>
+        <w:t>Step 1 — Create the ACL</w:t>
+      </w:r>
+    </w:p>
+    <w:p>
+      <w:r>
+        <w:t>Command</w:t>
+      </w:r>
+    </w:p>
+    <w:p>
+      <w:r>
+        <w:t>ip access-list extended EDGE_FIREWALL</w:t>
+      </w:r>
+    </w:p>
+    <w:p>
+      <w:pPr>
+        <w:rPr>
+          <w:b/>
+          <w:bCs/>
+        </w:rPr>
+      </w:pPr>
+      <w:r>
+        <w:rPr>
+          <w:b/>
+          <w:bCs/>
+        </w:rPr>
+        <w:t>What does it do?</w:t>
+      </w:r>
+    </w:p>
+    <w:p>
+      <w:r>
+        <w:t>Creates a named Extended ACL.</w:t>
+      </w:r>
+    </w:p>
+    <w:p>
+      <w:r>
+        <w:t>Router enters ACL configuration mode.</w:t>
+      </w:r>
+    </w:p>
+    <w:p>
+      <w:r>
+        <w:t>Prompt changes</w:t>
+      </w:r>
+    </w:p>
+    <w:p>
+      <w:r>
+        <w:t>Router(config-ext-nacl)#</w:t>
+      </w:r>
+    </w:p>
+    <w:p>
+      <w:r>
+        <w:pict w14:anchorId="788B675B">
+          <v:rect id="_x0000_i1478" style="width:0;height:1.5pt" o:hralign="center" o:hrstd="t" o:hr="t" fillcolor="#a0a0a0" stroked="f"/>
+        </w:pict>
+      </w:r>
+    </w:p>
+    <w:p>
+      <w:pPr>
+        <w:numPr>
+          <w:ilvl w:val="0"/>
+          <w:numId w:val="18"/>
+        </w:numPr>
+        <w:tabs>
+          <w:tab w:val="clear" w:pos="720"/>
+        </w:tabs>
+        <w:rPr>
+          <w:b/>
+          <w:bCs/>
+        </w:rPr>
+      </w:pPr>
+      <w:r>
+        <w:rPr>
+          <w:b/>
+          <w:bCs/>
+        </w:rPr>
+        <w:t>Rule A – DHCP Rescue</w:t>
+      </w:r>
+    </w:p>
+    <w:p>
+      <w:pPr>
+        <w:rPr>
+          <w:b/>
+          <w:bCs/>
+        </w:rPr>
+      </w:pPr>
+      <w:r>
+        <w:rPr>
+          <w:b/>
+          <w:bCs/>
+        </w:rPr>
+        <w:t>Requirement</w:t>
+      </w:r>
+    </w:p>
+    <w:p>
+      <w:r>
+        <w:lastRenderedPageBreak/>
+        <w:t>IoT PCs must still receive DHCP addresses.</w:t>
+      </w:r>
+    </w:p>
+    <w:p>
+      <w:pPr>
+        <w:rPr>
+          <w:b/>
+          <w:bCs/>
+        </w:rPr>
+      </w:pPr>
+      <w:r>
+        <w:rPr>
+          <w:b/>
+          <w:bCs/>
+        </w:rPr>
+        <w:t>Why is this needed?</w:t>
+      </w:r>
+    </w:p>
+    <w:p>
+      <w:r>
+        <w:t xml:space="preserve">The ACL is applied </w:t>
+      </w:r>
+      <w:r>
+        <w:rPr>
+          <w:b/>
+          <w:bCs/>
+        </w:rPr>
+        <w:t>inbound</w:t>
+      </w:r>
+      <w:r>
+        <w:t xml:space="preserve"> on the IoT interface.</w:t>
+      </w:r>
+    </w:p>
+    <w:p>
+      <w:r>
+        <w:t>DHCP Discover packets originate from the IoT clients.</w:t>
+      </w:r>
+    </w:p>
+    <w:p>
+      <w:r>
+        <w:t>If UDP ports 67 and 68 are blocked, clients will never receive an IP address.</w:t>
+      </w:r>
+    </w:p>
+    <w:p>
+      <w:r>
+        <w:pict w14:anchorId="17091622">
+          <v:rect id="_x0000_i1479" style="width:0;height:1.5pt" o:hralign="center" o:hrstd="t" o:hr="t" fillcolor="#a0a0a0" stroked="f"/>
+        </w:pict>
+      </w:r>
+    </w:p>
+    <w:p>
+      <w:pPr>
+        <w:numPr>
+          <w:ilvl w:val="0"/>
+          <w:numId w:val="7"/>
+        </w:numPr>
+        <w:tabs>
+          <w:tab w:val="clear" w:pos="720"/>
+          <w:tab w:val="num" w:pos="360"/>
+        </w:tabs>
+        <w:rPr>
+          <w:b/>
+          <w:bCs/>
+        </w:rPr>
+      </w:pPr>
+      <w:r>
+        <w:rPr>
+          <w:b/>
+          <w:bCs/>
+        </w:rPr>
+        <w:t>DHCP Packet Flow</w:t>
+      </w:r>
+    </w:p>
+    <w:p>
+      <w:r>
+        <w:t>PC</w:t>
+      </w:r>
+    </w:p>
+    <w:p/>
+    <w:p>
+      <w:r>
+        <w:t>0.0.0.0</w:t>
+      </w:r>
+    </w:p>
+    <w:p/>
+    <w:p>
+      <w:r>
+        <w:t>↓</w:t>
+      </w:r>
+    </w:p>
+    <w:p/>
+    <w:p>
+      <w:r>
+        <w:t>DHCP Discover</w:t>
+      </w:r>
+    </w:p>
+    <w:p/>
+    <w:p>
+      <w:r>
+        <w:t>UDP 68 → UDP 67</w:t>
+      </w:r>
+    </w:p>
+    <w:p/>
+    <w:p>
+      <w:r>
+        <w:t>↓</w:t>
+      </w:r>
+    </w:p>
+    <w:p/>
+    <w:p>
+      <w:r>
+        <w:t>Router</w:t>
+      </w:r>
+    </w:p>
+    <w:p/>
+    <w:p>
+      <w:r>
+        <w:t>↓</w:t>
+      </w:r>
+    </w:p>
+    <w:p/>
+    <w:p>
+      <w:r>
+        <w:lastRenderedPageBreak/>
+        <w:t>DHCP Offer</w:t>
+      </w:r>
+    </w:p>
+    <w:p/>
+    <w:p>
+      <w:r>
+        <w:t>UDP 67 → UDP 68</w:t>
+      </w:r>
+    </w:p>
+    <w:p/>
+    <w:p>
+      <w:r>
+        <w:t>↓</w:t>
+      </w:r>
+    </w:p>
+    <w:p/>
+    <w:p>
+      <w:r>
+        <w:t>PC</w:t>
+      </w:r>
+    </w:p>
+    <w:p>
+      <w:r>
+        <w:pict w14:anchorId="52A2C46F">
+          <v:rect id="_x0000_i1480" style="width:0;height:1.5pt" o:hralign="center" o:hrstd="t" o:hr="t" fillcolor="#a0a0a0" stroked="f"/>
+        </w:pict>
+      </w:r>
+    </w:p>
+    <w:p>
+      <w:pPr>
+        <w:numPr>
+          <w:ilvl w:val="0"/>
+          <w:numId w:val="7"/>
+        </w:numPr>
+        <w:tabs>
+          <w:tab w:val="clear" w:pos="720"/>
+          <w:tab w:val="num" w:pos="360"/>
+        </w:tabs>
+        <w:rPr>
+          <w:b/>
+          <w:bCs/>
+        </w:rPr>
+      </w:pPr>
+      <w:r>
+        <w:rPr>
+          <w:b/>
+          <w:bCs/>
+        </w:rPr>
+        <w:t>Commands</w:t>
+      </w:r>
+    </w:p>
+    <w:p>
+      <w:r>
+        <w:t>permit udp any eq bootpc any eq bootps</w:t>
+      </w:r>
+    </w:p>
+    <w:p>
+      <w:r>
+        <w:t>permit udp any eq bootps any eq bootpc</w:t>
+      </w:r>
+    </w:p>
+    <w:p>
+      <w:r>
+        <w:t>Equivalent numeric ports:</w:t>
+      </w:r>
+    </w:p>
+    <w:p>
+      <w:r>
+        <w:t>permit udp any eq 68 any eq 67</w:t>
+      </w:r>
+    </w:p>
+    <w:p>
+      <w:r>
+        <w:t>permit udp any eq 67 any eq 68</w:t>
+      </w:r>
+    </w:p>
+    <w:p>
+      <w:r>
+        <w:pict w14:anchorId="4956A500">
+          <v:rect id="_x0000_i1481" style="width:0;height:1.5pt" o:hralign="center" o:hrstd="t" o:hr="t" fillcolor="#a0a0a0" stroked="f"/>
+        </w:pict>
+      </w:r>
+    </w:p>
+    <w:p>
+      <w:pPr>
+        <w:rPr>
+          <w:b/>
+          <w:bCs/>
+        </w:rPr>
+      </w:pPr>
+      <w:r>
+        <w:rPr>
+          <w:b/>
+          <w:bCs/>
+        </w:rPr>
+        <w:t>Breakdown</w:t>
+      </w:r>
+    </w:p>
+    <w:p>
+      <w:r>
+        <w:t>permit</w:t>
+      </w:r>
+    </w:p>
+    <w:p>
+      <w:r>
+        <w:t>Allow packet.</w:t>
+      </w:r>
+    </w:p>
+    <w:p>
+      <w:r>
+        <w:t>udp</w:t>
+      </w:r>
+    </w:p>
+    <w:p>
+      <w:r>
+        <w:t>DHCP uses UDP.</w:t>
+      </w:r>
+    </w:p>
+    <w:p>
+      <w:r>
+        <w:t>bootpc</w:t>
+      </w:r>
+    </w:p>
+    <w:p>
+      <w:r>
+        <w:t>Client Port</w:t>
+      </w:r>
+    </w:p>
+    <w:p>
+      <w:r>
+        <w:t>68</w:t>
+      </w:r>
+    </w:p>
+    <w:p>
+      <w:r>
+        <w:lastRenderedPageBreak/>
+        <w:t>bootps</w:t>
+      </w:r>
+    </w:p>
+    <w:p>
+      <w:r>
+        <w:t>Server Port</w:t>
+      </w:r>
+    </w:p>
+    <w:p>
+      <w:r>
+        <w:t>67</w:t>
+      </w:r>
+    </w:p>
+    <w:p>
+      <w:r>
+        <w:pict w14:anchorId="1C04C034">
+          <v:rect id="_x0000_i1482" style="width:0;height:1.5pt" o:hralign="center" o:hrstd="t" o:hr="t" fillcolor="#a0a0a0" stroked="f"/>
+        </w:pict>
+      </w:r>
+    </w:p>
+    <w:p>
+      <w:pPr>
+        <w:numPr>
+          <w:ilvl w:val="0"/>
+          <w:numId w:val="18"/>
+        </w:numPr>
+        <w:tabs>
+          <w:tab w:val="clear" w:pos="720"/>
+        </w:tabs>
+        <w:rPr>
+          <w:b/>
+          <w:bCs/>
+        </w:rPr>
+      </w:pPr>
+      <w:r>
+        <w:rPr>
+          <w:b/>
+          <w:bCs/>
+        </w:rPr>
+        <w:t>Rule B – Block Ping</w:t>
+      </w:r>
+    </w:p>
+    <w:p>
+      <w:r>
+        <w:t>Requirement</w:t>
+      </w:r>
+    </w:p>
+    <w:p>
+      <w:r>
+        <w:t>IoT users must NOT ping</w:t>
+      </w:r>
+    </w:p>
+    <w:p>
+      <w:r>
+        <w:t>8.8.8.8</w:t>
+      </w:r>
+    </w:p>
+    <w:p>
+      <w:r>
+        <w:pict w14:anchorId="7D4E3E23">
+          <v:rect id="_x0000_i1483" style="width:0;height:1.5pt" o:hralign="center" o:hrstd="t" o:hr="t" fillcolor="#a0a0a0" stroked="f"/>
+        </w:pict>
+      </w:r>
+    </w:p>
+    <w:p>
+      <w:r>
+        <w:t>Command</w:t>
+      </w:r>
+    </w:p>
+    <w:p>
+      <w:r>
+        <w:t>deny icmp 192.168.30.0 0.0.0.255 host 8.8.8.8 echo</w:t>
+      </w:r>
+    </w:p>
+    <w:p>
+      <w:r>
+        <w:pict w14:anchorId="3DB2CE35">
+          <v:rect id="_x0000_i1484" style="width:0;height:1.5pt" o:hralign="center" o:hrstd="t" o:hr="t" fillcolor="#a0a0a0" stroked="f"/>
+        </w:pict>
+      </w:r>
+    </w:p>
+    <w:p>
+      <w:r>
+        <w:t>Breakdown</w:t>
+      </w:r>
+    </w:p>
+    <w:p>
+      <w:r>
+        <w:t>deny</w:t>
+      </w:r>
+    </w:p>
+    <w:p>
+      <w:r>
+        <w:t>Drop packet.</w:t>
+      </w:r>
+    </w:p>
+    <w:p>
+      <w:r>
+        <w:t>icmp</w:t>
+      </w:r>
+    </w:p>
+    <w:p>
+      <w:r>
+        <w:t>Only ICMP.</w:t>
+      </w:r>
+    </w:p>
+    <w:p>
+      <w:r>
+        <w:t>HTTP still works.</w:t>
+      </w:r>
+    </w:p>
+    <w:p>
+      <w:r>
+        <w:t>192.168.30.0</w:t>
+      </w:r>
+    </w:p>
+    <w:p>
+      <w:r>
+        <w:t>Source Network</w:t>
+      </w:r>
+    </w:p>
+    <w:p>
+      <w:r>
+        <w:t>host</w:t>
+      </w:r>
+    </w:p>
+    <w:p>
+      <w:r>
+        <w:t>Exactly one destination.</w:t>
+      </w:r>
+    </w:p>
+    <w:p>
+      <w:r>
+        <w:t>echo</w:t>
+      </w:r>
+    </w:p>
+    <w:p>
+      <w:r>
+        <w:lastRenderedPageBreak/>
+        <w:t>Only ping requests.</w:t>
+      </w:r>
+    </w:p>
+    <w:p>
+      <w:r>
+        <w:t>Echo Reply is different.</w:t>
+      </w:r>
+    </w:p>
+    <w:p>
+      <w:r>
+        <w:pict w14:anchorId="0F9DAD16">
+          <v:rect id="_x0000_i1485" style="width:0;height:1.5pt" o:hralign="center" o:hrstd="t" o:hr="t" fillcolor="#a0a0a0" stroked="f"/>
+        </w:pict>
+      </w:r>
+    </w:p>
+    <w:p>
+      <w:r>
+        <w:t>Packet Flow</w:t>
+      </w:r>
+    </w:p>
+    <w:p>
+      <w:r>
+        <w:t>PC</w:t>
+      </w:r>
+    </w:p>
+    <w:p/>
+    <w:p>
+      <w:r>
+        <w:t>↓</w:t>
+      </w:r>
+    </w:p>
+    <w:p/>
+    <w:p>
+      <w:r>
+        <w:t>Ping</w:t>
+      </w:r>
+    </w:p>
+    <w:p/>
+    <w:p>
+      <w:r>
+        <w:t>↓</w:t>
+      </w:r>
+    </w:p>
+    <w:p/>
+    <w:p>
+      <w:r>
+        <w:t>ACL</w:t>
+      </w:r>
+    </w:p>
+    <w:p/>
+    <w:p>
+      <w:r>
+        <w:t>↓</w:t>
+      </w:r>
+    </w:p>
+    <w:p/>
+    <w:p>
+      <w:r>
+        <w:t>Rule Match</w:t>
+      </w:r>
+    </w:p>
+    <w:p/>
+    <w:p>
+      <w:r>
+        <w:t>↓</w:t>
+      </w:r>
+    </w:p>
+    <w:p/>
+    <w:p>
+      <w:r>
+        <w:t>Dropped</w:t>
+      </w:r>
+    </w:p>
+    <w:p>
+      <w:r>
+        <w:pict w14:anchorId="2F05D2B3">
+          <v:rect id="_x0000_i1486" style="width:0;height:1.5pt" o:hralign="center" o:hrstd="t" o:hr="t" fillcolor="#a0a0a0" stroked="f"/>
+        </w:pict>
+      </w:r>
+    </w:p>
+    <w:p>
+      <w:pPr>
+        <w:numPr>
+          <w:ilvl w:val="0"/>
+          <w:numId w:val="18"/>
+        </w:numPr>
+        <w:tabs>
+          <w:tab w:val="clear" w:pos="720"/>
+        </w:tabs>
+        <w:rPr>
+          <w:b/>
+          <w:bCs/>
+        </w:rPr>
+      </w:pPr>
+      <w:r>
+        <w:rPr>
+          <w:b/>
+          <w:bCs/>
+        </w:rPr>
+        <w:t>Rule C – Allow HTTP &amp; HTTPS</w:t>
+      </w:r>
+    </w:p>
+    <w:p>
+      <w:r>
+        <w:lastRenderedPageBreak/>
+        <w:t>Requirement</w:t>
+      </w:r>
+    </w:p>
+    <w:p>
+      <w:r>
+        <w:t>IoT users should browse websites.</w:t>
+      </w:r>
+    </w:p>
+    <w:p>
+      <w:r>
+        <w:pict w14:anchorId="0D70EF3A">
+          <v:rect id="_x0000_i1487" style="width:0;height:1.5pt" o:hralign="center" o:hrstd="t" o:hr="t" fillcolor="#a0a0a0" stroked="f"/>
+        </w:pict>
+      </w:r>
+    </w:p>
+    <w:p>
+      <w:r>
+        <w:t>HTTP</w:t>
+      </w:r>
+    </w:p>
+    <w:p>
+      <w:r>
+        <w:t>permit tcp 192.168.30.0 0.0.0.255 host 8.8.8.8 eq 80</w:t>
+      </w:r>
+    </w:p>
+    <w:p>
+      <w:r>
+        <w:t>HTTPS</w:t>
+      </w:r>
+    </w:p>
+    <w:p>
+      <w:r>
+        <w:t>permit tcp 192.168.30.0 0.0.0.255 host 8.8.8.8 eq 443</w:t>
+      </w:r>
+    </w:p>
+    <w:p>
+      <w:r>
+        <w:pict w14:anchorId="40964183">
+          <v:rect id="_x0000_i1488" style="width:0;height:1.5pt" o:hralign="center" o:hrstd="t" o:hr="t" fillcolor="#a0a0a0" stroked="f"/>
+        </w:pict>
+      </w:r>
+    </w:p>
+    <w:p>
+      <w:r>
+        <w:t>Why TCP?</w:t>
+      </w:r>
+    </w:p>
+    <w:p>
+      <w:r>
+        <w:t>Web traffic uses TCP.</w:t>
+      </w:r>
+    </w:p>
+    <w:p>
+      <w:r>
+        <w:t>HTTP</w:t>
+      </w:r>
+    </w:p>
+    <w:p>
+      <w:r>
+        <w:t>Port</w:t>
+      </w:r>
+    </w:p>
+    <w:p>
+      <w:r>
+        <w:t>80</w:t>
+      </w:r>
+    </w:p>
+    <w:p>
+      <w:r>
+        <w:t>HTTPS</w:t>
+      </w:r>
+    </w:p>
+    <w:p>
+      <w:r>
+        <w:t>Port</w:t>
+      </w:r>
+    </w:p>
+    <w:p>
+      <w:r>
+        <w:t>443</w:t>
+      </w:r>
+    </w:p>
+    <w:p>
+      <w:r>
+        <w:pict w14:anchorId="5F5C1654">
+          <v:rect id="_x0000_i1489" style="width:0;height:1.5pt" o:hralign="center" o:hrstd="t" o:hr="t" fillcolor="#a0a0a0" stroked="f"/>
+        </w:pict>
+      </w:r>
+    </w:p>
+    <w:p>
+      <w:r>
+        <w:t>Packet Flow</w:t>
+      </w:r>
+    </w:p>
+    <w:p>
+      <w:r>
+        <w:t>PC</w:t>
+      </w:r>
+    </w:p>
+    <w:p/>
+    <w:p>
+      <w:r>
+        <w:t>↓</w:t>
+      </w:r>
+    </w:p>
+    <w:p/>
+    <w:p>
+      <w:r>
+        <w:t>TCP</w:t>
+      </w:r>
+    </w:p>
+    <w:p/>
+    <w:p>
+      <w:r>
+        <w:t>↓</w:t>
+      </w:r>
+    </w:p>
+    <w:p/>
+    <w:p>
+      <w:r>
+        <w:t>Port 80</w:t>
+      </w:r>
+    </w:p>
+    <w:p/>
+    <w:p>
+      <w:r>
+        <w:t>↓</w:t>
+      </w:r>
+    </w:p>
+    <w:p/>
+    <w:p>
+      <w:r>
+        <w:t>ACL</w:t>
+      </w:r>
+    </w:p>
+    <w:p/>
+    <w:p>
+      <w:r>
+        <w:t>↓</w:t>
+      </w:r>
+    </w:p>
+    <w:p/>
+    <w:p>
+      <w:r>
+        <w:t>Permit</w:t>
+      </w:r>
+    </w:p>
+    <w:p/>
+    <w:p>
+      <w:r>
+        <w:t>↓</w:t>
+      </w:r>
+    </w:p>
+    <w:p/>
+    <w:p>
+      <w:r>
+        <w:t>Internet</w:t>
+      </w:r>
+    </w:p>
+    <w:p>
+      <w:r>
+        <w:pict w14:anchorId="6AD18940">
+          <v:rect id="_x0000_i1490" style="width:0;height:1.5pt" o:hralign="center" o:hrstd="t" o:hr="t" fillcolor="#a0a0a0" stroked="f"/>
+        </w:pict>
+      </w:r>
+    </w:p>
+    <w:p>
+      <w:pPr>
+        <w:numPr>
+          <w:ilvl w:val="0"/>
+          <w:numId w:val="18"/>
+        </w:numPr>
+        <w:tabs>
+          <w:tab w:val="clear" w:pos="720"/>
+        </w:tabs>
+        <w:rPr>
+          <w:b/>
+          <w:bCs/>
+        </w:rPr>
+      </w:pPr>
+      <w:r>
+        <w:rPr>
+          <w:b/>
+          <w:bCs/>
+        </w:rPr>
+        <w:t>Rule D – Block Staff Network</w:t>
+      </w:r>
+    </w:p>
+    <w:p>
+      <w:r>
+        <w:t>Requirement</w:t>
+      </w:r>
+    </w:p>
+    <w:p>
+      <w:r>
+        <w:t>IoT devices must never access</w:t>
+      </w:r>
+    </w:p>
+    <w:p>
+      <w:r>
+        <w:t>192.168.10.0/24</w:t>
+      </w:r>
+    </w:p>
+    <w:p>
+      <w:r>
+        <w:pict w14:anchorId="038B5C4E">
+          <v:rect id="_x0000_i1491" style="width:0;height:1.5pt" o:hralign="center" o:hrstd="t" o:hr="t" fillcolor="#a0a0a0" stroked="f"/>
+        </w:pict>
+      </w:r>
+    </w:p>
+    <w:p>
+      <w:r>
+        <w:t>Command</w:t>
+      </w:r>
+    </w:p>
+    <w:p>
+      <w:r>
+        <w:lastRenderedPageBreak/>
+        <w:t>deny ip 192.168.30.0 0.0.0.255 192.168.10.0 0.0.0.255</w:t>
+      </w:r>
+    </w:p>
+    <w:p>
+      <w:r>
+        <w:pict w14:anchorId="1460E026">
+          <v:rect id="_x0000_i1492" style="width:0;height:1.5pt" o:hralign="center" o:hrstd="t" o:hr="t" fillcolor="#a0a0a0" stroked="f"/>
+        </w:pict>
+      </w:r>
+    </w:p>
+    <w:p>
+      <w:r>
+        <w:t>Why</w:t>
+      </w:r>
+    </w:p>
+    <w:p>
+      <w:r>
+        <w:t>deny ip</w:t>
+      </w:r>
+    </w:p>
+    <w:p>
+      <w:r>
+        <w:t>Instead of</w:t>
+      </w:r>
+    </w:p>
+    <w:p>
+      <w:r>
+        <w:t>deny tcp</w:t>
+      </w:r>
+    </w:p>
+    <w:p>
+      <w:r>
+        <w:t>Because</w:t>
+      </w:r>
+    </w:p>
+    <w:p>
+      <w:r>
+        <w:t>IP includes</w:t>
+      </w:r>
+    </w:p>
+    <w:p>
+      <w:r>
+        <w:t>TCP</w:t>
+      </w:r>
+    </w:p>
+    <w:p>
+      <w:r>
+        <w:t>UDP</w:t>
+      </w:r>
+    </w:p>
+    <w:p>
+      <w:r>
+        <w:t>ICMP</w:t>
+      </w:r>
+    </w:p>
+    <w:p>
+      <w:r>
+        <w:t>OSPF</w:t>
+      </w:r>
+    </w:p>
+    <w:p>
+      <w:r>
+        <w:t>Everything.</w:t>
+      </w:r>
+    </w:p>
+    <w:p>
+      <w:r>
+        <w:t>Entire network blocked.</w:t>
+      </w:r>
+    </w:p>
+    <w:p>
+      <w:r>
+        <w:pict w14:anchorId="6383D40A">
+          <v:rect id="_x0000_i1493" style="width:0;height:1.5pt" o:hralign="center" o:hrstd="t" o:hr="t" fillcolor="#a0a0a0" stroked="f"/>
+        </w:pict>
+      </w:r>
+    </w:p>
+    <w:p>
+      <w:r>
+        <w:t>Packet Flow</w:t>
+      </w:r>
+    </w:p>
+    <w:p>
+      <w:r>
+        <w:t>IoT PC</w:t>
+      </w:r>
+    </w:p>
+    <w:p/>
+    <w:p>
+      <w:r>
+        <w:t>↓</w:t>
+      </w:r>
+    </w:p>
+    <w:p/>
+    <w:p>
+      <w:r>
+        <w:t>Packet</w:t>
+      </w:r>
+    </w:p>
+    <w:p/>
+    <w:p>
+      <w:r>
+        <w:t>↓</w:t>
+      </w:r>
+    </w:p>
+    <w:p/>
+    <w:p>
+      <w:r>
+        <w:t>Destination</w:t>
+      </w:r>
+    </w:p>
+    <w:p/>
+    <w:p>
+      <w:r>
+        <w:t>192.168.10.x</w:t>
+      </w:r>
+    </w:p>
+    <w:p/>
+    <w:p>
+      <w:r>
+        <w:t>↓</w:t>
+      </w:r>
+    </w:p>
+    <w:p/>
+    <w:p>
+      <w:r>
+        <w:t>ACL</w:t>
+      </w:r>
+    </w:p>
+    <w:p/>
+    <w:p>
+      <w:r>
+        <w:t>↓</w:t>
+      </w:r>
+    </w:p>
+    <w:p/>
+    <w:p>
+      <w:r>
+        <w:t>Drop</w:t>
+      </w:r>
+    </w:p>
+    <w:p>
+      <w:r>
+        <w:pict w14:anchorId="536A735A">
+          <v:rect id="_x0000_i1494" style="width:0;height:1.5pt" o:hralign="center" o:hrstd="t" o:hr="t" fillcolor="#a0a0a0" stroked="f"/>
+        </w:pict>
+      </w:r>
+    </w:p>
+    <w:p>
+      <w:pPr>
+        <w:numPr>
+          <w:ilvl w:val="0"/>
+          <w:numId w:val="18"/>
+        </w:numPr>
+        <w:tabs>
+          <w:tab w:val="clear" w:pos="720"/>
+        </w:tabs>
+        <w:rPr>
+          <w:b/>
+          <w:bCs/>
+        </w:rPr>
+      </w:pPr>
+      <w:r>
+        <w:rPr>
+          <w:b/>
+          <w:bCs/>
+        </w:rPr>
+        <w:t>Rule E – Catch-All</w:t>
+      </w:r>
+    </w:p>
+    <w:p>
+      <w:r>
+        <w:t>Requirement</w:t>
+      </w:r>
+    </w:p>
+    <w:p>
+      <w:r>
+        <w:t>Everything else should continue working.</w:t>
+      </w:r>
+    </w:p>
+    <w:p>
+      <w:r>
+        <w:t>Command</w:t>
+      </w:r>
+    </w:p>
+    <w:p>
+      <w:r>
+        <w:t>permit ip any any</w:t>
+      </w:r>
+    </w:p>
+    <w:p>
+      <w:r>
+        <w:pict w14:anchorId="35D816DE">
+          <v:rect id="_x0000_i1495" style="width:0;height:1.5pt" o:hralign="center" o:hrstd="t" o:hr="t" fillcolor="#a0a0a0" stroked="f"/>
+        </w:pict>
+      </w:r>
+    </w:p>
+    <w:p>
+      <w:r>
+        <w:t>Why?</w:t>
+      </w:r>
+    </w:p>
+    <w:p>
+      <w:r>
+        <w:t>Cisco ACLs have an invisible rule.</w:t>
+      </w:r>
+    </w:p>
+    <w:p>
+      <w:r>
+        <w:t>deny ip any any</w:t>
+      </w:r>
+    </w:p>
+    <w:p>
+      <w:r>
+        <w:t>This is called</w:t>
+      </w:r>
+    </w:p>
+    <w:p>
+      <w:r>
+        <w:lastRenderedPageBreak/>
+        <w:t>Implicit Deny.</w:t>
+      </w:r>
+    </w:p>
+    <w:p>
+      <w:r>
+        <w:t>Without the final permit</w:t>
+      </w:r>
+    </w:p>
+    <w:p>
+      <w:r>
+        <w:t>Everything not previously permitted</w:t>
+      </w:r>
+    </w:p>
+    <w:p>
+      <w:r>
+        <w:t>↓</w:t>
+      </w:r>
+    </w:p>
+    <w:p>
+      <w:r>
+        <w:t>Dropped</w:t>
+      </w:r>
+    </w:p>
+    <w:p>
+      <w:r>
+        <w:pict w14:anchorId="3DF20DF4">
+          <v:rect id="_x0000_i1496" style="width:0;height:1.5pt" o:hralign="center" o:hrstd="t" o:hr="t" fillcolor="#a0a0a0" stroked="f"/>
+        </w:pict>
+      </w:r>
+    </w:p>
+    <w:p>
+      <w:r>
+        <w:t>Packet Flow</w:t>
+      </w:r>
+    </w:p>
+    <w:p>
+      <w:r>
+        <w:t>Packet</w:t>
+      </w:r>
+    </w:p>
+    <w:p/>
+    <w:p>
+      <w:r>
+        <w:t>↓</w:t>
+      </w:r>
+    </w:p>
+    <w:p/>
+    <w:p>
+      <w:r>
+        <w:t>No previous match</w:t>
+      </w:r>
+    </w:p>
+    <w:p/>
+    <w:p>
+      <w:r>
+        <w:t>↓</w:t>
+      </w:r>
+    </w:p>
+    <w:p/>
+    <w:p>
+      <w:r>
+        <w:t>permit ip any any</w:t>
+      </w:r>
+    </w:p>
+    <w:p/>
+    <w:p>
+      <w:r>
+        <w:t>↓</w:t>
+      </w:r>
+    </w:p>
+    <w:p/>
+    <w:p>
+      <w:r>
+        <w:t>Forward</w:t>
+      </w:r>
+    </w:p>
+    <w:p>
+      <w:r>
+        <w:pict w14:anchorId="0A0E122D">
+          <v:rect id="_x0000_i1497" style="width:0;height:1.5pt" o:hralign="center" o:hrstd="t" o:hr="t" fillcolor="#a0a0a0" stroked="f"/>
+        </w:pict>
+      </w:r>
+    </w:p>
+    <w:p>
+      <w:pPr>
+        <w:numPr>
+          <w:ilvl w:val="0"/>
+          <w:numId w:val="18"/>
+        </w:numPr>
+        <w:tabs>
+          <w:tab w:val="clear" w:pos="720"/>
+        </w:tabs>
+        <w:rPr>
+          <w:b/>
+          <w:bCs/>
+        </w:rPr>
+      </w:pPr>
+      <w:r>
+        <w:rPr>
+          <w:b/>
+          <w:bCs/>
+        </w:rPr>
+        <w:t>Apply ACL</w:t>
+      </w:r>
+    </w:p>
+    <w:p>
+      <w:r>
+        <w:t>Requirement</w:t>
+      </w:r>
+    </w:p>
+    <w:p>
+      <w:r>
+        <w:lastRenderedPageBreak/>
+        <w:t>Apply inbound on</w:t>
+      </w:r>
+    </w:p>
+    <w:p>
+      <w:r>
+        <w:t>GigabitEthernet0/0.30</w:t>
+      </w:r>
+    </w:p>
+    <w:p>
+      <w:r>
+        <w:t>Command</w:t>
+      </w:r>
+    </w:p>
+    <w:p>
+      <w:r>
+        <w:t>interface GigabitEthernet0/0.30</w:t>
+      </w:r>
+    </w:p>
+    <w:p>
+      <w:r>
+        <w:t xml:space="preserve"> ip access-group EDGE_FIREWALL in</w:t>
+      </w:r>
+    </w:p>
+    <w:p>
+      <w:r>
+        <w:pict w14:anchorId="58DBF53B">
+          <v:rect id="_x0000_i1498" style="width:0;height:1.5pt" o:hralign="center" o:hrstd="t" o:hr="t" fillcolor="#a0a0a0" stroked="f"/>
+        </w:pict>
+      </w:r>
+    </w:p>
+    <w:p>
+      <w:r>
+        <w:t>Why inbound?</w:t>
+      </w:r>
+    </w:p>
+    <w:p>
+      <w:r>
+        <w:t>Traffic arrives from the IoT PCs.</w:t>
+      </w:r>
+    </w:p>
+    <w:p>
+      <w:r>
+        <w:t>Instead of letting packets enter the router and then dropping them later, the router discards unwanted traffic immediately.</w:t>
+      </w:r>
+    </w:p>
+    <w:p>
+      <w:r>
+        <w:t>This is more efficient because it saves CPU and bandwidth.</w:t>
+      </w:r>
+    </w:p>
+    <w:p>
+      <w:r>
+        <w:pict w14:anchorId="095BAAB5">
+          <v:rect id="_x0000_i1499" style="width:0;height:1.5pt" o:hralign="center" o:hrstd="t" o:hr="t" fillcolor="#a0a0a0" stroked="f"/>
+        </w:pict>
+      </w:r>
+    </w:p>
+    <w:p>
+      <w:pPr>
+        <w:numPr>
+          <w:ilvl w:val="0"/>
+          <w:numId w:val="18"/>
+        </w:numPr>
+        <w:tabs>
+          <w:tab w:val="clear" w:pos="720"/>
+        </w:tabs>
+        <w:rPr>
+          <w:b/>
+          <w:bCs/>
+        </w:rPr>
+      </w:pPr>
+      <w:r>
+        <w:rPr>
+          <w:b/>
+          <w:bCs/>
+        </w:rPr>
+        <w:t>Final ACL</w:t>
+      </w:r>
+    </w:p>
+    <w:p>
+      <w:r>
+        <w:t>ip access-list extended EDGE_FIREWALL</w:t>
+      </w:r>
+    </w:p>
+    <w:p/>
+    <w:p>
+      <w:r>
+        <w:t>permit udp any eq bootpc any eq bootps</w:t>
+      </w:r>
+    </w:p>
+    <w:p>
+      <w:r>
+        <w:t>permit udp any eq bootps any eq bootpc</w:t>
+      </w:r>
+    </w:p>
+    <w:p/>
+    <w:p>
+      <w:r>
+        <w:t>deny icmp 192.168.30.0 0.0.0.255 host 8.8.8.8 echo</w:t>
+      </w:r>
+    </w:p>
+    <w:p/>
+    <w:p>
+      <w:r>
+        <w:t>permit tcp 192.168.30.0 0.0.0.255 host 8.8.8.8 eq 80</w:t>
+      </w:r>
+    </w:p>
+    <w:p>
+      <w:r>
+        <w:t>permit tcp 192.168.30.0 0.0.0.255 host 8.8.8.8 eq 443</w:t>
+      </w:r>
+    </w:p>
+    <w:p/>
+    <w:p>
+      <w:r>
+        <w:lastRenderedPageBreak/>
+        <w:t>deny ip 192.168.30.0 0.0.0.255 192.168.10.0 0.0.0.255</w:t>
+      </w:r>
+    </w:p>
+    <w:p/>
+    <w:p>
+      <w:r>
+        <w:t>permit ip any any</w:t>
+      </w:r>
+    </w:p>
+    <w:p>
+      <w:r>
+        <w:pict w14:anchorId="1CB0A62A">
+          <v:rect id="_x0000_i1500" style="width:0;height:1.5pt" o:hralign="center" o:hrstd="t" o:hr="t" fillcolor="#a0a0a0" stroked="f"/>
+        </w:pict>
+      </w:r>
+    </w:p>
+    <w:p>
+      <w:pPr>
+        <w:numPr>
+          <w:ilvl w:val="0"/>
+          <w:numId w:val="18"/>
+        </w:numPr>
+        <w:tabs>
+          <w:tab w:val="clear" w:pos="720"/>
+        </w:tabs>
+        <w:rPr>
+          <w:b/>
+          <w:bCs/>
+        </w:rPr>
+      </w:pPr>
+      <w:r>
+        <w:rPr>
+          <w:b/>
+          <w:bCs/>
+        </w:rPr>
+        <w:t>Verification</w:t>
+      </w:r>
+    </w:p>
+    <w:p>
+      <w:r>
+        <w:t>show access-lists EDGE_FIREWALL</w:t>
+      </w:r>
+    </w:p>
+    <w:p>
+      <w:r>
+        <w:t>show ip interface GigabitEthernet0/0.30</w:t>
+      </w:r>
+    </w:p>
+    <w:p>
+      <w:r>
+        <w:t>show running-config interface GigabitEthernet0/0.30</w:t>
+      </w:r>
+    </w:p>
+    <w:p>
+      <w:r>
+        <w:t>Verify:</w:t>
+      </w:r>
+    </w:p>
+    <w:p>
+      <w:pPr>
+        <w:numPr>
+          <w:ilvl w:val="0"/>
+          <w:numId w:val="16"/>
+        </w:numPr>
+      </w:pPr>
+      <w:r>
+        <w:t xml:space="preserve">ACL contains all rules in the correct order. </w:t>
+      </w:r>
+    </w:p>
+    <w:p>
+      <w:pPr>
+        <w:numPr>
+          <w:ilvl w:val="0"/>
+          <w:numId w:val="16"/>
+        </w:numPr>
+      </w:pPr>
+      <w:r>
+        <w:t xml:space="preserve">EDGE_FIREWALL is applied with ip access-group EDGE_FIREWALL in. </w:t>
+      </w:r>
+    </w:p>
+    <w:p>
+      <w:r>
+        <w:pict w14:anchorId="3FE36CE1">
+          <v:rect id="_x0000_i1501" style="width:0;height:1.5pt" o:hralign="center" o:hrstd="t" o:hr="t" fillcolor="#a0a0a0" stroked="f"/>
+        </w:pict>
+      </w:r>
+    </w:p>
+    <w:p>
+      <w:pPr>
+        <w:numPr>
+          <w:ilvl w:val="0"/>
+          <w:numId w:val="18"/>
+        </w:numPr>
+        <w:tabs>
+          <w:tab w:val="clear" w:pos="720"/>
+        </w:tabs>
+        <w:rPr>
+          <w:b/>
+          <w:bCs/>
+        </w:rPr>
+      </w:pPr>
+      <w:r>
+        <w:rPr>
+          <w:b/>
+          <w:bCs/>
+        </w:rPr>
+        <w:t>Troubleshooting Checklist</w:t>
+      </w:r>
+    </w:p>
+    <w:p>
+      <w:pPr>
+        <w:numPr>
+          <w:ilvl w:val="0"/>
+          <w:numId w:val="17"/>
+        </w:numPr>
+      </w:pPr>
+      <w:r>
+        <w:rPr>
+          <w:b/>
+          <w:bCs/>
+        </w:rPr>
+        <w:t>Was the ACL applied?</w:t>
+      </w:r>
+    </w:p>
+    <w:p>
+      <w:r>
+        <w:t>show ip interface GigabitEthernet0/0.30</w:t>
+      </w:r>
+    </w:p>
+    <w:p>
+      <w:pPr>
+        <w:numPr>
+          <w:ilvl w:val="0"/>
+          <w:numId w:val="17"/>
+        </w:numPr>
+      </w:pPr>
+      <w:r>
+        <w:rPr>
+          <w:b/>
+          <w:bCs/>
+        </w:rPr>
+        <w:t>Is it applied in the correct direction (in)?</w:t>
+      </w:r>
+      <w:r>
+        <w:t xml:space="preserve"> </w:t>
+      </w:r>
+    </w:p>
+    <w:p>
+      <w:pPr>
+        <w:numPr>
+          <w:ilvl w:val="0"/>
+          <w:numId w:val="17"/>
+        </w:numPr>
+      </w:pPr>
+      <w:r>
+        <w:rPr>
+          <w:b/>
+          <w:bCs/>
+        </w:rPr>
+        <w:t>Are the rules in the correct order?</w:t>
+      </w:r>
+      <w:r>
+        <w:t xml:space="preserve"> </w:t>
+      </w:r>
+    </w:p>
+    <w:p>
+      <w:pPr>
+        <w:numPr>
+          <w:ilvl w:val="1"/>
+          <w:numId w:val="17"/>
+        </w:numPr>
+      </w:pPr>
+      <w:r>
+        <w:t xml:space="preserve">ACLs are processed </w:t>
+      </w:r>
+      <w:r>
+        <w:rPr>
+          <w:b/>
+          <w:bCs/>
+        </w:rPr>
+        <w:t>top to bottom</w:t>
+      </w:r>
+      <w:r>
+        <w:t xml:space="preserve">. </w:t>
+      </w:r>
+    </w:p>
+    <w:p>
+      <w:pPr>
+        <w:numPr>
+          <w:ilvl w:val="1"/>
+          <w:numId w:val="17"/>
+        </w:numPr>
+      </w:pPr>
+      <w:r>
+        <w:t xml:space="preserve">The </w:t>
+      </w:r>
+      <w:r>
+        <w:rPr>
+          <w:b/>
+          <w:bCs/>
+        </w:rPr>
+        <w:t>first matching rule wins</w:t>
+      </w:r>
+      <w:r>
+        <w:t xml:space="preserve">. </w:t>
+      </w:r>
+    </w:p>
+    <w:p>
+      <w:pPr>
+        <w:numPr>
+          <w:ilvl w:val="0"/>
+          <w:numId w:val="17"/>
+        </w:numPr>
+      </w:pPr>
+      <w:r>
+        <w:rPr>
+          <w:b/>
+          <w:bCs/>
+        </w:rPr>
+        <w:t>Is permit ip any any at the end?</w:t>
+      </w:r>
+      <w:r>
+        <w:t xml:space="preserve"> </w:t>
+      </w:r>
+    </w:p>
+    <w:p>
+      <w:pPr>
+        <w:numPr>
+          <w:ilvl w:val="1"/>
+          <w:numId w:val="17"/>
+        </w:numPr>
+      </w:pPr>
+      <w:r>
+        <w:t xml:space="preserve">Without it, the implicit deny ip any any blocks all unmatched traffic. </w:t>
+      </w:r>
+    </w:p>
+    <w:p>
+      <w:pPr>
+        <w:numPr>
+          <w:ilvl w:val="0"/>
+          <w:numId w:val="17"/>
+        </w:numPr>
+      </w:pPr>
+      <w:r>
+        <w:rPr>
+          <w:b/>
+          <w:bCs/>
+        </w:rPr>
+        <w:t>Are the protocols correct?</w:t>
+      </w:r>
+      <w:r>
+        <w:t xml:space="preserve"> </w:t>
+      </w:r>
+    </w:p>
+    <w:p>
+      <w:pPr>
+        <w:numPr>
+          <w:ilvl w:val="1"/>
+          <w:numId w:val="17"/>
+        </w:numPr>
+      </w:pPr>
+      <w:r>
+        <w:t xml:space="preserve">DHCP → UDP </w:t>
+      </w:r>
+    </w:p>
+    <w:p>
+      <w:pPr>
+        <w:numPr>
+          <w:ilvl w:val="1"/>
+          <w:numId w:val="17"/>
+        </w:numPr>
+      </w:pPr>
+      <w:r>
+        <w:lastRenderedPageBreak/>
+        <w:t xml:space="preserve">Ping → ICMP </w:t>
+      </w:r>
+    </w:p>
+    <w:p>
+      <w:pPr>
+        <w:numPr>
+          <w:ilvl w:val="1"/>
+          <w:numId w:val="17"/>
+        </w:numPr>
+      </w:pPr>
+      <w:r>
+        <w:t xml:space="preserve">HTTP/HTTPS → TCP </w:t>
+      </w:r>
+    </w:p>
+    <w:p>
+      <w:r>
+        <w:pict w14:anchorId="12D4C27E">
+          <v:rect id="_x0000_i1502" style="width:0;height:1.5pt" o:hralign="center" o:hrstd="t" o:hr="t" fillcolor="#a0a0a0" stroked="f"/>
+        </w:pict>
+      </w:r>
+    </w:p>
+    <w:p>
+      <w:pPr>
+        <w:numPr>
+          <w:ilvl w:val="0"/>
+          <w:numId w:val="7"/>
+        </w:numPr>
+        <w:tabs>
+          <w:tab w:val="clear" w:pos="720"/>
+          <w:tab w:val="num" w:pos="360"/>
+        </w:tabs>
+        <w:rPr>
+          <w:b/>
+          <w:bCs/>
+        </w:rPr>
+      </w:pPr>
+      <w:r>
+        <w:rPr>
+          <w:b/>
+          <w:bCs/>
+        </w:rPr>
+        <w:t>Rule-to-Requirement Mapping</w:t>
+      </w:r>
+    </w:p>
+    <w:tbl>
+      <w:tblPr>
+        <w:tblW w:w="0" w:type="auto"/>
+        <w:tblCellSpacing w:w="15" w:type="dxa"/>
+        <w:tblCellMar>
+          <w:top w:w="15" w:type="dxa"/>
+          <w:left w:w="15" w:type="dxa"/>
+          <w:bottom w:w="15" w:type="dxa"/>
+          <w:right w:w="15" w:type="dxa"/>
+        </w:tblCellMar>
+        <w:tblLook w:val="04A0" w:firstRow="1" w:lastRow="0" w:firstColumn="1" w:lastColumn="0" w:noHBand="0" w:noVBand="1"/>
+      </w:tblPr>
+      <w:tblGrid>
+        <w:gridCol w:w="2419"/>
+        <w:gridCol w:w="2143"/>
+        <w:gridCol w:w="4798"/>
+      </w:tblGrid>
+      <w:tr>
+        <w:trPr>
+          <w:tblHeader/>
+          <w:tblCellSpacing w:w="15" w:type="dxa"/>
+        </w:trPr>
+        <w:tc>
+          <w:tcPr>
+            <w:tcW w:w="0" w:type="auto"/>
+            <w:vAlign w:val="center"/>
+            <w:hideMark/>
+          </w:tcPr>
+          <w:p>
+            <w:pPr>
+              <w:rPr>
+                <w:b/>
+                <w:bCs/>
+              </w:rPr>
+            </w:pPr>
+            <w:r>
+              <w:rPr>
+                <w:b/>
+                <w:bCs/>
+              </w:rPr>
+              <w:t>Requirement</w:t>
+            </w:r>
+          </w:p>
+        </w:tc>
+        <w:tc>
+          <w:tcPr>
+            <w:tcW w:w="0" w:type="auto"/>
+            <w:vAlign w:val="center"/>
+            <w:hideMark/>
+          </w:tcPr>
+          <w:p>
+            <w:pPr>
+              <w:rPr>
+                <w:b/>
+                <w:bCs/>
+              </w:rPr>
+            </w:pPr>
+            <w:r>
+              <w:rPr>
+                <w:b/>
+                <w:bCs/>
+              </w:rPr>
+              <w:t>Technology</w:t>
+            </w:r>
+          </w:p>
+        </w:tc>
+        <w:tc>
+          <w:tcPr>
+            <w:tcW w:w="0" w:type="auto"/>
+            <w:vAlign w:val="center"/>
+            <w:hideMark/>
+          </w:tcPr>
+          <w:p>
+            <w:pPr>
+              <w:rPr>
+                <w:b/>
+                <w:bCs/>
+              </w:rPr>
+            </w:pPr>
+            <w:r>
+              <w:rPr>
+                <w:b/>
+                <w:bCs/>
+              </w:rPr>
+              <w:t>Command</w:t>
+            </w:r>
+          </w:p>
+        </w:tc>
+      </w:tr>
+      <w:tr>
+        <w:trPr>
+          <w:tblCellSpacing w:w="15" w:type="dxa"/>
+        </w:trPr>
+        <w:tc>
+          <w:tcPr>
+            <w:tcW w:w="0" w:type="auto"/>
+            <w:vAlign w:val="center"/>
+            <w:hideMark/>
+          </w:tcPr>
+          <w:p>
+            <w:r>
+              <w:t>IoT clients receive DHCP</w:t>
+            </w:r>
+          </w:p>
+        </w:tc>
+        <w:tc>
+          <w:tcPr>
+            <w:tcW w:w="0" w:type="auto"/>
+            <w:vAlign w:val="center"/>
+            <w:hideMark/>
+          </w:tcPr>
+          <w:p>
+            <w:r>
+              <w:t>Extended ACL</w:t>
+            </w:r>
+          </w:p>
+        </w:tc>
+        <w:tc>
+          <w:tcPr>
+            <w:tcW w:w="0" w:type="auto"/>
+            <w:vAlign w:val="center"/>
+            <w:hideMark/>
+          </w:tcPr>
+          <w:p>
+            <w:r>
+              <w:t>permit udp ... bootpc/bootps</w:t>
+            </w:r>
+          </w:p>
+        </w:tc>
+      </w:tr>
+      <w:tr>
+        <w:trPr>
+          <w:tblCellSpacing w:w="15" w:type="dxa"/>
+        </w:trPr>
+        <w:tc>
+          <w:tcPr>
+            <w:tcW w:w="0" w:type="auto"/>
+            <w:vAlign w:val="center"/>
+            <w:hideMark/>
+          </w:tcPr>
+          <w:p>
+            <w:r>
+              <w:t>Block IoT pings to 8.8.8.8</w:t>
+            </w:r>
+          </w:p>
+        </w:tc>
+        <w:tc>
+          <w:tcPr>
+            <w:tcW w:w="0" w:type="auto"/>
+            <w:vAlign w:val="center"/>
+            <w:hideMark/>
+          </w:tcPr>
+          <w:p>
+            <w:r>
+              <w:t>Extended ACL</w:t>
+            </w:r>
+          </w:p>
+        </w:tc>
+        <w:tc>
+          <w:tcPr>
+            <w:tcW w:w="0" w:type="auto"/>
+            <w:vAlign w:val="center"/>
+            <w:hideMark/>
+          </w:tcPr>
+          <w:p>
+            <w:r>
+              <w:t>deny icmp ... host 8.8.8.8 echo</w:t>
+            </w:r>
+          </w:p>
+        </w:tc>
+      </w:tr>
+      <w:tr>
+        <w:trPr>
+          <w:tblCellSpacing w:w="15" w:type="dxa"/>
+        </w:trPr>
+        <w:tc>
+          <w:tcPr>
+            <w:tcW w:w="0" w:type="auto"/>
+            <w:vAlign w:val="center"/>
+            <w:hideMark/>
+          </w:tcPr>
+          <w:p>
+            <w:r>
+              <w:t>Allow HTTP</w:t>
+            </w:r>
+          </w:p>
+        </w:tc>
+        <w:tc>
+          <w:tcPr>
+            <w:tcW w:w="0" w:type="auto"/>
+            <w:vAlign w:val="center"/>
+            <w:hideMark/>
+          </w:tcPr>
+          <w:p>
+            <w:r>
+              <w:t>Extended ACL</w:t>
+            </w:r>
+          </w:p>
+        </w:tc>
+        <w:tc>
+          <w:tcPr>
+            <w:tcW w:w="0" w:type="auto"/>
+            <w:vAlign w:val="center"/>
+            <w:hideMark/>
+          </w:tcPr>
+          <w:p>
+            <w:r>
+              <w:t>permit tcp ... eq 80</w:t>
+            </w:r>
+          </w:p>
+        </w:tc>
+      </w:tr>
+      <w:tr>
+        <w:trPr>
+          <w:tblCellSpacing w:w="15" w:type="dxa"/>
+        </w:trPr>
+        <w:tc>
+          <w:tcPr>
+            <w:tcW w:w="0" w:type="auto"/>
+            <w:vAlign w:val="center"/>
+            <w:hideMark/>
+          </w:tcPr>
+          <w:p>
+            <w:r>
+              <w:t>Allow HTTPS</w:t>
+            </w:r>
+          </w:p>
+        </w:tc>
+        <w:tc>
+          <w:tcPr>
+            <w:tcW w:w="0" w:type="auto"/>
+            <w:vAlign w:val="center"/>
+            <w:hideMark/>
+          </w:tcPr>
+          <w:p>
+            <w:r>
+              <w:t>Extended ACL</w:t>
+            </w:r>
+          </w:p>
+        </w:tc>
+        <w:tc>
+          <w:tcPr>
+            <w:tcW w:w="0" w:type="auto"/>
+            <w:vAlign w:val="center"/>
+            <w:hideMark/>
+          </w:tcPr>
+          <w:p>
+            <w:r>
+              <w:t>permit tcp ... eq 443</w:t>
+            </w:r>
+          </w:p>
+        </w:tc>
+      </w:tr>
+      <w:tr>
+        <w:trPr>
+          <w:tblCellSpacing w:w="15" w:type="dxa"/>
+        </w:trPr>
+        <w:tc>
+          <w:tcPr>
+            <w:tcW w:w="0" w:type="auto"/>
+            <w:vAlign w:val="center"/>
+            <w:hideMark/>
+          </w:tcPr>
+          <w:p>
+            <w:r>
+              <w:t>Block IoT → Staff</w:t>
+            </w:r>
+          </w:p>
+        </w:tc>
+        <w:tc>
+          <w:tcPr>
+            <w:tcW w:w="0" w:type="auto"/>
+            <w:vAlign w:val="center"/>
+            <w:hideMark/>
+          </w:tcPr>
+          <w:p>
+            <w:r>
+              <w:t>Extended ACL</w:t>
+            </w:r>
+          </w:p>
+        </w:tc>
+        <w:tc>
+          <w:tcPr>
+            <w:tcW w:w="0" w:type="auto"/>
+            <w:vAlign w:val="center"/>
+            <w:hideMark/>
+          </w:tcPr>
+          <w:p>
+            <w:r>
+              <w:t>deny ip 192.168.30.0 0.0.0.255 192.168.10.0 0.0.0.255</w:t>
+            </w:r>
+          </w:p>
+        </w:tc>
+      </w:tr>
+      <w:tr>
+        <w:trPr>
+          <w:tblCellSpacing w:w="15" w:type="dxa"/>
+        </w:trPr>
+        <w:tc>
+          <w:tcPr>
+            <w:tcW w:w="0" w:type="auto"/>
+            <w:vAlign w:val="center"/>
+            <w:hideMark/>
+          </w:tcPr>
+          <w:p>
+            <w:r>
+              <w:t>Allow all other traffic</w:t>
+            </w:r>
+          </w:p>
+        </w:tc>
+        <w:tc>
+          <w:tcPr>
+            <w:tcW w:w="0" w:type="auto"/>
+            <w:vAlign w:val="center"/>
+            <w:hideMark/>
+          </w:tcPr>
+          <w:p>
+            <w:r>
+              <w:t>Extended ACL</w:t>
+            </w:r>
+          </w:p>
+        </w:tc>
+        <w:tc>
+          <w:tcPr>
+            <w:tcW w:w="0" w:type="auto"/>
+            <w:vAlign w:val="center"/>
+            <w:hideMark/>
+          </w:tcPr>
+          <w:p>
+            <w:r>
+              <w:t>permit ip any any</w:t>
+            </w:r>
+          </w:p>
+        </w:tc>
+      </w:tr>
+      <w:tr>
+        <w:trPr>
+          <w:tblCellSpacing w:w="15" w:type="dxa"/>
+        </w:trPr>
+        <w:tc>
+          <w:tcPr>
+            <w:tcW w:w="0" w:type="auto"/>
+            <w:vAlign w:val="center"/>
+            <w:hideMark/>
+          </w:tcPr>
+          <w:p>
+            <w:r>
+              <w:t>Activate the firewall</w:t>
+            </w:r>
+          </w:p>
+        </w:tc>
+        <w:tc>
+          <w:tcPr>
+            <w:tcW w:w="0" w:type="auto"/>
+            <w:vAlign w:val="center"/>
+            <w:hideMark/>
+          </w:tcPr>
+          <w:p>
+            <w:r>
+              <w:t>Interface configuration</w:t>
+            </w:r>
+          </w:p>
+        </w:tc>
+        <w:tc>
+          <w:tcPr>
+            <w:tcW w:w="0" w:type="auto"/>
+            <w:vAlign w:val="center"/>
+            <w:hideMark/>
+          </w:tcPr>
+          <w:p>
+            <w:r>
+              <w:t>ip access-group EDGE_FIREWALL in</w:t>
+            </w:r>
+          </w:p>
+        </w:tc>
+      </w:tr>
+    </w:tbl>
+    <w:p>
+      <w:r>
+        <w:t>The two most important concepts to remember are:</w:t>
+      </w:r>
+    </w:p>
+    <w:p>
+      <w:pPr>
+        <w:numPr>
+          <w:ilvl w:val="0"/>
+          <w:numId w:val="18"/>
+        </w:numPr>
+      </w:pPr>
+      <w:r>
+        <w:rPr>
+          <w:b/>
+          <w:bCs/>
+        </w:rPr>
+        <w:t>ACL processing is sequential</w:t>
+      </w:r>
+      <w:r>
+        <w:t xml:space="preserve">: the router checks rules from top to bottom and stops at the </w:t>
+      </w:r>
+      <w:r>
+        <w:rPr>
+          <w:b/>
+          <w:bCs/>
+        </w:rPr>
+        <w:t>first match</w:t>
+      </w:r>
+      <w:r>
+        <w:t xml:space="preserve">. </w:t>
+      </w:r>
+    </w:p>
+    <w:p>
+      <w:pPr>
+        <w:numPr>
+          <w:ilvl w:val="0"/>
+          <w:numId w:val="18"/>
+        </w:numPr>
+      </w:pPr>
+      <w:r>
+        <w:rPr>
+          <w:b/>
+          <w:bCs/>
+        </w:rPr>
+        <w:t>Every ACL ends with an invisible deny ip any any</w:t>
+      </w:r>
+      <w:r>
+        <w:t>, so if you want traffic to continue beyond your specific deny rules, you must explicitly permit it.</w:t>
+      </w:r>
+    </w:p>
+    <w:p/>
     <w:sectPr>
       <w:pgSz w:w="12240" w:h="15840"/>
       <w:pgMar w:top="1440" w:right="1440" w:bottom="1440" w:left="1440" w:header="720" w:footer="720" w:gutter="0"/>
@@ -1993,6 +6752,304 @@
 <file path=word/numbering.xml><?xml version="1.0" encoding="utf-8"?>
 <w:numbering xmlns:wpc="http://schemas.microsoft.com/office/word/2010/wordprocessingCanvas" xmlns:cx="http://schemas.microsoft.com/office/drawing/2014/chartex" xmlns:cx1="http://schemas.microsoft.com/office/drawing/2015/9/8/chartex" xmlns:cx2="http://schemas.microsoft.com/office/drawing/2015/10/21/chartex" xmlns:cx3="http://schemas.microsoft.com/office/drawing/2016/5/9/chartex" xmlns:cx4="http://schemas.microsoft.com/office/drawing/2016/5/10/chartex" xmlns:cx5="http://schemas.microsoft.com/office/drawing/2016/5/11/chartex" xmlns:cx6="http://schemas.microsoft.com/office/drawing/2016/5/12/chartex" xmlns:cx7="http://schemas.microsoft.com/office/drawing/2016/5/13/chartex" xmlns:cx8="http://schemas.microsoft.com/office/drawing/2016/5/14/chartex" xmlns:mc="http://schemas.openxmlformats.org/markup-compatibility/2006" xmlns:aink="http://schemas.microsoft.com/office/drawing/2016/ink" xmlns:am3d="http://schemas.microsoft.com/office/drawing/2017/model3d" xmlns:o="urn:schemas-microsoft-com:office:office" xmlns:oel="http://schemas.microsoft.com/office/2019/extlst" xmlns:r="http://schemas.openxmlformats.org/officeDocument/2006/relationships" xmlns:m="http://schemas.openxmlformats.org/officeDocument/2006/math" xmlns:v="urn:schemas-microsoft-com:vml" xmlns:wp14="http://schemas.microsoft.com/office/word/2010/wordprocessingDrawing" xmlns:wp="http://schemas.openxmlformats.org/drawingml/2006/wordprocessingDrawing" xmlns:w10="urn:schemas-microsoft-com:office:word" xmlns:w="http://schemas.openxmlformats.org/wordprocessingml/2006/main" xmlns:w14="http://schemas.microsoft.com/office/word/2010/wordml" xmlns:w15="http://schemas.microsoft.com/office/word/2012/wordml" xmlns:w16cex="http://schemas.microsoft.com/office/word/2018/wordml/cex" xmlns:w16cid="http://schemas.microsoft.com/office/word/2016/wordml/cid" xmlns:w16="http://schemas.microsoft.com/office/word/2018/wordml" xmlns:w16du="http://schemas.microsoft.com/office/word/2023/wordml/word16du" xmlns:w16sdtdh="http://schemas.microsoft.com/office/word/2020/wordml/sdtdatahash" xmlns:w16sdtfl="http://schemas.microsoft.com/office/word/2024/wordml/sdtformatlock" xmlns:w16se="http://schemas.microsoft.com/office/word/2015/wordml/symex" xmlns:wpg="http://schemas.microsoft.com/office/word/2010/wordprocessingGroup" xmlns:wpi="http://schemas.microsoft.com/office/word/2010/wordprocessingInk" xmlns:wne="http://schemas.microsoft.com/office/word/2006/wordml" xmlns:wps="http://schemas.microsoft.com/office/word/2010/wordprocessingShape" mc:Ignorable="w14 w15 w16se w16cid w16 w16cex w16sdtdh w16sdtfl w16du wp14">
   <w:abstractNum w:abstractNumId="0" w15:restartNumberingAfterBreak="0">
+    <w:nsid w:val="0E883CD7"/>
+    <w:multiLevelType w:val="multilevel"/>
+    <w:tmpl w:val="939E8F22"/>
+    <w:lvl w:ilvl="0">
+      <w:start w:val="1"/>
+      <w:numFmt w:val="bullet"/>
+      <w:lvlText w:val=""/>
+      <w:lvlJc w:val="left"/>
+      <w:pPr>
+        <w:tabs>
+          <w:tab w:val="num" w:pos="720"/>
+        </w:tabs>
+        <w:ind w:left="720" w:hanging="360"/>
+      </w:pPr>
+      <w:rPr>
+        <w:rFonts w:ascii="Symbol" w:hAnsi="Symbol" w:hint="default"/>
+        <w:sz w:val="20"/>
+      </w:rPr>
+    </w:lvl>
+    <w:lvl w:ilvl="1" w:tentative="1">
+      <w:start w:val="1"/>
+      <w:numFmt w:val="bullet"/>
+      <w:lvlText w:val="o"/>
+      <w:lvlJc w:val="left"/>
+      <w:pPr>
+        <w:tabs>
+          <w:tab w:val="num" w:pos="1440"/>
+        </w:tabs>
+        <w:ind w:left="1440" w:hanging="360"/>
+      </w:pPr>
+      <w:rPr>
+        <w:rFonts w:ascii="Courier New" w:hAnsi="Courier New" w:hint="default"/>
+        <w:sz w:val="20"/>
+      </w:rPr>
+    </w:lvl>
+    <w:lvl w:ilvl="2" w:tentative="1">
+      <w:start w:val="1"/>
+      <w:numFmt w:val="bullet"/>
+      <w:lvlText w:val=""/>
+      <w:lvlJc w:val="left"/>
+      <w:pPr>
+        <w:tabs>
+          <w:tab w:val="num" w:pos="2160"/>
+        </w:tabs>
+        <w:ind w:left="2160" w:hanging="360"/>
+      </w:pPr>
+      <w:rPr>
+        <w:rFonts w:ascii="Wingdings" w:hAnsi="Wingdings" w:hint="default"/>
+        <w:sz w:val="20"/>
+      </w:rPr>
+    </w:lvl>
+    <w:lvl w:ilvl="3" w:tentative="1">
+      <w:start w:val="1"/>
+      <w:numFmt w:val="bullet"/>
+      <w:lvlText w:val=""/>
+      <w:lvlJc w:val="left"/>
+      <w:pPr>
+        <w:tabs>
+          <w:tab w:val="num" w:pos="2880"/>
+        </w:tabs>
+        <w:ind w:left="2880" w:hanging="360"/>
+      </w:pPr>
+      <w:rPr>
+        <w:rFonts w:ascii="Wingdings" w:hAnsi="Wingdings" w:hint="default"/>
+        <w:sz w:val="20"/>
+      </w:rPr>
+    </w:lvl>
+    <w:lvl w:ilvl="4" w:tentative="1">
+      <w:start w:val="1"/>
+      <w:numFmt w:val="bullet"/>
+      <w:lvlText w:val=""/>
+      <w:lvlJc w:val="left"/>
+      <w:pPr>
+        <w:tabs>
+          <w:tab w:val="num" w:pos="3600"/>
+        </w:tabs>
+        <w:ind w:left="3600" w:hanging="360"/>
+      </w:pPr>
+      <w:rPr>
+        <w:rFonts w:ascii="Wingdings" w:hAnsi="Wingdings" w:hint="default"/>
+        <w:sz w:val="20"/>
+      </w:rPr>
+    </w:lvl>
+    <w:lvl w:ilvl="5" w:tentative="1">
+      <w:start w:val="1"/>
+      <w:numFmt w:val="bullet"/>
+      <w:lvlText w:val=""/>
+      <w:lvlJc w:val="left"/>
+      <w:pPr>
+        <w:tabs>
+          <w:tab w:val="num" w:pos="4320"/>
+        </w:tabs>
+        <w:ind w:left="4320" w:hanging="360"/>
+      </w:pPr>
+      <w:rPr>
+        <w:rFonts w:ascii="Wingdings" w:hAnsi="Wingdings" w:hint="default"/>
+        <w:sz w:val="20"/>
+      </w:rPr>
+    </w:lvl>
+    <w:lvl w:ilvl="6" w:tentative="1">
+      <w:start w:val="1"/>
+      <w:numFmt w:val="bullet"/>
+      <w:lvlText w:val=""/>
+      <w:lvlJc w:val="left"/>
+      <w:pPr>
+        <w:tabs>
+          <w:tab w:val="num" w:pos="5040"/>
+        </w:tabs>
+        <w:ind w:left="5040" w:hanging="360"/>
+      </w:pPr>
+      <w:rPr>
+        <w:rFonts w:ascii="Wingdings" w:hAnsi="Wingdings" w:hint="default"/>
+        <w:sz w:val="20"/>
+      </w:rPr>
+    </w:lvl>
+    <w:lvl w:ilvl="7" w:tentative="1">
+      <w:start w:val="1"/>
+      <w:numFmt w:val="bullet"/>
+      <w:lvlText w:val=""/>
+      <w:lvlJc w:val="left"/>
+      <w:pPr>
+        <w:tabs>
+          <w:tab w:val="num" w:pos="5760"/>
+        </w:tabs>
+        <w:ind w:left="5760" w:hanging="360"/>
+      </w:pPr>
+      <w:rPr>
+        <w:rFonts w:ascii="Wingdings" w:hAnsi="Wingdings" w:hint="default"/>
+        <w:sz w:val="20"/>
+      </w:rPr>
+    </w:lvl>
+    <w:lvl w:ilvl="8" w:tentative="1">
+      <w:start w:val="1"/>
+      <w:numFmt w:val="bullet"/>
+      <w:lvlText w:val=""/>
+      <w:lvlJc w:val="left"/>
+      <w:pPr>
+        <w:tabs>
+          <w:tab w:val="num" w:pos="6480"/>
+        </w:tabs>
+        <w:ind w:left="6480" w:hanging="360"/>
+      </w:pPr>
+      <w:rPr>
+        <w:rFonts w:ascii="Wingdings" w:hAnsi="Wingdings" w:hint="default"/>
+        <w:sz w:val="20"/>
+      </w:rPr>
+    </w:lvl>
+  </w:abstractNum>
+  <w:abstractNum w:abstractNumId="1" w15:restartNumberingAfterBreak="0">
+    <w:nsid w:val="0FCE0101"/>
+    <w:multiLevelType w:val="multilevel"/>
+    <w:tmpl w:val="4ACA8784"/>
+    <w:lvl w:ilvl="0">
+      <w:start w:val="1"/>
+      <w:numFmt w:val="bullet"/>
+      <w:lvlText w:val=""/>
+      <w:lvlJc w:val="left"/>
+      <w:pPr>
+        <w:tabs>
+          <w:tab w:val="num" w:pos="720"/>
+        </w:tabs>
+        <w:ind w:left="720" w:hanging="360"/>
+      </w:pPr>
+      <w:rPr>
+        <w:rFonts w:ascii="Symbol" w:hAnsi="Symbol" w:hint="default"/>
+        <w:sz w:val="20"/>
+      </w:rPr>
+    </w:lvl>
+    <w:lvl w:ilvl="1" w:tentative="1">
+      <w:start w:val="1"/>
+      <w:numFmt w:val="bullet"/>
+      <w:lvlText w:val="o"/>
+      <w:lvlJc w:val="left"/>
+      <w:pPr>
+        <w:tabs>
+          <w:tab w:val="num" w:pos="1440"/>
+        </w:tabs>
+        <w:ind w:left="1440" w:hanging="360"/>
+      </w:pPr>
+      <w:rPr>
+        <w:rFonts w:ascii="Courier New" w:hAnsi="Courier New" w:hint="default"/>
+        <w:sz w:val="20"/>
+      </w:rPr>
+    </w:lvl>
+    <w:lvl w:ilvl="2" w:tentative="1">
+      <w:start w:val="1"/>
+      <w:numFmt w:val="bullet"/>
+      <w:lvlText w:val=""/>
+      <w:lvlJc w:val="left"/>
+      <w:pPr>
+        <w:tabs>
+          <w:tab w:val="num" w:pos="2160"/>
+        </w:tabs>
+        <w:ind w:left="2160" w:hanging="360"/>
+      </w:pPr>
+      <w:rPr>
+        <w:rFonts w:ascii="Wingdings" w:hAnsi="Wingdings" w:hint="default"/>
+        <w:sz w:val="20"/>
+      </w:rPr>
+    </w:lvl>
+    <w:lvl w:ilvl="3" w:tentative="1">
+      <w:start w:val="1"/>
+      <w:numFmt w:val="bullet"/>
+      <w:lvlText w:val=""/>
+      <w:lvlJc w:val="left"/>
+      <w:pPr>
+        <w:tabs>
+          <w:tab w:val="num" w:pos="2880"/>
+        </w:tabs>
+        <w:ind w:left="2880" w:hanging="360"/>
+      </w:pPr>
+      <w:rPr>
+        <w:rFonts w:ascii="Wingdings" w:hAnsi="Wingdings" w:hint="default"/>
+        <w:sz w:val="20"/>
+      </w:rPr>
+    </w:lvl>
+    <w:lvl w:ilvl="4" w:tentative="1">
+      <w:start w:val="1"/>
+      <w:numFmt w:val="bullet"/>
+      <w:lvlText w:val=""/>
+      <w:lvlJc w:val="left"/>
+      <w:pPr>
+        <w:tabs>
+          <w:tab w:val="num" w:pos="3600"/>
+        </w:tabs>
+        <w:ind w:left="3600" w:hanging="360"/>
+      </w:pPr>
+      <w:rPr>
+        <w:rFonts w:ascii="Wingdings" w:hAnsi="Wingdings" w:hint="default"/>
+        <w:sz w:val="20"/>
+      </w:rPr>
+    </w:lvl>
+    <w:lvl w:ilvl="5" w:tentative="1">
+      <w:start w:val="1"/>
+      <w:numFmt w:val="bullet"/>
+      <w:lvlText w:val=""/>
+      <w:lvlJc w:val="left"/>
+      <w:pPr>
+        <w:tabs>
+          <w:tab w:val="num" w:pos="4320"/>
+        </w:tabs>
+        <w:ind w:left="4320" w:hanging="360"/>
+      </w:pPr>
+      <w:rPr>
+        <w:rFonts w:ascii="Wingdings" w:hAnsi="Wingdings" w:hint="default"/>
+        <w:sz w:val="20"/>
+      </w:rPr>
+    </w:lvl>
+    <w:lvl w:ilvl="6" w:tentative="1">
+      <w:start w:val="1"/>
+      <w:numFmt w:val="bullet"/>
+      <w:lvlText w:val=""/>
+      <w:lvlJc w:val="left"/>
+      <w:pPr>
+        <w:tabs>
+          <w:tab w:val="num" w:pos="5040"/>
+        </w:tabs>
+        <w:ind w:left="5040" w:hanging="360"/>
+      </w:pPr>
+      <w:rPr>
+        <w:rFonts w:ascii="Wingdings" w:hAnsi="Wingdings" w:hint="default"/>
+        <w:sz w:val="20"/>
+      </w:rPr>
+    </w:lvl>
+    <w:lvl w:ilvl="7" w:tentative="1">
+      <w:start w:val="1"/>
+      <w:numFmt w:val="bullet"/>
+      <w:lvlText w:val=""/>
+      <w:lvlJc w:val="left"/>
+      <w:pPr>
+        <w:tabs>
+          <w:tab w:val="num" w:pos="5760"/>
+        </w:tabs>
+        <w:ind w:left="5760" w:hanging="360"/>
+      </w:pPr>
+      <w:rPr>
+        <w:rFonts w:ascii="Wingdings" w:hAnsi="Wingdings" w:hint="default"/>
+        <w:sz w:val="20"/>
+      </w:rPr>
+    </w:lvl>
+    <w:lvl w:ilvl="8" w:tentative="1">
+      <w:start w:val="1"/>
+      <w:numFmt w:val="bullet"/>
+      <w:lvlText w:val=""/>
+      <w:lvlJc w:val="left"/>
+      <w:pPr>
+        <w:tabs>
+          <w:tab w:val="num" w:pos="6480"/>
+        </w:tabs>
+        <w:ind w:left="6480" w:hanging="360"/>
+      </w:pPr>
+      <w:rPr>
+        <w:rFonts w:ascii="Wingdings" w:hAnsi="Wingdings" w:hint="default"/>
+        <w:sz w:val="20"/>
+      </w:rPr>
+    </w:lvl>
+  </w:abstractNum>
+  <w:abstractNum w:abstractNumId="2" w15:restartNumberingAfterBreak="0">
     <w:nsid w:val="1E7D5666"/>
     <w:multiLevelType w:val="multilevel"/>
     <w:tmpl w:val="B59E00C6"/>
@@ -2141,7 +7198,156 @@
       </w:rPr>
     </w:lvl>
   </w:abstractNum>
-  <w:abstractNum w:abstractNumId="1" w15:restartNumberingAfterBreak="0">
+  <w:abstractNum w:abstractNumId="3" w15:restartNumberingAfterBreak="0">
+    <w:nsid w:val="1FD606FF"/>
+    <w:multiLevelType w:val="multilevel"/>
+    <w:tmpl w:val="44365084"/>
+    <w:lvl w:ilvl="0">
+      <w:start w:val="1"/>
+      <w:numFmt w:val="bullet"/>
+      <w:lvlText w:val=""/>
+      <w:lvlJc w:val="left"/>
+      <w:pPr>
+        <w:tabs>
+          <w:tab w:val="num" w:pos="720"/>
+        </w:tabs>
+        <w:ind w:left="720" w:hanging="360"/>
+      </w:pPr>
+      <w:rPr>
+        <w:rFonts w:ascii="Symbol" w:hAnsi="Symbol" w:hint="default"/>
+        <w:sz w:val="20"/>
+      </w:rPr>
+    </w:lvl>
+    <w:lvl w:ilvl="1" w:tentative="1">
+      <w:start w:val="1"/>
+      <w:numFmt w:val="bullet"/>
+      <w:lvlText w:val="o"/>
+      <w:lvlJc w:val="left"/>
+      <w:pPr>
+        <w:tabs>
+          <w:tab w:val="num" w:pos="1440"/>
+        </w:tabs>
+        <w:ind w:left="1440" w:hanging="360"/>
+      </w:pPr>
+      <w:rPr>
+        <w:rFonts w:ascii="Courier New" w:hAnsi="Courier New" w:hint="default"/>
+        <w:sz w:val="20"/>
+      </w:rPr>
+    </w:lvl>
+    <w:lvl w:ilvl="2" w:tentative="1">
+      <w:start w:val="1"/>
+      <w:numFmt w:val="bullet"/>
+      <w:lvlText w:val=""/>
+      <w:lvlJc w:val="left"/>
+      <w:pPr>
+        <w:tabs>
+          <w:tab w:val="num" w:pos="2160"/>
+        </w:tabs>
+        <w:ind w:left="2160" w:hanging="360"/>
+      </w:pPr>
+      <w:rPr>
+        <w:rFonts w:ascii="Wingdings" w:hAnsi="Wingdings" w:hint="default"/>
+        <w:sz w:val="20"/>
+      </w:rPr>
+    </w:lvl>
+    <w:lvl w:ilvl="3" w:tentative="1">
+      <w:start w:val="1"/>
+      <w:numFmt w:val="bullet"/>
+      <w:lvlText w:val=""/>
+      <w:lvlJc w:val="left"/>
+      <w:pPr>
+        <w:tabs>
+          <w:tab w:val="num" w:pos="2880"/>
+        </w:tabs>
+        <w:ind w:left="2880" w:hanging="360"/>
+      </w:pPr>
+      <w:rPr>
+        <w:rFonts w:ascii="Wingdings" w:hAnsi="Wingdings" w:hint="default"/>
+        <w:sz w:val="20"/>
+      </w:rPr>
+    </w:lvl>
+    <w:lvl w:ilvl="4" w:tentative="1">
+      <w:start w:val="1"/>
+      <w:numFmt w:val="bullet"/>
+      <w:lvlText w:val=""/>
+      <w:lvlJc w:val="left"/>
+      <w:pPr>
+        <w:tabs>
+          <w:tab w:val="num" w:pos="3600"/>
+        </w:tabs>
+        <w:ind w:left="3600" w:hanging="360"/>
+      </w:pPr>
+      <w:rPr>
+        <w:rFonts w:ascii="Wingdings" w:hAnsi="Wingdings" w:hint="default"/>
+        <w:sz w:val="20"/>
+      </w:rPr>
+    </w:lvl>
+    <w:lvl w:ilvl="5" w:tentative="1">
+      <w:start w:val="1"/>
+      <w:numFmt w:val="bullet"/>
+      <w:lvlText w:val=""/>
+      <w:lvlJc w:val="left"/>
+      <w:pPr>
+        <w:tabs>
+          <w:tab w:val="num" w:pos="4320"/>
+        </w:tabs>
+        <w:ind w:left="4320" w:hanging="360"/>
+      </w:pPr>
+      <w:rPr>
+        <w:rFonts w:ascii="Wingdings" w:hAnsi="Wingdings" w:hint="default"/>
+        <w:sz w:val="20"/>
+      </w:rPr>
+    </w:lvl>
+    <w:lvl w:ilvl="6" w:tentative="1">
+      <w:start w:val="1"/>
+      <w:numFmt w:val="bullet"/>
+      <w:lvlText w:val=""/>
+      <w:lvlJc w:val="left"/>
+      <w:pPr>
+        <w:tabs>
+          <w:tab w:val="num" w:pos="5040"/>
+        </w:tabs>
+        <w:ind w:left="5040" w:hanging="360"/>
+      </w:pPr>
+      <w:rPr>
+        <w:rFonts w:ascii="Wingdings" w:hAnsi="Wingdings" w:hint="default"/>
+        <w:sz w:val="20"/>
+      </w:rPr>
+    </w:lvl>
+    <w:lvl w:ilvl="7" w:tentative="1">
+      <w:start w:val="1"/>
+      <w:numFmt w:val="bullet"/>
+      <w:lvlText w:val=""/>
+      <w:lvlJc w:val="left"/>
+      <w:pPr>
+        <w:tabs>
+          <w:tab w:val="num" w:pos="5760"/>
+        </w:tabs>
+        <w:ind w:left="5760" w:hanging="360"/>
+      </w:pPr>
+      <w:rPr>
+        <w:rFonts w:ascii="Wingdings" w:hAnsi="Wingdings" w:hint="default"/>
+        <w:sz w:val="20"/>
+      </w:rPr>
+    </w:lvl>
+    <w:lvl w:ilvl="8" w:tentative="1">
+      <w:start w:val="1"/>
+      <w:numFmt w:val="bullet"/>
+      <w:lvlText w:val=""/>
+      <w:lvlJc w:val="left"/>
+      <w:pPr>
+        <w:tabs>
+          <w:tab w:val="num" w:pos="6480"/>
+        </w:tabs>
+        <w:ind w:left="6480" w:hanging="360"/>
+      </w:pPr>
+      <w:rPr>
+        <w:rFonts w:ascii="Wingdings" w:hAnsi="Wingdings" w:hint="default"/>
+        <w:sz w:val="20"/>
+      </w:rPr>
+    </w:lvl>
+  </w:abstractNum>
+  <w:abstractNum w:abstractNumId="4" w15:restartNumberingAfterBreak="0">
     <w:nsid w:val="2EEA7E69"/>
     <w:multiLevelType w:val="multilevel"/>
     <w:tmpl w:val="95A8C9FE"/>
@@ -2290,7 +7496,120 @@
       </w:rPr>
     </w:lvl>
   </w:abstractNum>
-  <w:abstractNum w:abstractNumId="2" w15:restartNumberingAfterBreak="0">
+  <w:abstractNum w:abstractNumId="5" w15:restartNumberingAfterBreak="0">
+    <w:nsid w:val="40C62051"/>
+    <w:multiLevelType w:val="multilevel"/>
+    <w:tmpl w:val="DDC67370"/>
+    <w:lvl w:ilvl="0">
+      <w:start w:val="1"/>
+      <w:numFmt w:val="decimal"/>
+      <w:lvlText w:val="%1."/>
+      <w:lvlJc w:val="left"/>
+      <w:pPr>
+        <w:tabs>
+          <w:tab w:val="num" w:pos="720"/>
+        </w:tabs>
+        <w:ind w:left="720" w:hanging="360"/>
+      </w:pPr>
+    </w:lvl>
+    <w:lvl w:ilvl="1" w:tentative="1">
+      <w:start w:val="1"/>
+      <w:numFmt w:val="decimal"/>
+      <w:lvlText w:val="%2."/>
+      <w:lvlJc w:val="left"/>
+      <w:pPr>
+        <w:tabs>
+          <w:tab w:val="num" w:pos="1440"/>
+        </w:tabs>
+        <w:ind w:left="1440" w:hanging="360"/>
+      </w:pPr>
+    </w:lvl>
+    <w:lvl w:ilvl="2" w:tentative="1">
+      <w:start w:val="1"/>
+      <w:numFmt w:val="decimal"/>
+      <w:lvlText w:val="%3."/>
+      <w:lvlJc w:val="left"/>
+      <w:pPr>
+        <w:tabs>
+          <w:tab w:val="num" w:pos="2160"/>
+        </w:tabs>
+        <w:ind w:left="2160" w:hanging="360"/>
+      </w:pPr>
+    </w:lvl>
+    <w:lvl w:ilvl="3" w:tentative="1">
+      <w:start w:val="1"/>
+      <w:numFmt w:val="decimal"/>
+      <w:lvlText w:val="%4."/>
+      <w:lvlJc w:val="left"/>
+      <w:pPr>
+        <w:tabs>
+          <w:tab w:val="num" w:pos="2880"/>
+        </w:tabs>
+        <w:ind w:left="2880" w:hanging="360"/>
+      </w:pPr>
+    </w:lvl>
+    <w:lvl w:ilvl="4" w:tentative="1">
+      <w:start w:val="1"/>
+      <w:numFmt w:val="decimal"/>
+      <w:lvlText w:val="%5."/>
+      <w:lvlJc w:val="left"/>
+      <w:pPr>
+        <w:tabs>
+          <w:tab w:val="num" w:pos="3600"/>
+        </w:tabs>
+        <w:ind w:left="3600" w:hanging="360"/>
+      </w:pPr>
+    </w:lvl>
+    <w:lvl w:ilvl="5" w:tentative="1">
+      <w:start w:val="1"/>
+      <w:numFmt w:val="decimal"/>
+      <w:lvlText w:val="%6."/>
+      <w:lvlJc w:val="left"/>
+      <w:pPr>
+        <w:tabs>
+          <w:tab w:val="num" w:pos="4320"/>
+        </w:tabs>
+        <w:ind w:left="4320" w:hanging="360"/>
+      </w:pPr>
+    </w:lvl>
+    <w:lvl w:ilvl="6" w:tentative="1">
+      <w:start w:val="1"/>
+      <w:numFmt w:val="decimal"/>
+      <w:lvlText w:val="%7."/>
+      <w:lvlJc w:val="left"/>
+      <w:pPr>
+        <w:tabs>
+          <w:tab w:val="num" w:pos="5040"/>
+        </w:tabs>
+        <w:ind w:left="5040" w:hanging="360"/>
+      </w:pPr>
+    </w:lvl>
+    <w:lvl w:ilvl="7" w:tentative="1">
+      <w:start w:val="1"/>
+      <w:numFmt w:val="decimal"/>
+      <w:lvlText w:val="%8."/>
+      <w:lvlJc w:val="left"/>
+      <w:pPr>
+        <w:tabs>
+          <w:tab w:val="num" w:pos="5760"/>
+        </w:tabs>
+        <w:ind w:left="5760" w:hanging="360"/>
+      </w:pPr>
+    </w:lvl>
+    <w:lvl w:ilvl="8" w:tentative="1">
+      <w:start w:val="1"/>
+      <w:numFmt w:val="decimal"/>
+      <w:lvlText w:val="%9."/>
+      <w:lvlJc w:val="left"/>
+      <w:pPr>
+        <w:tabs>
+          <w:tab w:val="num" w:pos="6480"/>
+        </w:tabs>
+        <w:ind w:left="6480" w:hanging="360"/>
+      </w:pPr>
+    </w:lvl>
+  </w:abstractNum>
+  <w:abstractNum w:abstractNumId="6" w15:restartNumberingAfterBreak="0">
     <w:nsid w:val="42E760D6"/>
     <w:multiLevelType w:val="multilevel"/>
     <w:tmpl w:val="3452B71C"/>
@@ -2400,7 +7719,7 @@
       </w:pPr>
     </w:lvl>
   </w:abstractNum>
-  <w:abstractNum w:abstractNumId="3" w15:restartNumberingAfterBreak="0">
+  <w:abstractNum w:abstractNumId="7" w15:restartNumberingAfterBreak="0">
     <w:nsid w:val="435F63CC"/>
     <w:multiLevelType w:val="hybridMultilevel"/>
     <w:tmpl w:val="1188E176"/>
@@ -2486,7 +7805,7 @@
       </w:pPr>
     </w:lvl>
   </w:abstractNum>
-  <w:abstractNum w:abstractNumId="4" w15:restartNumberingAfterBreak="0">
+  <w:abstractNum w:abstractNumId="8" w15:restartNumberingAfterBreak="0">
     <w:nsid w:val="4564401D"/>
     <w:multiLevelType w:val="hybridMultilevel"/>
     <w:tmpl w:val="CF56C8C6"/>
@@ -2572,7 +7891,454 @@
       </w:pPr>
     </w:lvl>
   </w:abstractNum>
-  <w:abstractNum w:abstractNumId="5" w15:restartNumberingAfterBreak="0">
+  <w:abstractNum w:abstractNumId="9" w15:restartNumberingAfterBreak="0">
+    <w:nsid w:val="47B40F2E"/>
+    <w:multiLevelType w:val="multilevel"/>
+    <w:tmpl w:val="2F8EC522"/>
+    <w:lvl w:ilvl="0">
+      <w:start w:val="1"/>
+      <w:numFmt w:val="bullet"/>
+      <w:lvlText w:val=""/>
+      <w:lvlJc w:val="left"/>
+      <w:pPr>
+        <w:tabs>
+          <w:tab w:val="num" w:pos="720"/>
+        </w:tabs>
+        <w:ind w:left="720" w:hanging="360"/>
+      </w:pPr>
+      <w:rPr>
+        <w:rFonts w:ascii="Symbol" w:hAnsi="Symbol" w:hint="default"/>
+        <w:sz w:val="20"/>
+      </w:rPr>
+    </w:lvl>
+    <w:lvl w:ilvl="1" w:tentative="1">
+      <w:start w:val="1"/>
+      <w:numFmt w:val="bullet"/>
+      <w:lvlText w:val="o"/>
+      <w:lvlJc w:val="left"/>
+      <w:pPr>
+        <w:tabs>
+          <w:tab w:val="num" w:pos="1440"/>
+        </w:tabs>
+        <w:ind w:left="1440" w:hanging="360"/>
+      </w:pPr>
+      <w:rPr>
+        <w:rFonts w:ascii="Courier New" w:hAnsi="Courier New" w:hint="default"/>
+        <w:sz w:val="20"/>
+      </w:rPr>
+    </w:lvl>
+    <w:lvl w:ilvl="2" w:tentative="1">
+      <w:start w:val="1"/>
+      <w:numFmt w:val="bullet"/>
+      <w:lvlText w:val=""/>
+      <w:lvlJc w:val="left"/>
+      <w:pPr>
+        <w:tabs>
+          <w:tab w:val="num" w:pos="2160"/>
+        </w:tabs>
+        <w:ind w:left="2160" w:hanging="360"/>
+      </w:pPr>
+      <w:rPr>
+        <w:rFonts w:ascii="Wingdings" w:hAnsi="Wingdings" w:hint="default"/>
+        <w:sz w:val="20"/>
+      </w:rPr>
+    </w:lvl>
+    <w:lvl w:ilvl="3" w:tentative="1">
+      <w:start w:val="1"/>
+      <w:numFmt w:val="bullet"/>
+      <w:lvlText w:val=""/>
+      <w:lvlJc w:val="left"/>
+      <w:pPr>
+        <w:tabs>
+          <w:tab w:val="num" w:pos="2880"/>
+        </w:tabs>
+        <w:ind w:left="2880" w:hanging="360"/>
+      </w:pPr>
+      <w:rPr>
+        <w:rFonts w:ascii="Wingdings" w:hAnsi="Wingdings" w:hint="default"/>
+        <w:sz w:val="20"/>
+      </w:rPr>
+    </w:lvl>
+    <w:lvl w:ilvl="4" w:tentative="1">
+      <w:start w:val="1"/>
+      <w:numFmt w:val="bullet"/>
+      <w:lvlText w:val=""/>
+      <w:lvlJc w:val="left"/>
+      <w:pPr>
+        <w:tabs>
+          <w:tab w:val="num" w:pos="3600"/>
+        </w:tabs>
+        <w:ind w:left="3600" w:hanging="360"/>
+      </w:pPr>
+      <w:rPr>
+        <w:rFonts w:ascii="Wingdings" w:hAnsi="Wingdings" w:hint="default"/>
+        <w:sz w:val="20"/>
+      </w:rPr>
+    </w:lvl>
+    <w:lvl w:ilvl="5" w:tentative="1">
+      <w:start w:val="1"/>
+      <w:numFmt w:val="bullet"/>
+      <w:lvlText w:val=""/>
+      <w:lvlJc w:val="left"/>
+      <w:pPr>
+        <w:tabs>
+          <w:tab w:val="num" w:pos="4320"/>
+        </w:tabs>
+        <w:ind w:left="4320" w:hanging="360"/>
+      </w:pPr>
+      <w:rPr>
+        <w:rFonts w:ascii="Wingdings" w:hAnsi="Wingdings" w:hint="default"/>
+        <w:sz w:val="20"/>
+      </w:rPr>
+    </w:lvl>
+    <w:lvl w:ilvl="6" w:tentative="1">
+      <w:start w:val="1"/>
+      <w:numFmt w:val="bullet"/>
+      <w:lvlText w:val=""/>
+      <w:lvlJc w:val="left"/>
+      <w:pPr>
+        <w:tabs>
+          <w:tab w:val="num" w:pos="5040"/>
+        </w:tabs>
+        <w:ind w:left="5040" w:hanging="360"/>
+      </w:pPr>
+      <w:rPr>
+        <w:rFonts w:ascii="Wingdings" w:hAnsi="Wingdings" w:hint="default"/>
+        <w:sz w:val="20"/>
+      </w:rPr>
+    </w:lvl>
+    <w:lvl w:ilvl="7" w:tentative="1">
+      <w:start w:val="1"/>
+      <w:numFmt w:val="bullet"/>
+      <w:lvlText w:val=""/>
+      <w:lvlJc w:val="left"/>
+      <w:pPr>
+        <w:tabs>
+          <w:tab w:val="num" w:pos="5760"/>
+        </w:tabs>
+        <w:ind w:left="5760" w:hanging="360"/>
+      </w:pPr>
+      <w:rPr>
+        <w:rFonts w:ascii="Wingdings" w:hAnsi="Wingdings" w:hint="default"/>
+        <w:sz w:val="20"/>
+      </w:rPr>
+    </w:lvl>
+    <w:lvl w:ilvl="8" w:tentative="1">
+      <w:start w:val="1"/>
+      <w:numFmt w:val="bullet"/>
+      <w:lvlText w:val=""/>
+      <w:lvlJc w:val="left"/>
+      <w:pPr>
+        <w:tabs>
+          <w:tab w:val="num" w:pos="6480"/>
+        </w:tabs>
+        <w:ind w:left="6480" w:hanging="360"/>
+      </w:pPr>
+      <w:rPr>
+        <w:rFonts w:ascii="Wingdings" w:hAnsi="Wingdings" w:hint="default"/>
+        <w:sz w:val="20"/>
+      </w:rPr>
+    </w:lvl>
+  </w:abstractNum>
+  <w:abstractNum w:abstractNumId="10" w15:restartNumberingAfterBreak="0">
+    <w:nsid w:val="4A196621"/>
+    <w:multiLevelType w:val="multilevel"/>
+    <w:tmpl w:val="840674AE"/>
+    <w:lvl w:ilvl="0">
+      <w:start w:val="1"/>
+      <w:numFmt w:val="bullet"/>
+      <w:lvlText w:val=""/>
+      <w:lvlJc w:val="left"/>
+      <w:pPr>
+        <w:tabs>
+          <w:tab w:val="num" w:pos="720"/>
+        </w:tabs>
+        <w:ind w:left="720" w:hanging="360"/>
+      </w:pPr>
+      <w:rPr>
+        <w:rFonts w:ascii="Symbol" w:hAnsi="Symbol" w:hint="default"/>
+        <w:sz w:val="20"/>
+      </w:rPr>
+    </w:lvl>
+    <w:lvl w:ilvl="1" w:tentative="1">
+      <w:start w:val="1"/>
+      <w:numFmt w:val="bullet"/>
+      <w:lvlText w:val="o"/>
+      <w:lvlJc w:val="left"/>
+      <w:pPr>
+        <w:tabs>
+          <w:tab w:val="num" w:pos="1440"/>
+        </w:tabs>
+        <w:ind w:left="1440" w:hanging="360"/>
+      </w:pPr>
+      <w:rPr>
+        <w:rFonts w:ascii="Courier New" w:hAnsi="Courier New" w:hint="default"/>
+        <w:sz w:val="20"/>
+      </w:rPr>
+    </w:lvl>
+    <w:lvl w:ilvl="2" w:tentative="1">
+      <w:start w:val="1"/>
+      <w:numFmt w:val="bullet"/>
+      <w:lvlText w:val=""/>
+      <w:lvlJc w:val="left"/>
+      <w:pPr>
+        <w:tabs>
+          <w:tab w:val="num" w:pos="2160"/>
+        </w:tabs>
+        <w:ind w:left="2160" w:hanging="360"/>
+      </w:pPr>
+      <w:rPr>
+        <w:rFonts w:ascii="Wingdings" w:hAnsi="Wingdings" w:hint="default"/>
+        <w:sz w:val="20"/>
+      </w:rPr>
+    </w:lvl>
+    <w:lvl w:ilvl="3" w:tentative="1">
+      <w:start w:val="1"/>
+      <w:numFmt w:val="bullet"/>
+      <w:lvlText w:val=""/>
+      <w:lvlJc w:val="left"/>
+      <w:pPr>
+        <w:tabs>
+          <w:tab w:val="num" w:pos="2880"/>
+        </w:tabs>
+        <w:ind w:left="2880" w:hanging="360"/>
+      </w:pPr>
+      <w:rPr>
+        <w:rFonts w:ascii="Wingdings" w:hAnsi="Wingdings" w:hint="default"/>
+        <w:sz w:val="20"/>
+      </w:rPr>
+    </w:lvl>
+    <w:lvl w:ilvl="4" w:tentative="1">
+      <w:start w:val="1"/>
+      <w:numFmt w:val="bullet"/>
+      <w:lvlText w:val=""/>
+      <w:lvlJc w:val="left"/>
+      <w:pPr>
+        <w:tabs>
+          <w:tab w:val="num" w:pos="3600"/>
+        </w:tabs>
+        <w:ind w:left="3600" w:hanging="360"/>
+      </w:pPr>
+      <w:rPr>
+        <w:rFonts w:ascii="Wingdings" w:hAnsi="Wingdings" w:hint="default"/>
+        <w:sz w:val="20"/>
+      </w:rPr>
+    </w:lvl>
+    <w:lvl w:ilvl="5" w:tentative="1">
+      <w:start w:val="1"/>
+      <w:numFmt w:val="bullet"/>
+      <w:lvlText w:val=""/>
+      <w:lvlJc w:val="left"/>
+      <w:pPr>
+        <w:tabs>
+          <w:tab w:val="num" w:pos="4320"/>
+        </w:tabs>
+        <w:ind w:left="4320" w:hanging="360"/>
+      </w:pPr>
+      <w:rPr>
+        <w:rFonts w:ascii="Wingdings" w:hAnsi="Wingdings" w:hint="default"/>
+        <w:sz w:val="20"/>
+      </w:rPr>
+    </w:lvl>
+    <w:lvl w:ilvl="6" w:tentative="1">
+      <w:start w:val="1"/>
+      <w:numFmt w:val="bullet"/>
+      <w:lvlText w:val=""/>
+      <w:lvlJc w:val="left"/>
+      <w:pPr>
+        <w:tabs>
+          <w:tab w:val="num" w:pos="5040"/>
+        </w:tabs>
+        <w:ind w:left="5040" w:hanging="360"/>
+      </w:pPr>
+      <w:rPr>
+        <w:rFonts w:ascii="Wingdings" w:hAnsi="Wingdings" w:hint="default"/>
+        <w:sz w:val="20"/>
+      </w:rPr>
+    </w:lvl>
+    <w:lvl w:ilvl="7" w:tentative="1">
+      <w:start w:val="1"/>
+      <w:numFmt w:val="bullet"/>
+      <w:lvlText w:val=""/>
+      <w:lvlJc w:val="left"/>
+      <w:pPr>
+        <w:tabs>
+          <w:tab w:val="num" w:pos="5760"/>
+        </w:tabs>
+        <w:ind w:left="5760" w:hanging="360"/>
+      </w:pPr>
+      <w:rPr>
+        <w:rFonts w:ascii="Wingdings" w:hAnsi="Wingdings" w:hint="default"/>
+        <w:sz w:val="20"/>
+      </w:rPr>
+    </w:lvl>
+    <w:lvl w:ilvl="8" w:tentative="1">
+      <w:start w:val="1"/>
+      <w:numFmt w:val="bullet"/>
+      <w:lvlText w:val=""/>
+      <w:lvlJc w:val="left"/>
+      <w:pPr>
+        <w:tabs>
+          <w:tab w:val="num" w:pos="6480"/>
+        </w:tabs>
+        <w:ind w:left="6480" w:hanging="360"/>
+      </w:pPr>
+      <w:rPr>
+        <w:rFonts w:ascii="Wingdings" w:hAnsi="Wingdings" w:hint="default"/>
+        <w:sz w:val="20"/>
+      </w:rPr>
+    </w:lvl>
+  </w:abstractNum>
+  <w:abstractNum w:abstractNumId="11" w15:restartNumberingAfterBreak="0">
+    <w:nsid w:val="51403BFE"/>
+    <w:multiLevelType w:val="multilevel"/>
+    <w:tmpl w:val="89D2D424"/>
+    <w:lvl w:ilvl="0">
+      <w:start w:val="1"/>
+      <w:numFmt w:val="bullet"/>
+      <w:lvlText w:val=""/>
+      <w:lvlJc w:val="left"/>
+      <w:pPr>
+        <w:tabs>
+          <w:tab w:val="num" w:pos="720"/>
+        </w:tabs>
+        <w:ind w:left="720" w:hanging="360"/>
+      </w:pPr>
+      <w:rPr>
+        <w:rFonts w:ascii="Symbol" w:hAnsi="Symbol" w:hint="default"/>
+        <w:sz w:val="20"/>
+      </w:rPr>
+    </w:lvl>
+    <w:lvl w:ilvl="1" w:tentative="1">
+      <w:start w:val="1"/>
+      <w:numFmt w:val="bullet"/>
+      <w:lvlText w:val="o"/>
+      <w:lvlJc w:val="left"/>
+      <w:pPr>
+        <w:tabs>
+          <w:tab w:val="num" w:pos="1440"/>
+        </w:tabs>
+        <w:ind w:left="1440" w:hanging="360"/>
+      </w:pPr>
+      <w:rPr>
+        <w:rFonts w:ascii="Courier New" w:hAnsi="Courier New" w:hint="default"/>
+        <w:sz w:val="20"/>
+      </w:rPr>
+    </w:lvl>
+    <w:lvl w:ilvl="2" w:tentative="1">
+      <w:start w:val="1"/>
+      <w:numFmt w:val="bullet"/>
+      <w:lvlText w:val=""/>
+      <w:lvlJc w:val="left"/>
+      <w:pPr>
+        <w:tabs>
+          <w:tab w:val="num" w:pos="2160"/>
+        </w:tabs>
+        <w:ind w:left="2160" w:hanging="360"/>
+      </w:pPr>
+      <w:rPr>
+        <w:rFonts w:ascii="Wingdings" w:hAnsi="Wingdings" w:hint="default"/>
+        <w:sz w:val="20"/>
+      </w:rPr>
+    </w:lvl>
+    <w:lvl w:ilvl="3" w:tentative="1">
+      <w:start w:val="1"/>
+      <w:numFmt w:val="bullet"/>
+      <w:lvlText w:val=""/>
+      <w:lvlJc w:val="left"/>
+      <w:pPr>
+        <w:tabs>
+          <w:tab w:val="num" w:pos="2880"/>
+        </w:tabs>
+        <w:ind w:left="2880" w:hanging="360"/>
+      </w:pPr>
+      <w:rPr>
+        <w:rFonts w:ascii="Wingdings" w:hAnsi="Wingdings" w:hint="default"/>
+        <w:sz w:val="20"/>
+      </w:rPr>
+    </w:lvl>
+    <w:lvl w:ilvl="4" w:tentative="1">
+      <w:start w:val="1"/>
+      <w:numFmt w:val="bullet"/>
+      <w:lvlText w:val=""/>
+      <w:lvlJc w:val="left"/>
+      <w:pPr>
+        <w:tabs>
+          <w:tab w:val="num" w:pos="3600"/>
+        </w:tabs>
+        <w:ind w:left="3600" w:hanging="360"/>
+      </w:pPr>
+      <w:rPr>
+        <w:rFonts w:ascii="Wingdings" w:hAnsi="Wingdings" w:hint="default"/>
+        <w:sz w:val="20"/>
+      </w:rPr>
+    </w:lvl>
+    <w:lvl w:ilvl="5" w:tentative="1">
+      <w:start w:val="1"/>
+      <w:numFmt w:val="bullet"/>
+      <w:lvlText w:val=""/>
+      <w:lvlJc w:val="left"/>
+      <w:pPr>
+        <w:tabs>
+          <w:tab w:val="num" w:pos="4320"/>
+        </w:tabs>
+        <w:ind w:left="4320" w:hanging="360"/>
+      </w:pPr>
+      <w:rPr>
+        <w:rFonts w:ascii="Wingdings" w:hAnsi="Wingdings" w:hint="default"/>
+        <w:sz w:val="20"/>
+      </w:rPr>
+    </w:lvl>
+    <w:lvl w:ilvl="6" w:tentative="1">
+      <w:start w:val="1"/>
+      <w:numFmt w:val="bullet"/>
+      <w:lvlText w:val=""/>
+      <w:lvlJc w:val="left"/>
+      <w:pPr>
+        <w:tabs>
+          <w:tab w:val="num" w:pos="5040"/>
+        </w:tabs>
+        <w:ind w:left="5040" w:hanging="360"/>
+      </w:pPr>
+      <w:rPr>
+        <w:rFonts w:ascii="Wingdings" w:hAnsi="Wingdings" w:hint="default"/>
+        <w:sz w:val="20"/>
+      </w:rPr>
+    </w:lvl>
+    <w:lvl w:ilvl="7" w:tentative="1">
+      <w:start w:val="1"/>
+      <w:numFmt w:val="bullet"/>
+      <w:lvlText w:val=""/>
+      <w:lvlJc w:val="left"/>
+      <w:pPr>
+        <w:tabs>
+          <w:tab w:val="num" w:pos="5760"/>
+        </w:tabs>
+        <w:ind w:left="5760" w:hanging="360"/>
+      </w:pPr>
+      <w:rPr>
+        <w:rFonts w:ascii="Wingdings" w:hAnsi="Wingdings" w:hint="default"/>
+        <w:sz w:val="20"/>
+      </w:rPr>
+    </w:lvl>
+    <w:lvl w:ilvl="8" w:tentative="1">
+      <w:start w:val="1"/>
+      <w:numFmt w:val="bullet"/>
+      <w:lvlText w:val=""/>
+      <w:lvlJc w:val="left"/>
+      <w:pPr>
+        <w:tabs>
+          <w:tab w:val="num" w:pos="6480"/>
+        </w:tabs>
+        <w:ind w:left="6480" w:hanging="360"/>
+      </w:pPr>
+      <w:rPr>
+        <w:rFonts w:ascii="Wingdings" w:hAnsi="Wingdings" w:hint="default"/>
+        <w:sz w:val="20"/>
+      </w:rPr>
+    </w:lvl>
+  </w:abstractNum>
+  <w:abstractNum w:abstractNumId="12" w15:restartNumberingAfterBreak="0">
     <w:nsid w:val="545451B5"/>
     <w:multiLevelType w:val="multilevel"/>
     <w:tmpl w:val="99EEB85A"/>
@@ -2686,7 +8452,124 @@
       </w:pPr>
     </w:lvl>
   </w:abstractNum>
-  <w:abstractNum w:abstractNumId="6" w15:restartNumberingAfterBreak="0">
+  <w:abstractNum w:abstractNumId="13" w15:restartNumberingAfterBreak="0">
+    <w:nsid w:val="61F37197"/>
+    <w:multiLevelType w:val="multilevel"/>
+    <w:tmpl w:val="0040152A"/>
+    <w:lvl w:ilvl="0">
+      <w:start w:val="1"/>
+      <w:numFmt w:val="decimal"/>
+      <w:lvlText w:val="%1."/>
+      <w:lvlJc w:val="left"/>
+      <w:pPr>
+        <w:tabs>
+          <w:tab w:val="num" w:pos="720"/>
+        </w:tabs>
+        <w:ind w:left="720" w:hanging="360"/>
+      </w:pPr>
+    </w:lvl>
+    <w:lvl w:ilvl="1">
+      <w:start w:val="1"/>
+      <w:numFmt w:val="bullet"/>
+      <w:lvlText w:val="o"/>
+      <w:lvlJc w:val="left"/>
+      <w:pPr>
+        <w:tabs>
+          <w:tab w:val="num" w:pos="1440"/>
+        </w:tabs>
+        <w:ind w:left="1440" w:hanging="360"/>
+      </w:pPr>
+      <w:rPr>
+        <w:rFonts w:ascii="Courier New" w:hAnsi="Courier New" w:hint="default"/>
+        <w:sz w:val="20"/>
+      </w:rPr>
+    </w:lvl>
+    <w:lvl w:ilvl="2" w:tentative="1">
+      <w:start w:val="1"/>
+      <w:numFmt w:val="decimal"/>
+      <w:lvlText w:val="%3."/>
+      <w:lvlJc w:val="left"/>
+      <w:pPr>
+        <w:tabs>
+          <w:tab w:val="num" w:pos="2160"/>
+        </w:tabs>
+        <w:ind w:left="2160" w:hanging="360"/>
+      </w:pPr>
+    </w:lvl>
+    <w:lvl w:ilvl="3" w:tentative="1">
+      <w:start w:val="1"/>
+      <w:numFmt w:val="decimal"/>
+      <w:lvlText w:val="%4."/>
+      <w:lvlJc w:val="left"/>
+      <w:pPr>
+        <w:tabs>
+          <w:tab w:val="num" w:pos="2880"/>
+        </w:tabs>
+        <w:ind w:left="2880" w:hanging="360"/>
+      </w:pPr>
+    </w:lvl>
+    <w:lvl w:ilvl="4" w:tentative="1">
+      <w:start w:val="1"/>
+      <w:numFmt w:val="decimal"/>
+      <w:lvlText w:val="%5."/>
+      <w:lvlJc w:val="left"/>
+      <w:pPr>
+        <w:tabs>
+          <w:tab w:val="num" w:pos="3600"/>
+        </w:tabs>
+        <w:ind w:left="3600" w:hanging="360"/>
+      </w:pPr>
+    </w:lvl>
+    <w:lvl w:ilvl="5" w:tentative="1">
+      <w:start w:val="1"/>
+      <w:numFmt w:val="decimal"/>
+      <w:lvlText w:val="%6."/>
+      <w:lvlJc w:val="left"/>
+      <w:pPr>
+        <w:tabs>
+          <w:tab w:val="num" w:pos="4320"/>
+        </w:tabs>
+        <w:ind w:left="4320" w:hanging="360"/>
+      </w:pPr>
+    </w:lvl>
+    <w:lvl w:ilvl="6" w:tentative="1">
+      <w:start w:val="1"/>
+      <w:numFmt w:val="decimal"/>
+      <w:lvlText w:val="%7."/>
+      <w:lvlJc w:val="left"/>
+      <w:pPr>
+        <w:tabs>
+          <w:tab w:val="num" w:pos="5040"/>
+        </w:tabs>
+        <w:ind w:left="5040" w:hanging="360"/>
+      </w:pPr>
+    </w:lvl>
+    <w:lvl w:ilvl="7" w:tentative="1">
+      <w:start w:val="1"/>
+      <w:numFmt w:val="decimal"/>
+      <w:lvlText w:val="%8."/>
+      <w:lvlJc w:val="left"/>
+      <w:pPr>
+        <w:tabs>
+          <w:tab w:val="num" w:pos="5760"/>
+        </w:tabs>
+        <w:ind w:left="5760" w:hanging="360"/>
+      </w:pPr>
+    </w:lvl>
+    <w:lvl w:ilvl="8" w:tentative="1">
+      <w:start w:val="1"/>
+      <w:numFmt w:val="decimal"/>
+      <w:lvlText w:val="%9."/>
+      <w:lvlJc w:val="left"/>
+      <w:pPr>
+        <w:tabs>
+          <w:tab w:val="num" w:pos="6480"/>
+        </w:tabs>
+        <w:ind w:left="6480" w:hanging="360"/>
+      </w:pPr>
+    </w:lvl>
+  </w:abstractNum>
+  <w:abstractNum w:abstractNumId="14" w15:restartNumberingAfterBreak="0">
     <w:nsid w:val="70F831D6"/>
     <w:multiLevelType w:val="multilevel"/>
     <w:tmpl w:val="4EC2D042"/>
@@ -2800,7 +8683,156 @@
       </w:pPr>
     </w:lvl>
   </w:abstractNum>
-  <w:abstractNum w:abstractNumId="7" w15:restartNumberingAfterBreak="0">
+  <w:abstractNum w:abstractNumId="15" w15:restartNumberingAfterBreak="0">
+    <w:nsid w:val="745A73FE"/>
+    <w:multiLevelType w:val="multilevel"/>
+    <w:tmpl w:val="46405334"/>
+    <w:lvl w:ilvl="0">
+      <w:start w:val="1"/>
+      <w:numFmt w:val="bullet"/>
+      <w:lvlText w:val=""/>
+      <w:lvlJc w:val="left"/>
+      <w:pPr>
+        <w:tabs>
+          <w:tab w:val="num" w:pos="720"/>
+        </w:tabs>
+        <w:ind w:left="720" w:hanging="360"/>
+      </w:pPr>
+      <w:rPr>
+        <w:rFonts w:ascii="Symbol" w:hAnsi="Symbol" w:hint="default"/>
+        <w:sz w:val="20"/>
+      </w:rPr>
+    </w:lvl>
+    <w:lvl w:ilvl="1" w:tentative="1">
+      <w:start w:val="1"/>
+      <w:numFmt w:val="bullet"/>
+      <w:lvlText w:val="o"/>
+      <w:lvlJc w:val="left"/>
+      <w:pPr>
+        <w:tabs>
+          <w:tab w:val="num" w:pos="1440"/>
+        </w:tabs>
+        <w:ind w:left="1440" w:hanging="360"/>
+      </w:pPr>
+      <w:rPr>
+        <w:rFonts w:ascii="Courier New" w:hAnsi="Courier New" w:hint="default"/>
+        <w:sz w:val="20"/>
+      </w:rPr>
+    </w:lvl>
+    <w:lvl w:ilvl="2" w:tentative="1">
+      <w:start w:val="1"/>
+      <w:numFmt w:val="bullet"/>
+      <w:lvlText w:val=""/>
+      <w:lvlJc w:val="left"/>
+      <w:pPr>
+        <w:tabs>
+          <w:tab w:val="num" w:pos="2160"/>
+        </w:tabs>
+        <w:ind w:left="2160" w:hanging="360"/>
+      </w:pPr>
+      <w:rPr>
+        <w:rFonts w:ascii="Wingdings" w:hAnsi="Wingdings" w:hint="default"/>
+        <w:sz w:val="20"/>
+      </w:rPr>
+    </w:lvl>
+    <w:lvl w:ilvl="3" w:tentative="1">
+      <w:start w:val="1"/>
+      <w:numFmt w:val="bullet"/>
+      <w:lvlText w:val=""/>
+      <w:lvlJc w:val="left"/>
+      <w:pPr>
+        <w:tabs>
+          <w:tab w:val="num" w:pos="2880"/>
+        </w:tabs>
+        <w:ind w:left="2880" w:hanging="360"/>
+      </w:pPr>
+      <w:rPr>
+        <w:rFonts w:ascii="Wingdings" w:hAnsi="Wingdings" w:hint="default"/>
+        <w:sz w:val="20"/>
+      </w:rPr>
+    </w:lvl>
+    <w:lvl w:ilvl="4" w:tentative="1">
+      <w:start w:val="1"/>
+      <w:numFmt w:val="bullet"/>
+      <w:lvlText w:val=""/>
+      <w:lvlJc w:val="left"/>
+      <w:pPr>
+        <w:tabs>
+          <w:tab w:val="num" w:pos="3600"/>
+        </w:tabs>
+        <w:ind w:left="3600" w:hanging="360"/>
+      </w:pPr>
+      <w:rPr>
+        <w:rFonts w:ascii="Wingdings" w:hAnsi="Wingdings" w:hint="default"/>
+        <w:sz w:val="20"/>
+      </w:rPr>
+    </w:lvl>
+    <w:lvl w:ilvl="5" w:tentative="1">
+      <w:start w:val="1"/>
+      <w:numFmt w:val="bullet"/>
+      <w:lvlText w:val=""/>
+      <w:lvlJc w:val="left"/>
+      <w:pPr>
+        <w:tabs>
+          <w:tab w:val="num" w:pos="4320"/>
+        </w:tabs>
+        <w:ind w:left="4320" w:hanging="360"/>
+      </w:pPr>
+      <w:rPr>
+        <w:rFonts w:ascii="Wingdings" w:hAnsi="Wingdings" w:hint="default"/>
+        <w:sz w:val="20"/>
+      </w:rPr>
+    </w:lvl>
+    <w:lvl w:ilvl="6" w:tentative="1">
+      <w:start w:val="1"/>
+      <w:numFmt w:val="bullet"/>
+      <w:lvlText w:val=""/>
+      <w:lvlJc w:val="left"/>
+      <w:pPr>
+        <w:tabs>
+          <w:tab w:val="num" w:pos="5040"/>
+        </w:tabs>
+        <w:ind w:left="5040" w:hanging="360"/>
+      </w:pPr>
+      <w:rPr>
+        <w:rFonts w:ascii="Wingdings" w:hAnsi="Wingdings" w:hint="default"/>
+        <w:sz w:val="20"/>
+      </w:rPr>
+    </w:lvl>
+    <w:lvl w:ilvl="7" w:tentative="1">
+      <w:start w:val="1"/>
+      <w:numFmt w:val="bullet"/>
+      <w:lvlText w:val=""/>
+      <w:lvlJc w:val="left"/>
+      <w:pPr>
+        <w:tabs>
+          <w:tab w:val="num" w:pos="5760"/>
+        </w:tabs>
+        <w:ind w:left="5760" w:hanging="360"/>
+      </w:pPr>
+      <w:rPr>
+        <w:rFonts w:ascii="Wingdings" w:hAnsi="Wingdings" w:hint="default"/>
+        <w:sz w:val="20"/>
+      </w:rPr>
+    </w:lvl>
+    <w:lvl w:ilvl="8" w:tentative="1">
+      <w:start w:val="1"/>
+      <w:numFmt w:val="bullet"/>
+      <w:lvlText w:val=""/>
+      <w:lvlJc w:val="left"/>
+      <w:pPr>
+        <w:tabs>
+          <w:tab w:val="num" w:pos="6480"/>
+        </w:tabs>
+        <w:ind w:left="6480" w:hanging="360"/>
+      </w:pPr>
+      <w:rPr>
+        <w:rFonts w:ascii="Wingdings" w:hAnsi="Wingdings" w:hint="default"/>
+        <w:sz w:val="20"/>
+      </w:rPr>
+    </w:lvl>
+  </w:abstractNum>
+  <w:abstractNum w:abstractNumId="16" w15:restartNumberingAfterBreak="0">
     <w:nsid w:val="7AC243A5"/>
     <w:multiLevelType w:val="hybridMultilevel"/>
     <w:tmpl w:val="C4860632"/>
@@ -2887,31 +8919,58 @@
     </w:lvl>
   </w:abstractNum>
   <w:num w:numId="1" w16cid:durableId="1489830421">
+    <w:abstractNumId w:val="7"/>
+  </w:num>
+  <w:num w:numId="2" w16cid:durableId="741834170">
+    <w:abstractNumId w:val="6"/>
+  </w:num>
+  <w:num w:numId="3" w16cid:durableId="416290093">
+    <w:abstractNumId w:val="6"/>
+  </w:num>
+  <w:num w:numId="4" w16cid:durableId="1200627316">
+    <w:abstractNumId w:val="8"/>
+  </w:num>
+  <w:num w:numId="5" w16cid:durableId="6372995">
+    <w:abstractNumId w:val="14"/>
+  </w:num>
+  <w:num w:numId="6" w16cid:durableId="1021780504">
+    <w:abstractNumId w:val="16"/>
+  </w:num>
+  <w:num w:numId="7" w16cid:durableId="2027827646">
+    <w:abstractNumId w:val="12"/>
+  </w:num>
+  <w:num w:numId="8" w16cid:durableId="1735466379">
+    <w:abstractNumId w:val="4"/>
+  </w:num>
+  <w:num w:numId="9" w16cid:durableId="2130320166">
+    <w:abstractNumId w:val="2"/>
+  </w:num>
+  <w:num w:numId="10" w16cid:durableId="467941166">
+    <w:abstractNumId w:val="9"/>
+  </w:num>
+  <w:num w:numId="11" w16cid:durableId="501160803">
     <w:abstractNumId w:val="3"/>
   </w:num>
-  <w:num w:numId="2" w16cid:durableId="741834170">
-    <w:abstractNumId w:val="2"/>
+  <w:num w:numId="12" w16cid:durableId="438720999">
+    <w:abstractNumId w:val="1"/>
   </w:num>
-  <w:num w:numId="3" w16cid:durableId="416290093">
-    <w:abstractNumId w:val="2"/>
-  </w:num>
-  <w:num w:numId="4" w16cid:durableId="1200627316">
-    <w:abstractNumId w:val="4"/>
-  </w:num>
-  <w:num w:numId="5" w16cid:durableId="6372995">
-    <w:abstractNumId w:val="6"/>
-  </w:num>
-  <w:num w:numId="6" w16cid:durableId="1021780504">
-    <w:abstractNumId w:val="7"/>
-  </w:num>
-  <w:num w:numId="7" w16cid:durableId="2027827646">
+  <w:num w:numId="13" w16cid:durableId="205221694">
     <w:abstractNumId w:val="5"/>
   </w:num>
-  <w:num w:numId="8" w16cid:durableId="1735466379">
-    <w:abstractNumId w:val="1"/>
+  <w:num w:numId="14" w16cid:durableId="1064529423">
+    <w:abstractNumId w:val="0"/>
   </w:num>
-  <w:num w:numId="9" w16cid:durableId="2130320166">
-    <w:abstractNumId w:val="0"/>
+  <w:num w:numId="15" w16cid:durableId="1118715215">
+    <w:abstractNumId w:val="15"/>
+  </w:num>
+  <w:num w:numId="16" w16cid:durableId="2146387697">
+    <w:abstractNumId w:val="11"/>
+  </w:num>
+  <w:num w:numId="17" w16cid:durableId="981883598">
+    <w:abstractNumId w:val="13"/>
+  </w:num>
+  <w:num w:numId="18" w16cid:durableId="1463377353">
+    <w:abstractNumId w:val="10"/>
   </w:num>
 </w:numbering>
 </file>
